--- a/08-传感器电路/10-生物传感器电路/心率检测电路/心率检测电路.docx
+++ b/08-传感器电路/10-生物传感器电路/心率检测电路/心率检测电路.docx
@@ -2301,6 +2301,20 @@
     </w:p>
     <w:bookmarkEnd w:id="26"/>
     <w:bookmarkEnd w:id="27"/>
+    <w:p>
+      <w:pPr>
+        <w:spacing w:before="360"/>
+        <w:jc w:val="center"/>
+      </w:pPr>
+      <w:r>
+        <w:rPr>
+          <w:rFonts w:ascii="Times New Roman" w:hAnsi="Times New Roman"/>
+          <w:color w:val="555555"/>
+          <w:sz w:val="21"/>
+        </w:rPr>
+        <w:t>材料收集者：杜文杰</w:t>
+      </w:r>
+    </w:p>
     <w:sectPr>
       <w:headerReference r:id="rId9" w:type="default"/>
       <w:footerReference r:id="rId10" w:type="default"/>

--- a/08-传感器电路/10-生物传感器电路/心率检测电路/心率检测电路.docx
+++ b/08-传感器电路/10-生物传感器电路/心率检测电路/心率检测电路.docx
@@ -1,6 +1,6 @@
 
 <file path=word/document.xml><?xml version="1.0" encoding="utf-8"?>
-<w:document xmlns:w="http://schemas.openxmlformats.org/wordprocessingml/2006/main" xmlns:m="http://schemas.openxmlformats.org/officeDocument/2006/math" xmlns:r="http://schemas.openxmlformats.org/officeDocument/2006/relationships" xmlns:o="urn:schemas-microsoft-com:office:office" xmlns:v="urn:schemas-microsoft-com:vml" xmlns:w10="urn:schemas-microsoft-com:office:word" xmlns:a="http://schemas.openxmlformats.org/drawingml/2006/main" xmlns:pic="http://schemas.openxmlformats.org/drawingml/2006/picture" xmlns:wp="http://schemas.openxmlformats.org/drawingml/2006/wordprocessingDrawing">
+<w:document xmlns:m="http://schemas.openxmlformats.org/officeDocument/2006/math" xmlns:r="http://schemas.openxmlformats.org/officeDocument/2006/relationships" xmlns:w="http://schemas.openxmlformats.org/wordprocessingml/2006/main" xmlns:o="urn:schemas-microsoft-com:office:office" xmlns:v="urn:schemas-microsoft-com:vml" xmlns:w10="urn:schemas-microsoft-com:office:word" xmlns:a="http://schemas.openxmlformats.org/drawingml/2006/main" xmlns:pic="http://schemas.openxmlformats.org/drawingml/2006/picture" xmlns:wp="http://schemas.openxmlformats.org/drawingml/2006/wordprocessingDrawing">
   <w:body>
     <w:bookmarkStart w:id="27" w:name="心率检测电路"/>
     <w:p>
@@ -9,7 +9,7 @@
       </w:pPr>
       <w:r>
         <w:rPr>
-          <w:rFonts w:hint="eastAsia"/>
+          <w:rFonts w:hint="eastAsia" w:eastAsia="黑体"/>
         </w:rPr>
         <w:t xml:space="preserve">心率检测电路</w:t>
       </w:r>
@@ -21,7 +21,7 @@
       </w:pPr>
       <w:r>
         <w:rPr>
-          <w:rFonts w:hint="eastAsia"/>
+          <w:rFonts w:hint="eastAsia" w:eastAsia="黑体"/>
         </w:rPr>
         <w:t xml:space="preserve">拓扑描述</w:t>
       </w:r>
@@ -32,16 +32,19 @@
       </w:pPr>
       <w:r>
         <w:rPr>
-          <w:rFonts w:hint="eastAsia"/>
+          <w:rFonts w:hint="eastAsia" w:eastAsia="黑体"/>
         </w:rPr>
         <w:t xml:space="preserve">由</w:t>
       </w:r>
       <w:r>
+        <w:rPr>
+          <w:rFonts w:eastAsia="黑体"/>
+        </w:rPr>
         <w:t xml:space="preserve"> </w:t>
       </w:r>
       <w:r>
         <w:rPr>
-          <w:rFonts w:hint="eastAsia"/>
+          <w:rFonts w:hint="eastAsia" w:eastAsia="黑体"/>
           <w:b/>
           <w:bCs/>
         </w:rPr>
@@ -49,6 +52,7 @@
       </w:r>
       <w:r>
         <w:rPr>
+          <w:rFonts w:eastAsia="黑体"/>
           <w:b/>
           <w:bCs/>
         </w:rPr>
@@ -56,7 +60,7 @@
       </w:r>
       <w:r>
         <w:rPr>
-          <w:rFonts w:hint="eastAsia"/>
+          <w:rFonts w:hint="eastAsia" w:eastAsia="黑体"/>
           <w:b/>
           <w:bCs/>
         </w:rPr>
@@ -64,6 +68,7 @@
       </w:r>
       <w:r>
         <w:rPr>
+          <w:rFonts w:eastAsia="黑体"/>
           <w:b/>
           <w:bCs/>
         </w:rPr>
@@ -71,7 +76,7 @@
       </w:r>
       <w:r>
         <w:rPr>
-          <w:rFonts w:hint="eastAsia"/>
+          <w:rFonts w:hint="eastAsia" w:eastAsia="黑体"/>
           <w:b/>
           <w:bCs/>
         </w:rPr>
@@ -79,6 +84,7 @@
       </w:r>
       <w:r>
         <w:rPr>
+          <w:rFonts w:eastAsia="黑体"/>
           <w:b/>
           <w:bCs/>
         </w:rPr>
@@ -86,17 +92,21 @@
       </w:r>
       <w:r>
         <w:rPr>
-          <w:rFonts w:hint="eastAsia"/>
+          <w:rFonts w:hint="eastAsia" w:eastAsia="黑体"/>
           <w:b/>
           <w:bCs/>
         </w:rPr>
         <w:t xml:space="preserve">光电容积脉搏波法）</w:t>
       </w:r>
       <w:r>
+        <w:rPr>
+          <w:rFonts w:eastAsia="黑体"/>
+        </w:rPr>
         <w:t xml:space="preserve">、</w:t>
       </w:r>
       <w:r>
         <w:rPr>
+          <w:rFonts w:eastAsia="黑体"/>
           <w:b/>
           <w:bCs/>
         </w:rPr>
@@ -104,18 +114,21 @@
       </w:r>
       <w:r>
         <w:rPr>
-          <w:rFonts w:hint="eastAsia"/>
+          <w:rFonts w:hint="eastAsia" w:eastAsia="黑体"/>
           <w:b/>
           <w:bCs/>
         </w:rPr>
         <w:t xml:space="preserve">驱动电路</w:t>
       </w:r>
       <w:r>
+        <w:rPr>
+          <w:rFonts w:eastAsia="黑体"/>
+        </w:rPr>
         <w:t xml:space="preserve">、</w:t>
       </w:r>
       <w:r>
         <w:rPr>
-          <w:rFonts w:hint="eastAsia"/>
+          <w:rFonts w:hint="eastAsia" w:eastAsia="黑体"/>
           <w:b/>
           <w:bCs/>
         </w:rPr>
@@ -123,6 +136,7 @@
       </w:r>
       <w:r>
         <w:rPr>
+          <w:rFonts w:eastAsia="黑体"/>
           <w:b/>
           <w:bCs/>
         </w:rPr>
@@ -130,7 +144,7 @@
       </w:r>
       <w:r>
         <w:rPr>
-          <w:rFonts w:hint="eastAsia"/>
+          <w:rFonts w:hint="eastAsia" w:eastAsia="黑体"/>
           <w:b/>
           <w:bCs/>
         </w:rPr>
@@ -138,6 +152,7 @@
       </w:r>
       <w:r>
         <w:rPr>
+          <w:rFonts w:eastAsia="黑体"/>
           <w:b/>
           <w:bCs/>
         </w:rPr>
@@ -159,18 +174,21 @@
       </m:oMath>
       <w:r>
         <w:rPr>
-          <w:rFonts w:hint="eastAsia"/>
+          <w:rFonts w:hint="eastAsia" w:eastAsia="黑体"/>
           <w:b/>
           <w:bCs/>
         </w:rPr>
         <w:t xml:space="preserve">）</w:t>
       </w:r>
       <w:r>
+        <w:rPr>
+          <w:rFonts w:eastAsia="黑体"/>
+        </w:rPr>
         <w:t xml:space="preserve">、</w:t>
       </w:r>
       <w:r>
         <w:rPr>
-          <w:rFonts w:hint="eastAsia"/>
+          <w:rFonts w:hint="eastAsia" w:eastAsia="黑体"/>
           <w:b/>
           <w:bCs/>
         </w:rPr>
@@ -183,6 +201,7 @@
       </m:oMath>
       <w:r>
         <w:rPr>
+          <w:rFonts w:eastAsia="黑体"/>
           <w:b/>
           <w:bCs/>
         </w:rPr>
@@ -195,6 +214,7 @@
       </m:oMath>
       <w:r>
         <w:rPr>
+          <w:rFonts w:eastAsia="黑体"/>
           <w:b/>
           <w:bCs/>
         </w:rPr>
@@ -202,43 +222,53 @@
       </w:r>
       <w:r>
         <w:rPr>
-          <w:rFonts w:hint="eastAsia"/>
+          <w:rFonts w:hint="eastAsia" w:eastAsia="黑体"/>
           <w:b/>
           <w:bCs/>
         </w:rPr>
         <w:t xml:space="preserve">等电阻电容）</w:t>
       </w:r>
       <w:r>
+        <w:rPr>
+          <w:rFonts w:eastAsia="黑体"/>
+        </w:rPr>
         <w:t xml:space="preserve"> </w:t>
       </w:r>
       <w:r>
         <w:rPr>
-          <w:rFonts w:hint="eastAsia"/>
+          <w:rFonts w:hint="eastAsia" w:eastAsia="黑体"/>
         </w:rPr>
         <w:t xml:space="preserve">以及</w:t>
       </w:r>
       <w:r>
+        <w:rPr>
+          <w:rFonts w:eastAsia="黑体"/>
+        </w:rPr>
         <w:t xml:space="preserve"> </w:t>
       </w:r>
       <w:r>
         <w:rPr>
+          <w:rFonts w:eastAsia="黑体"/>
           <w:b/>
           <w:bCs/>
         </w:rPr>
         <w:t xml:space="preserve">ADC/MCU</w:t>
       </w:r>
       <w:r>
+        <w:rPr>
+          <w:rFonts w:eastAsia="黑体"/>
+        </w:rPr>
         <w:t xml:space="preserve"> </w:t>
       </w:r>
       <w:r>
         <w:rPr>
-          <w:rFonts w:hint="eastAsia"/>
+          <w:rFonts w:hint="eastAsia" w:eastAsia="黑体"/>
         </w:rPr>
         <w:t xml:space="preserve">组成。电路的关键节点为：</w:t>
       </w:r>
       <w:r>
         <w:rPr>
-          <w:rFonts w:hint="eastAsia"/>
+          <w:rFonts w:hint="eastAsia" w:eastAsia="黑体"/>
           <w:b/>
           <w:bCs/>
         </w:rPr>
@@ -246,6 +276,7 @@
       </w:r>
       <w:r>
         <w:rPr>
+          <w:rFonts w:eastAsia="黑体"/>
           <w:b/>
           <w:bCs/>
         </w:rPr>
@@ -253,7 +284,7 @@
       </w:r>
       <w:r>
         <w:rPr>
-          <w:rFonts w:hint="eastAsia"/>
+          <w:rFonts w:hint="eastAsia" w:eastAsia="黑体"/>
           <w:b/>
           <w:bCs/>
         </w:rPr>
@@ -261,31 +292,37 @@
       </w:r>
       <w:r>
         <w:rPr>
-          <w:rFonts w:hint="eastAsia"/>
+          <w:rFonts w:hint="eastAsia" w:eastAsia="黑体"/>
         </w:rPr>
         <w:t xml:space="preserve">（LED</w:t>
       </w:r>
       <w:r>
+        <w:rPr>
+          <w:rFonts w:eastAsia="黑体"/>
+        </w:rPr>
         <w:t xml:space="preserve"> </w:t>
       </w:r>
       <w:r>
         <w:rPr>
-          <w:rFonts w:hint="eastAsia"/>
+          <w:rFonts w:hint="eastAsia" w:eastAsia="黑体"/>
         </w:rPr>
         <w:t xml:space="preserve">驱动级输出端与绿光</w:t>
       </w:r>
       <w:r>
+        <w:rPr>
+          <w:rFonts w:eastAsia="黑体"/>
+        </w:rPr>
         <w:t xml:space="preserve"> LED </w:t>
       </w:r>
       <w:r>
         <w:rPr>
-          <w:rFonts w:hint="eastAsia"/>
+          <w:rFonts w:hint="eastAsia" w:eastAsia="黑体"/>
         </w:rPr>
         <w:t xml:space="preserve">的阳极相接）；</w:t>
       </w:r>
       <w:r>
         <w:rPr>
-          <w:rFonts w:hint="eastAsia"/>
+          <w:rFonts w:hint="eastAsia" w:eastAsia="黑体"/>
           <w:b/>
           <w:bCs/>
         </w:rPr>
@@ -293,6 +330,7 @@
       </w:r>
       <w:r>
         <w:rPr>
+          <w:rFonts w:eastAsia="黑体"/>
           <w:b/>
           <w:bCs/>
         </w:rPr>
@@ -300,7 +338,7 @@
       </w:r>
       <w:r>
         <w:rPr>
-          <w:rFonts w:hint="eastAsia"/>
+          <w:rFonts w:hint="eastAsia" w:eastAsia="黑体"/>
           <w:b/>
           <w:bCs/>
         </w:rPr>
@@ -308,40 +346,49 @@
       </w:r>
       <w:r>
         <w:rPr>
-          <w:rFonts w:hint="eastAsia"/>
+          <w:rFonts w:hint="eastAsia" w:eastAsia="黑体"/>
         </w:rPr>
         <w:t xml:space="preserve">（光电二极管</w:t>
       </w:r>
       <w:r>
+        <w:rPr>
+          <w:rFonts w:eastAsia="黑体"/>
+        </w:rPr>
         <w:t xml:space="preserve"> PD </w:t>
       </w:r>
       <w:r>
         <w:rPr>
-          <w:rFonts w:hint="eastAsia"/>
+          <w:rFonts w:hint="eastAsia" w:eastAsia="黑体"/>
         </w:rPr>
         <w:t xml:space="preserve">的阴极接</w:t>
       </w:r>
       <w:r>
+        <w:rPr>
+          <w:rFonts w:eastAsia="黑体"/>
+        </w:rPr>
         <w:t xml:space="preserve"> A1 </w:t>
       </w:r>
       <w:r>
         <w:rPr>
-          <w:rFonts w:hint="eastAsia"/>
+          <w:rFonts w:hint="eastAsia" w:eastAsia="黑体"/>
         </w:rPr>
         <w:t xml:space="preserve">的反相输入端</w:t>
       </w:r>
       <w:r>
+        <w:rPr>
+          <w:rFonts w:eastAsia="黑体"/>
+        </w:rPr>
         <w:t xml:space="preserve"> </w:t>
       </w:r>
       <w:r>
         <w:rPr>
-          <w:rFonts w:hint="eastAsia"/>
+          <w:rFonts w:hint="eastAsia" w:eastAsia="黑体"/>
         </w:rPr>
         <w:t xml:space="preserve">IN−，是光电流转换为电压的电流—电压节点）；</w:t>
       </w:r>
       <w:r>
         <w:rPr>
-          <w:rFonts w:hint="eastAsia"/>
+          <w:rFonts w:hint="eastAsia" w:eastAsia="黑体"/>
           <w:b/>
           <w:bCs/>
         </w:rPr>
@@ -349,6 +396,7 @@
       </w:r>
       <w:r>
         <w:rPr>
+          <w:rFonts w:eastAsia="黑体"/>
           <w:b/>
           <w:bCs/>
         </w:rPr>
@@ -356,7 +404,7 @@
       </w:r>
       <w:r>
         <w:rPr>
-          <w:rFonts w:hint="eastAsia"/>
+          <w:rFonts w:hint="eastAsia" w:eastAsia="黑体"/>
           <w:b/>
           <w:bCs/>
         </w:rPr>
@@ -364,31 +412,37 @@
       </w:r>
       <w:r>
         <w:rPr>
-          <w:rFonts w:hint="eastAsia"/>
+          <w:rFonts w:hint="eastAsia" w:eastAsia="黑体"/>
         </w:rPr>
         <w:t xml:space="preserve">（A1</w:t>
       </w:r>
       <w:r>
+        <w:rPr>
+          <w:rFonts w:eastAsia="黑体"/>
+        </w:rPr>
         <w:t xml:space="preserve"> </w:t>
       </w:r>
       <w:r>
         <w:rPr>
-          <w:rFonts w:hint="eastAsia"/>
+          <w:rFonts w:hint="eastAsia" w:eastAsia="黑体"/>
         </w:rPr>
         <w:t xml:space="preserve">的同相输入端</w:t>
       </w:r>
       <w:r>
+        <w:rPr>
+          <w:rFonts w:eastAsia="黑体"/>
+        </w:rPr>
         <w:t xml:space="preserve"> IN+ </w:t>
       </w:r>
       <w:r>
         <w:rPr>
-          <w:rFonts w:hint="eastAsia"/>
+          <w:rFonts w:hint="eastAsia" w:eastAsia="黑体"/>
         </w:rPr>
         <w:t xml:space="preserve">接偏置参考电位）；</w:t>
       </w:r>
       <w:r>
         <w:rPr>
-          <w:rFonts w:hint="eastAsia"/>
+          <w:rFonts w:hint="eastAsia" w:eastAsia="黑体"/>
           <w:b/>
           <w:bCs/>
         </w:rPr>
@@ -396,6 +450,7 @@
       </w:r>
       <w:r>
         <w:rPr>
+          <w:rFonts w:eastAsia="黑体"/>
           <w:b/>
           <w:bCs/>
         </w:rPr>
@@ -403,7 +458,7 @@
       </w:r>
       <w:r>
         <w:rPr>
-          <w:rFonts w:hint="eastAsia"/>
+          <w:rFonts w:hint="eastAsia" w:eastAsia="黑体"/>
           <w:b/>
           <w:bCs/>
         </w:rPr>
@@ -411,7 +466,7 @@
       </w:r>
       <w:r>
         <w:rPr>
-          <w:rFonts w:hint="eastAsia"/>
+          <w:rFonts w:hint="eastAsia" w:eastAsia="黑体"/>
         </w:rPr>
         <w:t xml:space="preserve">（</w:t>
       </w:r>
@@ -430,35 +485,44 @@
         </m:sSub>
       </m:oMath>
       <w:r>
+        <w:rPr>
+          <w:rFonts w:eastAsia="黑体"/>
+        </w:rPr>
         <w:t xml:space="preserve"> </w:t>
       </w:r>
       <w:r>
         <w:rPr>
-          <w:rFonts w:hint="eastAsia"/>
+          <w:rFonts w:hint="eastAsia" w:eastAsia="黑体"/>
         </w:rPr>
         <w:t xml:space="preserve">的一端接节点②、另一端接</w:t>
       </w:r>
       <w:r>
+        <w:rPr>
+          <w:rFonts w:eastAsia="黑体"/>
+        </w:rPr>
         <w:t xml:space="preserve"> A1 </w:t>
       </w:r>
       <w:r>
         <w:rPr>
-          <w:rFonts w:hint="eastAsia"/>
+          <w:rFonts w:hint="eastAsia" w:eastAsia="黑体"/>
         </w:rPr>
         <w:t xml:space="preserve">的输出端</w:t>
       </w:r>
       <w:r>
+        <w:rPr>
+          <w:rFonts w:eastAsia="黑体"/>
+        </w:rPr>
         <w:t xml:space="preserve"> </w:t>
       </w:r>
       <w:r>
         <w:rPr>
-          <w:rFonts w:hint="eastAsia"/>
+          <w:rFonts w:hint="eastAsia" w:eastAsia="黑体"/>
         </w:rPr>
         <w:t xml:space="preserve">OUT）；</w:t>
       </w:r>
       <w:r>
         <w:rPr>
-          <w:rFonts w:hint="eastAsia"/>
+          <w:rFonts w:hint="eastAsia" w:eastAsia="黑体"/>
           <w:b/>
           <w:bCs/>
         </w:rPr>
@@ -466,6 +530,7 @@
       </w:r>
       <w:r>
         <w:rPr>
+          <w:rFonts w:eastAsia="黑体"/>
           <w:b/>
           <w:bCs/>
         </w:rPr>
@@ -473,7 +538,7 @@
       </w:r>
       <w:r>
         <w:rPr>
-          <w:rFonts w:hint="eastAsia"/>
+          <w:rFonts w:hint="eastAsia" w:eastAsia="黑体"/>
           <w:b/>
           <w:bCs/>
         </w:rPr>
@@ -481,29 +546,38 @@
       </w:r>
       <w:r>
         <w:rPr>
-          <w:rFonts w:hint="eastAsia"/>
+          <w:rFonts w:hint="eastAsia" w:eastAsia="黑体"/>
         </w:rPr>
         <w:t xml:space="preserve">（A1</w:t>
       </w:r>
       <w:r>
+        <w:rPr>
+          <w:rFonts w:eastAsia="黑体"/>
+        </w:rPr>
         <w:t xml:space="preserve"> </w:t>
       </w:r>
       <w:r>
         <w:rPr>
-          <w:rFonts w:hint="eastAsia"/>
+          <w:rFonts w:hint="eastAsia" w:eastAsia="黑体"/>
         </w:rPr>
         <w:t xml:space="preserve">的</w:t>
       </w:r>
       <w:r>
+        <w:rPr>
+          <w:rFonts w:eastAsia="黑体"/>
+        </w:rPr>
         <w:t xml:space="preserve"> </w:t>
       </w:r>
       <w:r>
         <w:rPr>
-          <w:rFonts w:hint="eastAsia"/>
+          <w:rFonts w:hint="eastAsia" w:eastAsia="黑体"/>
         </w:rPr>
         <w:t xml:space="preserve">OUT，对应</w:t>
       </w:r>
       <w:r>
+        <w:rPr>
+          <w:rFonts w:eastAsia="黑体"/>
+        </w:rPr>
         <w:t xml:space="preserve"> </w:t>
       </w:r>
       <m:oMath>
@@ -567,13 +641,13 @@
       </m:oMath>
       <w:r>
         <w:rPr>
-          <w:rFonts w:hint="eastAsia"/>
+          <w:rFonts w:hint="eastAsia" w:eastAsia="黑体"/>
         </w:rPr>
         <w:t xml:space="preserve">）；</w:t>
       </w:r>
       <w:r>
         <w:rPr>
-          <w:rFonts w:hint="eastAsia"/>
+          <w:rFonts w:hint="eastAsia" w:eastAsia="黑体"/>
           <w:b/>
           <w:bCs/>
         </w:rPr>
@@ -581,6 +655,7 @@
       </w:r>
       <w:r>
         <w:rPr>
+          <w:rFonts w:eastAsia="黑体"/>
           <w:b/>
           <w:bCs/>
         </w:rPr>
@@ -588,7 +663,7 @@
       </w:r>
       <w:r>
         <w:rPr>
-          <w:rFonts w:hint="eastAsia"/>
+          <w:rFonts w:hint="eastAsia" w:eastAsia="黑体"/>
           <w:b/>
           <w:bCs/>
         </w:rPr>
@@ -596,34 +671,43 @@
       </w:r>
       <w:r>
         <w:rPr>
-          <w:rFonts w:hint="eastAsia"/>
+          <w:rFonts w:hint="eastAsia" w:eastAsia="黑体"/>
         </w:rPr>
         <w:t xml:space="preserve">（经高通、低通滤波后的信号接</w:t>
       </w:r>
       <w:r>
+        <w:rPr>
+          <w:rFonts w:eastAsia="黑体"/>
+        </w:rPr>
         <w:t xml:space="preserve"> ADC/MCU </w:t>
       </w:r>
       <w:r>
         <w:rPr>
-          <w:rFonts w:hint="eastAsia"/>
+          <w:rFonts w:hint="eastAsia" w:eastAsia="黑体"/>
         </w:rPr>
         <w:t xml:space="preserve">的采样输入端）；另有正电源</w:t>
       </w:r>
       <w:r>
+        <w:rPr>
+          <w:rFonts w:eastAsia="黑体"/>
+        </w:rPr>
         <w:t xml:space="preserve"> +VCC </w:t>
       </w:r>
       <w:r>
         <w:rPr>
-          <w:rFonts w:hint="eastAsia"/>
+          <w:rFonts w:hint="eastAsia" w:eastAsia="黑体"/>
         </w:rPr>
         <w:t xml:space="preserve">与地</w:t>
       </w:r>
       <w:r>
+        <w:rPr>
+          <w:rFonts w:eastAsia="黑体"/>
+        </w:rPr>
         <w:t xml:space="preserve"> GND </w:t>
       </w:r>
       <w:r>
         <w:rPr>
-          <w:rFonts w:hint="eastAsia"/>
+          <w:rFonts w:hint="eastAsia" w:eastAsia="黑体"/>
         </w:rPr>
         <w:t xml:space="preserve">两个电源节点。</w:t>
       </w:r>
@@ -632,13 +716,13 @@
       <w:pPr/>
       <w:r>
         <w:rPr>
-          <w:rFonts w:hint="eastAsia"/>
+          <w:rFonts w:hint="eastAsia" w:eastAsia="黑体"/>
         </w:rPr>
         <w:t xml:space="preserve">各元件管脚连接：</w:t>
       </w:r>
       <w:r>
         <w:rPr>
-          <w:rFonts w:hint="eastAsia"/>
+          <w:rFonts w:hint="eastAsia" w:eastAsia="黑体"/>
           <w:b/>
           <w:bCs/>
         </w:rPr>
@@ -646,32 +730,39 @@
       </w:r>
       <w:r>
         <w:rPr>
+          <w:rFonts w:eastAsia="黑体"/>
           <w:b/>
           <w:bCs/>
         </w:rPr>
         <w:t xml:space="preserve"> LED</w:t>
       </w:r>
       <w:r>
+        <w:rPr>
+          <w:rFonts w:eastAsia="黑体"/>
+        </w:rPr>
         <w:t xml:space="preserve"> </w:t>
       </w:r>
       <w:r>
         <w:rPr>
-          <w:rFonts w:hint="eastAsia"/>
+          <w:rFonts w:hint="eastAsia" w:eastAsia="黑体"/>
         </w:rPr>
         <w:t xml:space="preserve">阳极接</w:t>
       </w:r>
       <w:r>
+        <w:rPr>
+          <w:rFonts w:eastAsia="黑体"/>
+        </w:rPr>
         <w:t xml:space="preserve"> LED </w:t>
       </w:r>
       <w:r>
         <w:rPr>
-          <w:rFonts w:hint="eastAsia"/>
+          <w:rFonts w:hint="eastAsia" w:eastAsia="黑体"/>
         </w:rPr>
         <w:t xml:space="preserve">驱动节点①、阴极接公共地；</w:t>
       </w:r>
       <w:r>
         <w:rPr>
-          <w:rFonts w:hint="eastAsia"/>
+          <w:rFonts w:hint="eastAsia" w:eastAsia="黑体"/>
           <w:b/>
           <w:bCs/>
         </w:rPr>
@@ -679,23 +770,27 @@
       </w:r>
       <w:r>
         <w:rPr>
+          <w:rFonts w:eastAsia="黑体"/>
           <w:b/>
           <w:bCs/>
         </w:rPr>
         <w:t xml:space="preserve"> PD</w:t>
       </w:r>
       <w:r>
+        <w:rPr>
+          <w:rFonts w:eastAsia="黑体"/>
+        </w:rPr>
         <w:t xml:space="preserve"> </w:t>
       </w:r>
       <w:r>
         <w:rPr>
-          <w:rFonts w:hint="eastAsia"/>
+          <w:rFonts w:hint="eastAsia" w:eastAsia="黑体"/>
         </w:rPr>
         <w:t xml:space="preserve">阴极接光电探测节点②、阳极接地（或接偏置电位）；</w:t>
       </w:r>
       <w:r>
         <w:rPr>
-          <w:rFonts w:hint="eastAsia"/>
+          <w:rFonts w:hint="eastAsia" w:eastAsia="黑体"/>
           <w:b/>
           <w:bCs/>
         </w:rPr>
@@ -703,86 +798,111 @@
       </w:r>
       <w:r>
         <w:rPr>
+          <w:rFonts w:eastAsia="黑体"/>
           <w:b/>
           <w:bCs/>
         </w:rPr>
         <w:t xml:space="preserve"> A1</w:t>
       </w:r>
       <w:r>
+        <w:rPr>
+          <w:rFonts w:eastAsia="黑体"/>
+        </w:rPr>
         <w:t xml:space="preserve"> </w:t>
       </w:r>
       <w:r>
         <w:rPr>
-          <w:rFonts w:hint="eastAsia"/>
+          <w:rFonts w:hint="eastAsia" w:eastAsia="黑体"/>
         </w:rPr>
         <w:t xml:space="preserve">的</w:t>
       </w:r>
       <w:r>
+        <w:rPr>
+          <w:rFonts w:eastAsia="黑体"/>
+        </w:rPr>
         <w:t xml:space="preserve"> IN− </w:t>
       </w:r>
       <w:r>
         <w:rPr>
-          <w:rFonts w:hint="eastAsia"/>
+          <w:rFonts w:hint="eastAsia" w:eastAsia="黑体"/>
         </w:rPr>
         <w:t xml:space="preserve">接节点②、IN+</w:t>
       </w:r>
       <w:r>
+        <w:rPr>
+          <w:rFonts w:eastAsia="黑体"/>
+        </w:rPr>
         <w:t xml:space="preserve"> </w:t>
       </w:r>
       <w:r>
         <w:rPr>
-          <w:rFonts w:hint="eastAsia"/>
+          <w:rFonts w:hint="eastAsia" w:eastAsia="黑体"/>
         </w:rPr>
         <w:t xml:space="preserve">接节点③、OUT</w:t>
       </w:r>
       <w:r>
+        <w:rPr>
+          <w:rFonts w:eastAsia="黑体"/>
+        </w:rPr>
         <w:t xml:space="preserve"> </w:t>
       </w:r>
       <w:r>
         <w:rPr>
-          <w:rFonts w:hint="eastAsia"/>
+          <w:rFonts w:hint="eastAsia" w:eastAsia="黑体"/>
         </w:rPr>
         <w:t xml:space="preserve">接节点⑤、正电源脚</w:t>
       </w:r>
       <w:r>
+        <w:rPr>
+          <w:rFonts w:eastAsia="黑体"/>
+        </w:rPr>
         <w:t xml:space="preserve"> V+ </w:t>
       </w:r>
       <w:r>
         <w:rPr>
-          <w:rFonts w:hint="eastAsia"/>
+          <w:rFonts w:hint="eastAsia" w:eastAsia="黑体"/>
         </w:rPr>
         <w:t xml:space="preserve">接</w:t>
       </w:r>
       <w:r>
+        <w:rPr>
+          <w:rFonts w:eastAsia="黑体"/>
+        </w:rPr>
         <w:t xml:space="preserve"> </w:t>
       </w:r>
       <w:r>
         <w:rPr>
-          <w:rFonts w:hint="eastAsia"/>
+          <w:rFonts w:hint="eastAsia" w:eastAsia="黑体"/>
         </w:rPr>
         <w:t xml:space="preserve">+VCC、负电源脚</w:t>
       </w:r>
       <w:r>
+        <w:rPr>
+          <w:rFonts w:eastAsia="黑体"/>
+        </w:rPr>
         <w:t xml:space="preserve"> V− </w:t>
       </w:r>
       <w:r>
         <w:rPr>
-          <w:rFonts w:hint="eastAsia"/>
+          <w:rFonts w:hint="eastAsia" w:eastAsia="黑体"/>
         </w:rPr>
         <w:t xml:space="preserve">接</w:t>
       </w:r>
       <w:r>
+        <w:rPr>
+          <w:rFonts w:eastAsia="黑体"/>
+        </w:rPr>
         <w:t xml:space="preserve"> </w:t>
       </w:r>
       <w:r>
         <w:rPr>
-          <w:rFonts w:hint="eastAsia"/>
+          <w:rFonts w:hint="eastAsia" w:eastAsia="黑体"/>
         </w:rPr>
         <w:t xml:space="preserve">GND；</w:t>
       </w:r>
       <w:r>
         <w:rPr>
-          <w:rFonts w:hint="eastAsia"/>
+          <w:rFonts w:hint="eastAsia" w:eastAsia="黑体"/>
           <w:b/>
           <w:bCs/>
         </w:rPr>
@@ -790,6 +910,7 @@
       </w:r>
       <w:r>
         <w:rPr>
+          <w:rFonts w:eastAsia="黑体"/>
           <w:b/>
           <w:bCs/>
         </w:rPr>
@@ -810,17 +931,20 @@
         </m:sSub>
       </m:oMath>
       <w:r>
+        <w:rPr>
+          <w:rFonts w:eastAsia="黑体"/>
+        </w:rPr>
         <w:t xml:space="preserve"> </w:t>
       </w:r>
       <w:r>
         <w:rPr>
-          <w:rFonts w:hint="eastAsia"/>
+          <w:rFonts w:hint="eastAsia" w:eastAsia="黑体"/>
         </w:rPr>
         <w:t xml:space="preserve">一端接节点②、另一端接节点⑤；</w:t>
       </w:r>
       <w:r>
         <w:rPr>
-          <w:rFonts w:hint="eastAsia"/>
+          <w:rFonts w:hint="eastAsia" w:eastAsia="黑体"/>
           <w:b/>
           <w:bCs/>
         </w:rPr>
@@ -828,6 +952,7 @@
       </w:r>
       <w:r>
         <w:rPr>
+          <w:rFonts w:eastAsia="黑体"/>
           <w:b/>
           <w:bCs/>
         </w:rPr>
@@ -840,6 +965,7 @@
       </m:oMath>
       <w:r>
         <w:rPr>
+          <w:rFonts w:eastAsia="黑体"/>
           <w:b/>
           <w:bCs/>
         </w:rPr>
@@ -847,7 +973,7 @@
       </w:r>
       <w:r>
         <w:rPr>
-          <w:rFonts w:hint="eastAsia"/>
+          <w:rFonts w:hint="eastAsia" w:eastAsia="黑体"/>
           <w:b/>
           <w:bCs/>
         </w:rPr>
@@ -855,6 +981,7 @@
       </w:r>
       <w:r>
         <w:rPr>
+          <w:rFonts w:eastAsia="黑体"/>
           <w:b/>
           <w:bCs/>
         </w:rPr>
@@ -866,58 +993,77 @@
         </m:r>
       </m:oMath>
       <w:r>
+        <w:rPr>
+          <w:rFonts w:eastAsia="黑体"/>
+        </w:rPr>
         <w:t xml:space="preserve"> </w:t>
       </w:r>
       <w:r>
         <w:rPr>
-          <w:rFonts w:hint="eastAsia"/>
+          <w:rFonts w:hint="eastAsia" w:eastAsia="黑体"/>
         </w:rPr>
         <w:t xml:space="preserve">一节串接在节点⑤与下一级之间、使滤波后的信号接至采样节点⑥；</w:t>
       </w:r>
       <w:r>
         <w:rPr>
+          <w:rFonts w:eastAsia="黑体"/>
           <w:b/>
           <w:bCs/>
         </w:rPr>
         <w:t xml:space="preserve">ADC/MCU</w:t>
       </w:r>
       <w:r>
+        <w:rPr>
+          <w:rFonts w:eastAsia="黑体"/>
+        </w:rPr>
         <w:t xml:space="preserve"> </w:t>
       </w:r>
       <w:r>
         <w:rPr>
-          <w:rFonts w:hint="eastAsia"/>
+          <w:rFonts w:hint="eastAsia" w:eastAsia="黑体"/>
         </w:rPr>
         <w:t xml:space="preserve">的模拟输入端接节点⑥，数字电源接</w:t>
       </w:r>
       <w:r>
+        <w:rPr>
+          <w:rFonts w:eastAsia="黑体"/>
+        </w:rPr>
         <w:t xml:space="preserve"> </w:t>
       </w:r>
       <w:r>
         <w:rPr>
-          <w:rFonts w:hint="eastAsia"/>
+          <w:rFonts w:hint="eastAsia" w:eastAsia="黑体"/>
         </w:rPr>
         <w:t xml:space="preserve">+VCC（3.3</w:t>
       </w:r>
       <w:r>
+        <w:rPr>
+          <w:rFonts w:eastAsia="黑体"/>
+        </w:rPr>
         <w:t xml:space="preserve"> V </w:t>
       </w:r>
       <w:r>
         <w:rPr>
-          <w:rFonts w:hint="eastAsia"/>
+          <w:rFonts w:hint="eastAsia" w:eastAsia="黑体"/>
         </w:rPr>
         <w:t xml:space="preserve">或</w:t>
       </w:r>
       <w:r>
+        <w:rPr>
+          <w:rFonts w:eastAsia="黑体"/>
+        </w:rPr>
         <w:t xml:space="preserve"> 5 </w:t>
       </w:r>
       <w:r>
         <w:rPr>
-          <w:rFonts w:hint="eastAsia"/>
+          <w:rFonts w:hint="eastAsia" w:eastAsia="黑体"/>
         </w:rPr>
         <w:t xml:space="preserve">V）、地接</w:t>
       </w:r>
       <w:r>
+        <w:rPr>
+          <w:rFonts w:eastAsia="黑体"/>
+        </w:rPr>
         <w:t xml:space="preserve"> GND。</w:t>
       </w:r>
     </w:p>
@@ -925,29 +1071,38 @@
       <w:pPr/>
       <w:r>
         <w:rPr>
-          <w:rFonts w:hint="eastAsia"/>
+          <w:rFonts w:hint="eastAsia" w:eastAsia="黑体"/>
         </w:rPr>
         <w:t xml:space="preserve">由此构成”LED</w:t>
       </w:r>
       <w:r>
+        <w:rPr>
+          <w:rFonts w:eastAsia="黑体"/>
+        </w:rPr>
         <w:t xml:space="preserve"> </w:t>
       </w:r>
       <w:r>
         <w:rPr>
-          <w:rFonts w:hint="eastAsia"/>
+          <w:rFonts w:hint="eastAsia" w:eastAsia="黑体"/>
         </w:rPr>
         <w:t xml:space="preserve">照射皮肤、光电二极管接收反射光、经带反馈电阻的跨阻放大把光电流转换为电压、再经高通/低通滤波后送入</w:t>
       </w:r>
       <w:r>
+        <w:rPr>
+          <w:rFonts w:eastAsia="黑体"/>
+        </w:rPr>
         <w:t xml:space="preserve"> </w:t>
       </w:r>
       <w:r>
         <w:rPr>
-          <w:rFonts w:hint="eastAsia"/>
+          <w:rFonts w:hint="eastAsia" w:eastAsia="黑体"/>
         </w:rPr>
         <w:t xml:space="preserve">ADC/MCU”的反射式光电容积脉搏波（PPG）心率检测组态，跨阻输出为</w:t>
       </w:r>
       <w:r>
+        <w:rPr>
+          <w:rFonts w:eastAsia="黑体"/>
+        </w:rPr>
         <w:t xml:space="preserve"> </w:t>
       </w:r>
       <m:oMath>
@@ -1010,6 +1165,9 @@
         </m:sSub>
       </m:oMath>
       <w:r>
+        <w:rPr>
+          <w:rFonts w:eastAsia="黑体"/>
+        </w:rPr>
         <w:t xml:space="preserve">。</w:t>
       </w:r>
     </w:p>
@@ -1021,7 +1179,7 @@
       </w:pPr>
       <w:r>
         <w:rPr>
-          <w:rFonts w:hint="eastAsia"/>
+          <w:rFonts w:hint="eastAsia" w:eastAsia="黑体"/>
         </w:rPr>
         <w:t xml:space="preserve">工作原理</w:t>
       </w:r>
@@ -1032,16 +1190,19 @@
       </w:pPr>
       <w:r>
         <w:rPr>
-          <w:rFonts w:hint="eastAsia"/>
+          <w:rFonts w:hint="eastAsia" w:eastAsia="黑体"/>
         </w:rPr>
         <w:t xml:space="preserve">心脏搏动使血管容积周期性变化，导致组织对光的吸收随之脉动；光电二极管把反射光转换为含直流</w:t>
       </w:r>
       <w:r>
+        <w:rPr>
+          <w:rFonts w:eastAsia="黑体"/>
+        </w:rPr>
         <w:t xml:space="preserve"> + </w:t>
       </w:r>
       <w:r>
         <w:rPr>
-          <w:rFonts w:hint="eastAsia"/>
+          <w:rFonts w:hint="eastAsia" w:eastAsia="黑体"/>
         </w:rPr>
         <w:t xml:space="preserve">交流脉动的电流，经跨阻放大、高通滤波去除直流/噪声后，从交流脉动周期推算出心率。</w:t>
       </w:r>
@@ -1054,7 +1215,7 @@
       </w:pPr>
       <w:r>
         <w:rPr>
-          <w:rFonts w:hint="eastAsia"/>
+          <w:rFonts w:hint="eastAsia" w:eastAsia="黑体"/>
         </w:rPr>
         <w:t xml:space="preserve">关键计算公式</w:t>
       </w:r>
@@ -1068,7 +1229,7 @@
       </w:pPr>
       <w:r>
         <w:rPr>
-          <w:rFonts w:hint="eastAsia"/>
+          <w:rFonts w:hint="eastAsia" w:eastAsia="黑体"/>
         </w:rPr>
         <w:t xml:space="preserve">心率与脉搏周期：</w:t>
       </w:r>
@@ -1136,7 +1297,7 @@
       </w:pPr>
       <w:r>
         <w:rPr>
-          <w:rFonts w:hint="eastAsia"/>
+          <w:rFonts w:hint="eastAsia" w:eastAsia="黑体"/>
         </w:rPr>
         <w:t xml:space="preserve">跨阻放大器输出电压：</w:t>
       </w:r>
@@ -1223,7 +1384,7 @@
       </w:pPr>
       <w:r>
         <w:rPr>
-          <w:rFonts w:hint="eastAsia"/>
+          <w:rFonts w:hint="eastAsia" w:eastAsia="黑体"/>
         </w:rPr>
         <w:t xml:space="preserve">高通滤波截止：</w:t>
       </w:r>
@@ -1314,7 +1475,7 @@
             </w:pPr>
             <w:r>
               <w:rPr>
-                <w:rFonts w:hint="eastAsia"/>
+                <w:rFonts w:hint="eastAsia" w:eastAsia="黑体"/>
               </w:rPr>
               <w:t xml:space="preserve">符号</w:t>
             </w:r>
@@ -1328,7 +1489,7 @@
             </w:pPr>
             <w:r>
               <w:rPr>
-                <w:rFonts w:hint="eastAsia"/>
+                <w:rFonts w:hint="eastAsia" w:eastAsia="黑体"/>
               </w:rPr>
               <w:t xml:space="preserve">含义</w:t>
             </w:r>
@@ -1342,7 +1503,7 @@
             </w:pPr>
             <w:r>
               <w:rPr>
-                <w:rFonts w:hint="eastAsia"/>
+                <w:rFonts w:hint="eastAsia" w:eastAsia="黑体"/>
               </w:rPr>
               <w:t xml:space="preserve">单位</w:t>
             </w:r>
@@ -1366,6 +1527,9 @@
               </m:r>
             </m:oMath>
             <w:r>
+              <w:rPr>
+                <w:rFonts w:eastAsia="黑体"/>
+              </w:rPr>
               <w:t xml:space="preserve">​</w:t>
             </w:r>
           </w:p>
@@ -1378,7 +1542,7 @@
             </w:pPr>
             <w:r>
               <w:rPr>
-                <w:rFonts w:hint="eastAsia"/>
+                <w:rFonts w:hint="eastAsia" w:eastAsia="黑体"/>
               </w:rPr>
               <w:t xml:space="preserve">每分钟心跳数</w:t>
             </w:r>
@@ -1391,6 +1555,9 @@
               <w:pStyle w:val="Compact"/>
             </w:pPr>
             <w:r>
+              <w:rPr>
+                <w:rFonts w:eastAsia="黑体"/>
+              </w:rPr>
               <w:t xml:space="preserve">1/min</w:t>
             </w:r>
           </w:p>
@@ -1422,6 +1589,9 @@
               </m:sSub>
             </m:oMath>
             <w:r>
+              <w:rPr>
+                <w:rFonts w:eastAsia="黑体"/>
+              </w:rPr>
               <w:t xml:space="preserve">​</w:t>
             </w:r>
           </w:p>
@@ -1434,7 +1604,7 @@
             </w:pPr>
             <w:r>
               <w:rPr>
-                <w:rFonts w:hint="eastAsia"/>
+                <w:rFonts w:hint="eastAsia" w:eastAsia="黑体"/>
               </w:rPr>
               <w:t xml:space="preserve">脉搏周期</w:t>
             </w:r>
@@ -1447,6 +1617,9 @@
               <w:pStyle w:val="Compact"/>
             </w:pPr>
             <w:r>
+              <w:rPr>
+                <w:rFonts w:eastAsia="黑体"/>
+              </w:rPr>
               <w:t xml:space="preserve">s</w:t>
             </w:r>
           </w:p>
@@ -1477,6 +1650,9 @@
               </m:sSub>
             </m:oMath>
             <w:r>
+              <w:rPr>
+                <w:rFonts w:eastAsia="黑体"/>
+              </w:rPr>
               <w:t xml:space="preserve">​</w:t>
             </w:r>
           </w:p>
@@ -1489,7 +1665,7 @@
             </w:pPr>
             <w:r>
               <w:rPr>
-                <w:rFonts w:hint="eastAsia"/>
+                <w:rFonts w:hint="eastAsia" w:eastAsia="黑体"/>
               </w:rPr>
               <w:t xml:space="preserve">光电流</w:t>
             </w:r>
@@ -1502,6 +1678,9 @@
               <w:pStyle w:val="Compact"/>
             </w:pPr>
             <w:r>
+              <w:rPr>
+                <w:rFonts w:eastAsia="黑体"/>
+              </w:rPr>
               <w:t xml:space="preserve">A</w:t>
             </w:r>
           </w:p>
@@ -1529,6 +1708,9 @@
               </m:sSub>
             </m:oMath>
             <w:r>
+              <w:rPr>
+                <w:rFonts w:eastAsia="黑体"/>
+              </w:rPr>
               <w:t xml:space="preserve">​</w:t>
             </w:r>
           </w:p>
@@ -1541,7 +1723,7 @@
             </w:pPr>
             <w:r>
               <w:rPr>
-                <w:rFonts w:hint="eastAsia"/>
+                <w:rFonts w:hint="eastAsia" w:eastAsia="黑体"/>
               </w:rPr>
               <w:t xml:space="preserve">跨阻反馈电阻</w:t>
             </w:r>
@@ -1554,6 +1736,9 @@
               <w:pStyle w:val="Compact"/>
             </w:pPr>
             <w:r>
+              <w:rPr>
+                <w:rFonts w:eastAsia="黑体"/>
+              </w:rPr>
               <w:t xml:space="preserve">Ω</w:t>
             </w:r>
           </w:p>
@@ -1581,6 +1766,9 @@
               </m:sSub>
             </m:oMath>
             <w:r>
+              <w:rPr>
+                <w:rFonts w:eastAsia="黑体"/>
+              </w:rPr>
               <w:t xml:space="preserve">​</w:t>
             </w:r>
           </w:p>
@@ -1593,7 +1781,7 @@
             </w:pPr>
             <w:r>
               <w:rPr>
-                <w:rFonts w:hint="eastAsia"/>
+                <w:rFonts w:hint="eastAsia" w:eastAsia="黑体"/>
               </w:rPr>
               <w:t xml:space="preserve">截止频率</w:t>
             </w:r>
@@ -1606,6 +1794,9 @@
               <w:pStyle w:val="Compact"/>
             </w:pPr>
             <w:r>
+              <w:rPr>
+                <w:rFonts w:eastAsia="黑体"/>
+              </w:rPr>
               <w:t xml:space="preserve">Hz</w:t>
             </w:r>
           </w:p>
@@ -1620,7 +1811,7 @@
       </w:pPr>
       <w:r>
         <w:rPr>
-          <w:rFonts w:hint="eastAsia"/>
+          <w:rFonts w:hint="eastAsia" w:eastAsia="黑体"/>
         </w:rPr>
         <w:t xml:space="preserve">元件调整影响</w:t>
       </w:r>
@@ -1635,6 +1826,7 @@
       </w:pPr>
       <w:r>
         <w:rPr>
+          <w:rFonts w:eastAsia="黑体"/>
           <w:b/>
           <w:bCs/>
         </w:rPr>
@@ -1642,21 +1834,27 @@
       </w:r>
       <w:r>
         <w:rPr>
-          <w:rFonts w:hint="eastAsia"/>
+          <w:rFonts w:hint="eastAsia" w:eastAsia="黑体"/>
           <w:b/>
           <w:bCs/>
         </w:rPr>
         <w:t xml:space="preserve">驱动电流增大</w:t>
       </w:r>
       <w:r>
+        <w:rPr>
+          <w:rFonts w:eastAsia="黑体"/>
+        </w:rPr>
         <w:t xml:space="preserve"> </w:t>
       </w:r>
       <w:r>
+        <w:rPr>
+          <w:rFonts w:eastAsia="黑体"/>
+        </w:rPr>
         <w:t xml:space="preserve">→ </w:t>
       </w:r>
       <w:r>
         <w:rPr>
-          <w:rFonts w:hint="eastAsia"/>
+          <w:rFonts w:hint="eastAsia" w:eastAsia="黑体"/>
         </w:rPr>
         <w:t xml:space="preserve">信号幅度增大、信噪比提高，但功耗与皮肤受热增加。</w:t>
       </w:r>
@@ -1671,7 +1869,7 @@
       </w:pPr>
       <w:r>
         <w:rPr>
-          <w:rFonts w:hint="eastAsia"/>
+          <w:rFonts w:hint="eastAsia" w:eastAsia="黑体"/>
           <w:b/>
           <w:bCs/>
         </w:rPr>
@@ -1679,6 +1877,7 @@
       </w:r>
       <w:r>
         <w:rPr>
+          <w:rFonts w:eastAsia="黑体"/>
           <w:b/>
           <w:bCs/>
         </w:rPr>
@@ -1700,6 +1899,7 @@
       </m:oMath>
       <w:r>
         <w:rPr>
+          <w:rFonts w:eastAsia="黑体"/>
           <w:b/>
           <w:bCs/>
         </w:rPr>
@@ -1707,21 +1907,27 @@
       </w:r>
       <w:r>
         <w:rPr>
-          <w:rFonts w:hint="eastAsia"/>
+          <w:rFonts w:hint="eastAsia" w:eastAsia="黑体"/>
           <w:b/>
           <w:bCs/>
         </w:rPr>
         <w:t xml:space="preserve">增大</w:t>
       </w:r>
       <w:r>
+        <w:rPr>
+          <w:rFonts w:eastAsia="黑体"/>
+        </w:rPr>
         <w:t xml:space="preserve"> </w:t>
       </w:r>
       <w:r>
+        <w:rPr>
+          <w:rFonts w:eastAsia="黑体"/>
+        </w:rPr>
         <w:t xml:space="preserve">→ </w:t>
       </w:r>
       <w:r>
         <w:rPr>
-          <w:rFonts w:hint="eastAsia"/>
+          <w:rFonts w:hint="eastAsia" w:eastAsia="黑体"/>
         </w:rPr>
         <w:t xml:space="preserve">增益提高，弱信号更明显，但带宽下降、易饱和。</w:t>
       </w:r>
@@ -1736,21 +1942,27 @@
       </w:pPr>
       <w:r>
         <w:rPr>
-          <w:rFonts w:hint="eastAsia"/>
+          <w:rFonts w:hint="eastAsia" w:eastAsia="黑体"/>
           <w:b/>
           <w:bCs/>
         </w:rPr>
         <w:t xml:space="preserve">高通截止频率升高</w:t>
       </w:r>
       <w:r>
+        <w:rPr>
+          <w:rFonts w:eastAsia="黑体"/>
+        </w:rPr>
         <w:t xml:space="preserve"> </w:t>
       </w:r>
       <w:r>
+        <w:rPr>
+          <w:rFonts w:eastAsia="黑体"/>
+        </w:rPr>
         <w:t xml:space="preserve">→ </w:t>
       </w:r>
       <w:r>
         <w:rPr>
-          <w:rFonts w:hint="eastAsia"/>
+          <w:rFonts w:hint="eastAsia" w:eastAsia="黑体"/>
         </w:rPr>
         <w:t xml:space="preserve">更强抑制直流/运动伪迹，但可能丢失慢速脉动。</w:t>
       </w:r>
@@ -1765,21 +1977,27 @@
       </w:pPr>
       <w:r>
         <w:rPr>
-          <w:rFonts w:hint="eastAsia"/>
+          <w:rFonts w:hint="eastAsia" w:eastAsia="黑体"/>
           <w:b/>
           <w:bCs/>
         </w:rPr>
         <w:t xml:space="preserve">采样率提高</w:t>
       </w:r>
       <w:r>
+        <w:rPr>
+          <w:rFonts w:eastAsia="黑体"/>
+        </w:rPr>
         <w:t xml:space="preserve"> </w:t>
       </w:r>
       <w:r>
+        <w:rPr>
+          <w:rFonts w:eastAsia="黑体"/>
+        </w:rPr>
         <w:t xml:space="preserve">→ </w:t>
       </w:r>
       <w:r>
         <w:rPr>
-          <w:rFonts w:hint="eastAsia"/>
+          <w:rFonts w:hint="eastAsia" w:eastAsia="黑体"/>
         </w:rPr>
         <w:t xml:space="preserve">波形细节更清晰，利于更精确检出峰值。</w:t>
       </w:r>
@@ -1792,7 +2010,7 @@
       </w:pPr>
       <w:r>
         <w:rPr>
-          <w:rFonts w:hint="eastAsia"/>
+          <w:rFonts w:hint="eastAsia" w:eastAsia="黑体"/>
         </w:rPr>
         <w:t xml:space="preserve">典型参数示例</w:t>
       </w:r>
@@ -1807,11 +2025,14 @@
       </w:pPr>
       <w:r>
         <w:rPr>
-          <w:rFonts w:hint="eastAsia"/>
+          <w:rFonts w:hint="eastAsia" w:eastAsia="黑体"/>
         </w:rPr>
         <w:t xml:space="preserve">脉搏周期</w:t>
       </w:r>
       <w:r>
+        <w:rPr>
+          <w:rFonts w:eastAsia="黑体"/>
+        </w:rPr>
         <w:t xml:space="preserve"> </w:t>
       </w:r>
       <m:oMath>
@@ -1853,16 +2074,19 @@
       </m:oMath>
       <w:r>
         <w:rPr>
-          <w:rFonts w:hint="eastAsia"/>
+          <w:rFonts w:hint="eastAsia" w:eastAsia="黑体"/>
         </w:rPr>
         <w:t xml:space="preserve">（80</w:t>
       </w:r>
       <w:r>
+        <w:rPr>
+          <w:rFonts w:eastAsia="黑体"/>
+        </w:rPr>
         <w:t xml:space="preserve"> </w:t>
       </w:r>
       <w:r>
         <w:rPr>
-          <w:rFonts w:hint="eastAsia"/>
+          <w:rFonts w:hint="eastAsia" w:eastAsia="黑体"/>
         </w:rPr>
         <w:t xml:space="preserve">次/分）：</w:t>
       </w:r>
@@ -1906,6 +2130,9 @@
         </m:r>
       </m:oMath>
       <w:r>
+        <w:rPr>
+          <w:rFonts w:eastAsia="黑体"/>
+        </w:rPr>
         <w:t xml:space="preserve">。</w:t>
       </w:r>
     </w:p>
@@ -1919,11 +2146,14 @@
       </w:pPr>
       <w:r>
         <w:rPr>
-          <w:rFonts w:hint="eastAsia"/>
+          <w:rFonts w:hint="eastAsia" w:eastAsia="黑体"/>
         </w:rPr>
         <w:t xml:space="preserve">光电流</w:t>
       </w:r>
       <w:r>
+        <w:rPr>
+          <w:rFonts w:eastAsia="黑体"/>
+        </w:rPr>
         <w:t xml:space="preserve"> </w:t>
       </w:r>
       <m:oMath>
@@ -1966,6 +2196,9 @@
         </m:r>
       </m:oMath>
       <w:r>
+        <w:rPr>
+          <w:rFonts w:eastAsia="黑体"/>
+        </w:rPr>
         <w:t xml:space="preserve">、</w:t>
       </w:r>
       <m:oMath>
@@ -2003,7 +2236,7 @@
       </m:oMath>
       <w:r>
         <w:rPr>
-          <w:rFonts w:hint="eastAsia"/>
+          <w:rFonts w:hint="eastAsia" w:eastAsia="黑体"/>
         </w:rPr>
         <w:t xml:space="preserve">：</w:t>
       </w:r>
@@ -2107,6 +2340,9 @@
         </m:r>
       </m:oMath>
       <w:r>
+        <w:rPr>
+          <w:rFonts w:eastAsia="黑体"/>
+        </w:rPr>
         <w:t xml:space="preserve">。</w:t>
       </w:r>
     </w:p>
@@ -2118,7 +2354,7 @@
       </w:pPr>
       <w:r>
         <w:rPr>
-          <w:rFonts w:hint="eastAsia"/>
+          <w:rFonts w:hint="eastAsia" w:eastAsia="黑体"/>
         </w:rPr>
         <w:t xml:space="preserve">常见器件型号</w:t>
       </w:r>
@@ -2133,16 +2369,19 @@
       </w:pPr>
       <w:r>
         <w:rPr>
-          <w:rFonts w:hint="eastAsia"/>
+          <w:rFonts w:hint="eastAsia" w:eastAsia="黑体"/>
         </w:rPr>
         <w:t xml:space="preserve">集成</w:t>
       </w:r>
       <w:r>
+        <w:rPr>
+          <w:rFonts w:eastAsia="黑体"/>
+        </w:rPr>
         <w:t xml:space="preserve"> PPG </w:t>
       </w:r>
       <w:r>
         <w:rPr>
-          <w:rFonts w:hint="eastAsia"/>
+          <w:rFonts w:hint="eastAsia" w:eastAsia="黑体"/>
         </w:rPr>
         <w:t xml:space="preserve">前端：MAX30100、MAX30102。</w:t>
       </w:r>
@@ -2157,16 +2396,19 @@
       </w:pPr>
       <w:r>
         <w:rPr>
-          <w:rFonts w:hint="eastAsia"/>
+          <w:rFonts w:hint="eastAsia" w:eastAsia="黑体"/>
         </w:rPr>
         <w:t xml:space="preserve">光电二极管</w:t>
       </w:r>
       <w:r>
+        <w:rPr>
+          <w:rFonts w:eastAsia="黑体"/>
+        </w:rPr>
         <w:t xml:space="preserve"> + </w:t>
       </w:r>
       <w:r>
         <w:rPr>
-          <w:rFonts w:hint="eastAsia"/>
+          <w:rFonts w:hint="eastAsia" w:eastAsia="黑体"/>
         </w:rPr>
         <w:t xml:space="preserve">LED：常用：按需选型。</w:t>
       </w:r>
@@ -2179,7 +2421,7 @@
       </w:pPr>
       <w:r>
         <w:rPr>
-          <w:rFonts w:hint="eastAsia"/>
+          <w:rFonts w:hint="eastAsia" w:eastAsia="黑体"/>
         </w:rPr>
         <w:t xml:space="preserve">注意事项</w:t>
       </w:r>
@@ -2194,7 +2436,7 @@
       </w:pPr>
       <w:r>
         <w:rPr>
-          <w:rFonts w:hint="eastAsia"/>
+          <w:rFonts w:hint="eastAsia" w:eastAsia="黑体"/>
         </w:rPr>
         <w:t xml:space="preserve">运动伪迹是最大干扰，需结合加速度计做运动补偿或软件滤波。</w:t>
       </w:r>
@@ -2209,7 +2451,7 @@
       </w:pPr>
       <w:r>
         <w:rPr>
-          <w:rFonts w:hint="eastAsia"/>
+          <w:rFonts w:hint="eastAsia" w:eastAsia="黑体"/>
         </w:rPr>
         <w:t xml:space="preserve">手指/手腕按压力度影响血流，需保持传感器贴合且不过度压迫。</w:t>
       </w:r>
@@ -2224,7 +2466,7 @@
       </w:pPr>
       <w:r>
         <w:rPr>
-          <w:rFonts w:hint="eastAsia"/>
+          <w:rFonts w:hint="eastAsia" w:eastAsia="黑体"/>
         </w:rPr>
         <w:t xml:space="preserve">环境光干扰需通过调制发射或屏蔽罩抑制。</w:t>
       </w:r>
@@ -2237,7 +2479,7 @@
       </w:pPr>
       <w:r>
         <w:rPr>
-          <w:rFonts w:hint="eastAsia"/>
+          <w:rFonts w:hint="eastAsia" w:eastAsia="黑体"/>
         </w:rPr>
         <w:t xml:space="preserve">参考资料</w:t>
       </w:r>
@@ -2251,6 +2493,9 @@
         </w:numPr>
       </w:pPr>
       <w:r>
+        <w:rPr>
+          <w:rFonts w:eastAsia="黑体"/>
+        </w:rPr>
         <w:t xml:space="preserve">Wikipedia: Photoplethysmogram / Heart rate monitor。</w:t>
       </w:r>
     </w:p>
@@ -2263,11 +2508,14 @@
         </w:numPr>
       </w:pPr>
       <w:r>
+        <w:rPr>
+          <w:rFonts w:eastAsia="黑体"/>
+        </w:rPr>
         <w:t xml:space="preserve">Maxim MAX30102 </w:t>
       </w:r>
       <w:r>
         <w:rPr>
-          <w:rFonts w:hint="eastAsia"/>
+          <w:rFonts w:hint="eastAsia" w:eastAsia="黑体"/>
         </w:rPr>
         <w:t xml:space="preserve">数据手册。</w:t>
       </w:r>
@@ -2281,20 +2529,26 @@
         </w:numPr>
       </w:pPr>
       <w:r>
+        <w:rPr>
+          <w:rFonts w:eastAsia="黑体"/>
+        </w:rPr>
         <w:t xml:space="preserve">TI AFE4404 </w:t>
       </w:r>
       <w:r>
         <w:rPr>
-          <w:rFonts w:hint="eastAsia"/>
+          <w:rFonts w:hint="eastAsia" w:eastAsia="黑体"/>
         </w:rPr>
         <w:t xml:space="preserve">产品页（PPG</w:t>
       </w:r>
       <w:r>
+        <w:rPr>
+          <w:rFonts w:eastAsia="黑体"/>
+        </w:rPr>
         <w:t xml:space="preserve"> </w:t>
       </w:r>
       <w:r>
         <w:rPr>
-          <w:rFonts w:hint="eastAsia"/>
+          <w:rFonts w:hint="eastAsia" w:eastAsia="黑体"/>
         </w:rPr>
         <w:t xml:space="preserve">前端）。</w:t>
       </w:r>
@@ -2308,11 +2562,11 @@
       </w:pPr>
       <w:r>
         <w:rPr>
-          <w:rFonts w:ascii="Times New Roman" w:hAnsi="Times New Roman"/>
+          <w:rFonts w:ascii="Times New Roman" w:hAnsi="Times New Roman" w:eastAsia="黑体"/>
           <w:color w:val="555555"/>
           <w:sz w:val="21"/>
         </w:rPr>
-        <w:t>材料收集者：杜文杰</w:t>
+        <w:t>材料收集者：杜文杰，WX手机：19519196569，QQ:3478827729</w:t>
       </w:r>
     </w:p>
     <w:sectPr>
@@ -2332,7 +2586,7 @@
 </file>
 
 <file path=word/footer1.xml><?xml version="1.0" encoding="utf-8"?>
-<w:ftr xmlns:m="http://schemas.openxmlformats.org/officeDocument/2006/math" xmlns:mc="http://schemas.openxmlformats.org/markup-compatibility/2006" xmlns:mo="http://schemas.microsoft.com/office/mac/office/2008/main" xmlns:mv="urn:schemas-microsoft-com:mac:vml" xmlns:o="urn:schemas-microsoft-com:office:office" xmlns:r="http://schemas.openxmlformats.org/officeDocument/2006/relationships" xmlns:v="urn:schemas-microsoft-com:vml" xmlns:w10="urn:schemas-microsoft-com:office:word" xmlns:w14="http://schemas.microsoft.com/office/word/2010/wordml" xmlns:w="http://schemas.openxmlformats.org/wordprocessingml/2006/main" xmlns:wne="http://schemas.microsoft.com/office/word/2006/wordml" xmlns:wp14="http://schemas.microsoft.com/office/word/2010/wordprocessingDrawing" xmlns:wp="http://schemas.openxmlformats.org/drawingml/2006/wordprocessingDrawing" xmlns:wpc="http://schemas.microsoft.com/office/word/2010/wordprocessingCanvas" xmlns:wpg="http://schemas.microsoft.com/office/word/2010/wordprocessingGroup" xmlns:wpi="http://schemas.microsoft.com/office/word/2010/wordprocessingInk" xmlns:wps="http://schemas.microsoft.com/office/word/2010/wordprocessingShape" mc:Ignorable="w14 wp14">
+<w:ftr xmlns:mc="http://schemas.openxmlformats.org/markup-compatibility/2006" xmlns:w="http://schemas.openxmlformats.org/wordprocessingml/2006/main" xmlns:m="http://schemas.openxmlformats.org/officeDocument/2006/math" xmlns:mo="http://schemas.microsoft.com/office/mac/office/2008/main" xmlns:mv="urn:schemas-microsoft-com:mac:vml" xmlns:o="urn:schemas-microsoft-com:office:office" xmlns:r="http://schemas.openxmlformats.org/officeDocument/2006/relationships" xmlns:v="urn:schemas-microsoft-com:vml" xmlns:w10="urn:schemas-microsoft-com:office:word" xmlns:w14="http://schemas.microsoft.com/office/word/2010/wordml" xmlns:wne="http://schemas.microsoft.com/office/word/2006/wordml" xmlns:wp14="http://schemas.microsoft.com/office/word/2010/wordprocessingDrawing" xmlns:wp="http://schemas.openxmlformats.org/drawingml/2006/wordprocessingDrawing" xmlns:wpc="http://schemas.microsoft.com/office/word/2010/wordprocessingCanvas" xmlns:wpg="http://schemas.microsoft.com/office/word/2010/wordprocessingGroup" xmlns:wpi="http://schemas.microsoft.com/office/word/2010/wordprocessingInk" xmlns:wps="http://schemas.microsoft.com/office/word/2010/wordprocessingShape" mc:Ignorable="w14 wp14">
   <w:p>
     <w:pPr>
       <w:pStyle w:val="Footer"/>
@@ -2340,12 +2594,14 @@
     </w:pPr>
     <w:r>
       <w:rPr>
+        <w:rFonts w:eastAsia="黑体"/>
         <w:sz w:val="18"/>
       </w:rPr>
       <w:t xml:space="preserve">第 </w:t>
     </w:r>
     <w:r>
       <w:rPr>
+        <w:rFonts w:eastAsia="黑体"/>
         <w:sz w:val="18"/>
       </w:rPr>
       <w:fldChar w:fldCharType="begin"/>
@@ -2354,6 +2610,7 @@
     </w:r>
     <w:r>
       <w:rPr>
+        <w:rFonts w:eastAsia="黑体"/>
         <w:sz w:val="18"/>
       </w:rPr>
       <w:t xml:space="preserve"> 页</w:t>
@@ -2367,6 +2624,9 @@
   <w:footnote w:type="continuationSeparator" w:id="0">
     <w:p>
       <w:r>
+        <w:rPr>
+          <w:rFonts w:eastAsia="黑体"/>
+        </w:rPr>
         <w:continuationSeparator/>
       </w:r>
     </w:p>
@@ -2374,6 +2634,9 @@
   <w:footnote w:type="separator" w:id="-1">
     <w:p>
       <w:r>
+        <w:rPr>
+          <w:rFonts w:eastAsia="黑体"/>
+        </w:rPr>
         <w:separator/>
       </w:r>
     </w:p>
@@ -2382,7 +2645,7 @@
 </file>
 
 <file path=word/header1.xml><?xml version="1.0" encoding="utf-8"?>
-<w:hdr xmlns:m="http://schemas.openxmlformats.org/officeDocument/2006/math" xmlns:mc="http://schemas.openxmlformats.org/markup-compatibility/2006" xmlns:mo="http://schemas.microsoft.com/office/mac/office/2008/main" xmlns:mv="urn:schemas-microsoft-com:mac:vml" xmlns:o="urn:schemas-microsoft-com:office:office" xmlns:r="http://schemas.openxmlformats.org/officeDocument/2006/relationships" xmlns:v="urn:schemas-microsoft-com:vml" xmlns:w10="urn:schemas-microsoft-com:office:word" xmlns:w14="http://schemas.microsoft.com/office/word/2010/wordml" xmlns:w="http://schemas.openxmlformats.org/wordprocessingml/2006/main" xmlns:wne="http://schemas.microsoft.com/office/word/2006/wordml" xmlns:wp14="http://schemas.microsoft.com/office/word/2010/wordprocessingDrawing" xmlns:wp="http://schemas.openxmlformats.org/drawingml/2006/wordprocessingDrawing" xmlns:wpc="http://schemas.microsoft.com/office/word/2010/wordprocessingCanvas" xmlns:wpg="http://schemas.microsoft.com/office/word/2010/wordprocessingGroup" xmlns:wpi="http://schemas.microsoft.com/office/word/2010/wordprocessingInk" xmlns:wps="http://schemas.microsoft.com/office/word/2010/wordprocessingShape" mc:Ignorable="w14 wp14">
+<w:hdr xmlns:mc="http://schemas.openxmlformats.org/markup-compatibility/2006" xmlns:w="http://schemas.openxmlformats.org/wordprocessingml/2006/main" xmlns:m="http://schemas.openxmlformats.org/officeDocument/2006/math" xmlns:mo="http://schemas.microsoft.com/office/mac/office/2008/main" xmlns:mv="urn:schemas-microsoft-com:mac:vml" xmlns:o="urn:schemas-microsoft-com:office:office" xmlns:r="http://schemas.openxmlformats.org/officeDocument/2006/relationships" xmlns:v="urn:schemas-microsoft-com:vml" xmlns:w10="urn:schemas-microsoft-com:office:word" xmlns:w14="http://schemas.microsoft.com/office/word/2010/wordml" xmlns:wne="http://schemas.microsoft.com/office/word/2006/wordml" xmlns:wp14="http://schemas.microsoft.com/office/word/2010/wordprocessingDrawing" xmlns:wp="http://schemas.openxmlformats.org/drawingml/2006/wordprocessingDrawing" xmlns:wpc="http://schemas.microsoft.com/office/word/2010/wordprocessingCanvas" xmlns:wpg="http://schemas.microsoft.com/office/word/2010/wordprocessingGroup" xmlns:wpi="http://schemas.microsoft.com/office/word/2010/wordprocessingInk" xmlns:wps="http://schemas.microsoft.com/office/word/2010/wordprocessingShape" mc:Ignorable="w14 wp14">
   <w:p>
     <w:pPr>
       <w:pStyle w:val="Header"/>
@@ -2390,7 +2653,7 @@
     </w:pPr>
     <w:r>
       <w:rPr>
-        <w:rFonts w:ascii="Times New Roman" w:hAnsi="Times New Roman"/>
+        <w:rFonts w:ascii="Times New Roman" w:hAnsi="Times New Roman" w:eastAsia="黑体"/>
         <w:sz w:val="18"/>
         <w:rFonts w:eastAsia="黑体"/>
         <w:rFonts w:eastAsia="黑体"/>
@@ -2402,7 +2665,7 @@
 </file>
 
 <file path=word/numbering.xml><?xml version="1.0" encoding="utf-8"?>
-<w:numbering xmlns:m="http://schemas.openxmlformats.org/officeDocument/2006/math" xmlns:mc="http://schemas.openxmlformats.org/markup-compatibility/2006" xmlns:mo="http://schemas.microsoft.com/office/mac/office/2008/main" xmlns:mv="urn:schemas-microsoft-com:mac:vml" xmlns:o="urn:schemas-microsoft-com:office:office" xmlns:r="http://schemas.openxmlformats.org/officeDocument/2006/relationships" xmlns:v="urn:schemas-microsoft-com:vml" xmlns:w="http://schemas.openxmlformats.org/wordprocessingml/2006/main" xmlns:w10="urn:schemas-microsoft-com:office:word" xmlns:w14="http://schemas.microsoft.com/office/word/2010/wordml" xmlns:wne="http://schemas.microsoft.com/office/word/2006/wordml" xmlns:wp="http://schemas.openxmlformats.org/drawingml/2006/wordprocessingDrawing" xmlns:wp14="http://schemas.microsoft.com/office/word/2010/wordprocessingDrawing" xmlns:wpc="http://schemas.microsoft.com/office/word/2010/wordprocessingCanvas" xmlns:wpg="http://schemas.microsoft.com/office/word/2010/wordprocessingGroup" xmlns:wpi="http://schemas.microsoft.com/office/word/2010/wordprocessingInk" xmlns:wps="http://schemas.microsoft.com/office/word/2010/wordprocessingShape" mc:Ignorable="w14 wp14">
+<w:numbering xmlns:mc="http://schemas.openxmlformats.org/markup-compatibility/2006" xmlns:w="http://schemas.openxmlformats.org/wordprocessingml/2006/main" xmlns:m="http://schemas.openxmlformats.org/officeDocument/2006/math" xmlns:mo="http://schemas.microsoft.com/office/mac/office/2008/main" xmlns:mv="urn:schemas-microsoft-com:mac:vml" xmlns:o="urn:schemas-microsoft-com:office:office" xmlns:r="http://schemas.openxmlformats.org/officeDocument/2006/relationships" xmlns:v="urn:schemas-microsoft-com:vml" xmlns:w10="urn:schemas-microsoft-com:office:word" xmlns:w14="http://schemas.microsoft.com/office/word/2010/wordml" xmlns:wne="http://schemas.microsoft.com/office/word/2006/wordml" xmlns:wp="http://schemas.openxmlformats.org/drawingml/2006/wordprocessingDrawing" xmlns:wp14="http://schemas.microsoft.com/office/word/2010/wordprocessingDrawing" xmlns:wpc="http://schemas.microsoft.com/office/word/2010/wordprocessingCanvas" xmlns:wpg="http://schemas.microsoft.com/office/word/2010/wordprocessingGroup" xmlns:wpi="http://schemas.microsoft.com/office/word/2010/wordprocessingInk" xmlns:wps="http://schemas.microsoft.com/office/word/2010/wordprocessingShape" mc:Ignorable="w14 wp14">
   <w:abstractNum w:abstractNumId="0">
     <w:nsid w:val="FFFFFF7C"/>
     <w:multiLevelType w:val="singleLevel"/>
@@ -2489,7 +2752,7 @@
         <w:ind w:hanging="360" w:left="1440"/>
       </w:pPr>
       <w:rPr>
-        <w:rFonts w:ascii="Symbol" w:hAnsi="Symbol" w:hint="default"/>
+        <w:rFonts w:ascii="Symbol" w:hAnsi="Symbol" w:hint="default" w:eastAsia="黑体"/>
       </w:rPr>
     </w:lvl>
   </w:abstractNum>
@@ -2510,7 +2773,7 @@
         <w:ind w:hanging="360" w:left="1080"/>
       </w:pPr>
       <w:rPr>
-        <w:rFonts w:ascii="Symbol" w:hAnsi="Symbol" w:hint="default"/>
+        <w:rFonts w:ascii="Symbol" w:hAnsi="Symbol" w:hint="default" w:eastAsia="黑体"/>
       </w:rPr>
     </w:lvl>
   </w:abstractNum>
@@ -2531,7 +2794,7 @@
         <w:ind w:hanging="360" w:left="720"/>
       </w:pPr>
       <w:rPr>
-        <w:rFonts w:ascii="Symbol" w:hAnsi="Symbol" w:hint="default"/>
+        <w:rFonts w:ascii="Symbol" w:hAnsi="Symbol" w:hint="default" w:eastAsia="黑体"/>
       </w:rPr>
     </w:lvl>
   </w:abstractNum>
@@ -2570,7 +2833,7 @@
         <w:ind w:hanging="360" w:left="360"/>
       </w:pPr>
       <w:rPr>
-        <w:rFonts w:ascii="Symbol" w:hAnsi="Symbol" w:hint="default"/>
+        <w:rFonts w:ascii="Symbol" w:hAnsi="Symbol" w:hint="default" w:eastAsia="黑体"/>
       </w:rPr>
     </w:lvl>
   </w:abstractNum>
@@ -2661,7 +2924,7 @@
         <w:ind w:left="720" w:hanging="360"/>
       </w:pPr>
       <w:rPr>
-        <w:rFonts w:ascii="Symbol" w:hAnsi="Symbol" w:cs="Symbol" w:hint="default"/>
+        <w:rFonts w:ascii="Symbol" w:hAnsi="Symbol" w:cs="Symbol" w:hint="default" w:eastAsia="黑体"/>
       </w:rPr>
     </w:lvl>
     <w:lvl w:ilvl="1">
@@ -2672,7 +2935,7 @@
         <w:ind w:left="1440" w:hanging="360"/>
       </w:pPr>
       <w:rPr>
-        <w:rFonts w:ascii="Courier New" w:hAnsi="Courier New" w:cs="Courier New" w:hint="default"/>
+        <w:rFonts w:ascii="Courier New" w:hAnsi="Courier New" w:cs="Courier New" w:hint="default" w:eastAsia="黑体"/>
       </w:rPr>
     </w:lvl>
     <w:lvl w:ilvl="2">
@@ -2683,7 +2946,7 @@
         <w:ind w:left="2160" w:hanging="360"/>
       </w:pPr>
       <w:rPr>
-        <w:rFonts w:ascii="Wingdings" w:hAnsi="Wingdings" w:cs="Wingdings" w:hint="default"/>
+        <w:rFonts w:ascii="Wingdings" w:hAnsi="Wingdings" w:cs="Wingdings" w:hint="default" w:eastAsia="黑体"/>
       </w:rPr>
     </w:lvl>
     <w:lvl w:ilvl="3">
@@ -2694,7 +2957,7 @@
         <w:ind w:left="2880" w:hanging="360"/>
       </w:pPr>
       <w:rPr>
-        <w:rFonts w:ascii="Symbol" w:hAnsi="Symbol" w:cs="Symbol" w:hint="default"/>
+        <w:rFonts w:ascii="Symbol" w:hAnsi="Symbol" w:cs="Symbol" w:hint="default" w:eastAsia="黑体"/>
       </w:rPr>
     </w:lvl>
     <w:lvl w:ilvl="4">
@@ -2705,7 +2968,7 @@
         <w:ind w:left="3600" w:hanging="360"/>
       </w:pPr>
       <w:rPr>
-        <w:rFonts w:ascii="Courier New" w:hAnsi="Courier New" w:cs="Courier New" w:hint="default"/>
+        <w:rFonts w:ascii="Courier New" w:hAnsi="Courier New" w:cs="Courier New" w:hint="default" w:eastAsia="黑体"/>
       </w:rPr>
     </w:lvl>
     <w:lvl w:ilvl="5">
@@ -2716,7 +2979,7 @@
         <w:ind w:left="4320" w:hanging="360"/>
       </w:pPr>
       <w:rPr>
-        <w:rFonts w:ascii="Wingdings" w:hAnsi="Wingdings" w:cs="Wingdings" w:hint="default"/>
+        <w:rFonts w:ascii="Wingdings" w:hAnsi="Wingdings" w:cs="Wingdings" w:hint="default" w:eastAsia="黑体"/>
       </w:rPr>
     </w:lvl>
     <w:lvl w:ilvl="6">
@@ -2727,7 +2990,7 @@
         <w:ind w:left="5040" w:hanging="360"/>
       </w:pPr>
       <w:rPr>
-        <w:rFonts w:ascii="Symbol" w:hAnsi="Symbol" w:cs="Symbol" w:hint="default"/>
+        <w:rFonts w:ascii="Symbol" w:hAnsi="Symbol" w:cs="Symbol" w:hint="default" w:eastAsia="黑体"/>
       </w:rPr>
     </w:lvl>
     <w:lvl w:ilvl="7">
@@ -2738,7 +3001,7 @@
         <w:ind w:left="5760" w:hanging="360"/>
       </w:pPr>
       <w:rPr>
-        <w:rFonts w:ascii="Courier New" w:hAnsi="Courier New" w:cs="Courier New" w:hint="default"/>
+        <w:rFonts w:ascii="Courier New" w:hAnsi="Courier New" w:cs="Courier New" w:hint="default" w:eastAsia="黑体"/>
       </w:rPr>
     </w:lvl>
     <w:lvl w:ilvl="8">
@@ -2749,7 +3012,7 @@
         <w:ind w:left="6480" w:hanging="360"/>
       </w:pPr>
       <w:rPr>
-        <w:rFonts w:ascii="Wingdings" w:hAnsi="Wingdings" w:cs="Wingdings" w:hint="default"/>
+        <w:rFonts w:ascii="Wingdings" w:hAnsi="Wingdings" w:cs="Wingdings" w:hint="default" w:eastAsia="黑体"/>
       </w:rPr>
     </w:lvl>
   </w:abstractNum>
@@ -2805,11 +3068,11 @@
 </file>
 
 <file path=word/styles.xml><?xml version="1.0" encoding="utf-8"?>
-<w:styles xmlns:mc="http://schemas.openxmlformats.org/markup-compatibility/2006" xmlns:r="http://schemas.openxmlformats.org/officeDocument/2006/relationships" xmlns:w="http://schemas.openxmlformats.org/wordprocessingml/2006/main" xmlns:w14="http://schemas.microsoft.com/office/word/2010/wordml" mc:Ignorable="w14">
+<w:styles xmlns:mc="http://schemas.openxmlformats.org/markup-compatibility/2006" xmlns:w="http://schemas.openxmlformats.org/wordprocessingml/2006/main" xmlns:r="http://schemas.openxmlformats.org/officeDocument/2006/relationships" xmlns:w14="http://schemas.microsoft.com/office/word/2010/wordml" mc:Ignorable="w14">
   <w:docDefaults>
     <w:rPrDefault>
       <w:rPr>
-        <w:rFonts w:asciiTheme="minorHAnsi" w:cstheme="minorBidi" w:eastAsiaTheme="minorEastAsia" w:hAnsiTheme="minorHAnsi"/>
+        <w:rFonts w:asciiTheme="minorHAnsi" w:cstheme="minorBidi" w:hAnsiTheme="minorHAnsi" w:eastAsia="黑体"/>
         <w:sz w:val="22"/>
         <w:szCs w:val="22"/>
         <w:lang w:bidi="ar-SA" w:eastAsia="en-US" w:val="en-US"/>
@@ -3031,7 +3294,7 @@
       <w:outlineLvl w:val="0"/>
     </w:pPr>
     <w:rPr>
-      <w:rFonts w:ascii="Times New Roman" w:asciiTheme="majorHAnsi" w:cstheme="majorBidi" w:eastAsia="黑体" w:eastAsiaTheme="majorEastAsia" w:hAnsi="Times New Roman" w:hAnsiTheme="majorHAnsi"/>
+      <w:rFonts w:ascii="Times New Roman" w:asciiTheme="majorHAnsi" w:cstheme="majorBidi" w:eastAsia="黑体" w:hAnsi="Times New Roman" w:hAnsiTheme="majorHAnsi"/>
       <w:b/>
       <w:bCs/>
       <w:color w:val="1F3864"/>
@@ -3055,7 +3318,7 @@
       <w:outlineLvl w:val="1"/>
     </w:pPr>
     <w:rPr>
-      <w:rFonts w:ascii="Times New Roman" w:asciiTheme="majorHAnsi" w:cstheme="majorBidi" w:eastAsia="黑体" w:eastAsiaTheme="majorEastAsia" w:hAnsi="Times New Roman" w:hAnsiTheme="majorHAnsi"/>
+      <w:rFonts w:ascii="Times New Roman" w:asciiTheme="majorHAnsi" w:cstheme="majorBidi" w:eastAsia="黑体" w:hAnsi="Times New Roman" w:hAnsiTheme="majorHAnsi"/>
       <w:b/>
       <w:bCs/>
       <w:color w:val="2E4E7E"/>
@@ -3079,7 +3342,7 @@
       <w:outlineLvl w:val="2"/>
     </w:pPr>
     <w:rPr>
-      <w:rFonts w:ascii="Times New Roman" w:asciiTheme="majorHAnsi" w:cstheme="majorBidi" w:eastAsia="黑体" w:eastAsiaTheme="majorEastAsia" w:hAnsi="Times New Roman" w:hAnsiTheme="majorHAnsi"/>
+      <w:rFonts w:ascii="Times New Roman" w:asciiTheme="majorHAnsi" w:cstheme="majorBidi" w:eastAsia="黑体" w:hAnsi="Times New Roman" w:hAnsiTheme="majorHAnsi"/>
       <w:b/>
       <w:bCs/>
       <w:color w:val="2E4E7E"/>
@@ -3103,7 +3366,7 @@
       <w:outlineLvl w:val="3"/>
     </w:pPr>
     <w:rPr>
-      <w:rFonts w:ascii="Times New Roman" w:asciiTheme="majorHAnsi" w:cstheme="majorBidi" w:eastAsia="黑体" w:eastAsiaTheme="majorEastAsia" w:hAnsi="Times New Roman" w:hAnsiTheme="majorHAnsi"/>
+      <w:rFonts w:ascii="Times New Roman" w:asciiTheme="majorHAnsi" w:cstheme="majorBidi" w:eastAsia="黑体" w:hAnsi="Times New Roman" w:hAnsiTheme="majorHAnsi"/>
       <w:b/>
       <w:bCs/>
       <w:i/>
@@ -3129,7 +3392,7 @@
       <w:outlineLvl w:val="4"/>
     </w:pPr>
     <w:rPr>
-      <w:rFonts w:ascii="Times New Roman" w:asciiTheme="majorHAnsi" w:cstheme="majorBidi" w:eastAsia="黑体" w:eastAsiaTheme="majorEastAsia" w:hAnsi="Times New Roman" w:hAnsiTheme="majorHAnsi"/>
+      <w:rFonts w:ascii="Times New Roman" w:asciiTheme="majorHAnsi" w:cstheme="majorBidi" w:eastAsia="黑体" w:hAnsi="Times New Roman" w:hAnsiTheme="majorHAnsi"/>
       <w:b/>
       <w:color w:val="333333"/>
       <w:sz w:val="22"/>
@@ -3152,7 +3415,7 @@
       <w:outlineLvl w:val="5"/>
     </w:pPr>
     <w:rPr>
-      <w:rFonts w:asciiTheme="majorHAnsi" w:cstheme="majorBidi" w:eastAsiaTheme="majorEastAsia" w:hAnsiTheme="majorHAnsi"/>
+      <w:rFonts w:asciiTheme="majorHAnsi" w:cstheme="majorBidi" w:hAnsiTheme="majorHAnsi" w:eastAsia="黑体"/>
       <w:i/>
       <w:iCs/>
       <w:color w:themeColor="accent1" w:themeShade="7F" w:val="243F60"/>
@@ -3175,7 +3438,7 @@
       <w:outlineLvl w:val="6"/>
     </w:pPr>
     <w:rPr>
-      <w:rFonts w:asciiTheme="majorHAnsi" w:cstheme="majorBidi" w:eastAsiaTheme="majorEastAsia" w:hAnsiTheme="majorHAnsi"/>
+      <w:rFonts w:asciiTheme="majorHAnsi" w:cstheme="majorBidi" w:hAnsiTheme="majorHAnsi" w:eastAsia="黑体"/>
       <w:i/>
       <w:iCs/>
       <w:color w:themeColor="text1" w:themeTint="BF" w:val="404040"/>
@@ -3198,7 +3461,7 @@
       <w:outlineLvl w:val="7"/>
     </w:pPr>
     <w:rPr>
-      <w:rFonts w:asciiTheme="majorHAnsi" w:cstheme="majorBidi" w:eastAsiaTheme="majorEastAsia" w:hAnsiTheme="majorHAnsi"/>
+      <w:rFonts w:asciiTheme="majorHAnsi" w:cstheme="majorBidi" w:hAnsiTheme="majorHAnsi" w:eastAsia="黑体"/>
       <w:color w:themeColor="accent1" w:val="4F81BD"/>
       <w:sz w:val="20"/>
       <w:szCs w:val="20"/>
@@ -3221,7 +3484,7 @@
       <w:outlineLvl w:val="8"/>
     </w:pPr>
     <w:rPr>
-      <w:rFonts w:asciiTheme="majorHAnsi" w:cstheme="majorBidi" w:eastAsiaTheme="majorEastAsia" w:hAnsiTheme="majorHAnsi"/>
+      <w:rFonts w:asciiTheme="majorHAnsi" w:cstheme="majorBidi" w:hAnsiTheme="majorHAnsi" w:eastAsia="黑体"/>
       <w:i/>
       <w:iCs/>
       <w:color w:themeColor="text1" w:themeTint="BF" w:val="404040"/>
@@ -3272,7 +3535,7 @@
     <w:uiPriority w:val="9"/>
     <w:rsid w:val="00FC693F"/>
     <w:rPr>
-      <w:rFonts w:asciiTheme="majorHAnsi" w:cstheme="majorBidi" w:eastAsiaTheme="majorEastAsia" w:hAnsiTheme="majorHAnsi"/>
+      <w:rFonts w:asciiTheme="majorHAnsi" w:cstheme="majorBidi" w:hAnsiTheme="majorHAnsi" w:eastAsia="黑体"/>
       <w:b/>
       <w:bCs/>
       <w:color w:themeColor="accent1" w:themeShade="BF" w:val="365F91"/>
@@ -3287,7 +3550,7 @@
     <w:uiPriority w:val="9"/>
     <w:rsid w:val="00FC693F"/>
     <w:rPr>
-      <w:rFonts w:asciiTheme="majorHAnsi" w:cstheme="majorBidi" w:eastAsiaTheme="majorEastAsia" w:hAnsiTheme="majorHAnsi"/>
+      <w:rFonts w:asciiTheme="majorHAnsi" w:cstheme="majorBidi" w:hAnsiTheme="majorHAnsi" w:eastAsia="黑体"/>
       <w:b/>
       <w:bCs/>
       <w:color w:themeColor="accent1" w:val="4F81BD"/>
@@ -3302,7 +3565,7 @@
     <w:uiPriority w:val="9"/>
     <w:rsid w:val="00FC693F"/>
     <w:rPr>
-      <w:rFonts w:asciiTheme="majorHAnsi" w:cstheme="majorBidi" w:eastAsiaTheme="majorEastAsia" w:hAnsiTheme="majorHAnsi"/>
+      <w:rFonts w:asciiTheme="majorHAnsi" w:cstheme="majorBidi" w:hAnsiTheme="majorHAnsi" w:eastAsia="黑体"/>
       <w:b/>
       <w:bCs/>
       <w:color w:themeColor="accent1" w:val="4F81BD"/>
@@ -3325,7 +3588,7 @@
       <w:contextualSpacing/>
     </w:pPr>
     <w:rPr>
-      <w:rFonts w:ascii="Times New Roman" w:asciiTheme="majorHAnsi" w:cstheme="majorBidi" w:eastAsia="黑体" w:eastAsiaTheme="majorEastAsia" w:hAnsi="Times New Roman" w:hAnsiTheme="majorHAnsi"/>
+      <w:rFonts w:ascii="Times New Roman" w:asciiTheme="majorHAnsi" w:cstheme="majorBidi" w:eastAsia="黑体" w:hAnsi="Times New Roman" w:hAnsiTheme="majorHAnsi"/>
       <w:b/>
       <w:color w:val="1F3864"/>
       <w:spacing w:val="5"/>
@@ -3341,7 +3604,7 @@
     <w:uiPriority w:val="10"/>
     <w:rsid w:val="00FC693F"/>
     <w:rPr>
-      <w:rFonts w:asciiTheme="majorHAnsi" w:cstheme="majorBidi" w:eastAsiaTheme="majorEastAsia" w:hAnsiTheme="majorHAnsi"/>
+      <w:rFonts w:asciiTheme="majorHAnsi" w:cstheme="majorBidi" w:hAnsiTheme="majorHAnsi" w:eastAsia="黑体"/>
       <w:color w:themeColor="text2" w:themeShade="BF" w:val="17365D"/>
       <w:spacing w:val="5"/>
       <w:kern w:val="28"/>
@@ -3363,7 +3626,7 @@
       </w:numPr>
     </w:pPr>
     <w:rPr>
-      <w:rFonts w:asciiTheme="majorHAnsi" w:cstheme="majorBidi" w:eastAsiaTheme="majorEastAsia" w:hAnsiTheme="majorHAnsi"/>
+      <w:rFonts w:asciiTheme="majorHAnsi" w:cstheme="majorBidi" w:hAnsiTheme="majorHAnsi" w:eastAsia="黑体"/>
       <w:i/>
       <w:iCs/>
       <w:color w:themeColor="accent1" w:val="4F81BD"/>
@@ -3379,7 +3642,7 @@
     <w:uiPriority w:val="11"/>
     <w:rsid w:val="00FC693F"/>
     <w:rPr>
-      <w:rFonts w:asciiTheme="majorHAnsi" w:cstheme="majorBidi" w:eastAsiaTheme="majorEastAsia" w:hAnsiTheme="majorHAnsi"/>
+      <w:rFonts w:asciiTheme="majorHAnsi" w:cstheme="majorBidi" w:hAnsiTheme="majorHAnsi" w:eastAsia="黑体"/>
       <w:i/>
       <w:iCs/>
       <w:color w:themeColor="accent1" w:val="4F81BD"/>
@@ -3446,6 +3709,7 @@
       <w:spacing w:after="120"/>
     </w:pPr>
     <w:rPr>
+      <w:rFonts w:eastAsia="黑体"/>
       <w:sz w:val="16"/>
       <w:szCs w:val="16"/>
     </w:rPr>
@@ -3457,6 +3721,7 @@
     <w:uiPriority w:val="99"/>
     <w:rsid w:val="00AA1D8D"/>
     <w:rPr>
+      <w:rFonts w:eastAsia="黑体"/>
       <w:sz w:val="16"/>
       <w:szCs w:val="16"/>
     </w:rPr>
@@ -3626,7 +3891,7 @@
       </w:tabs>
     </w:pPr>
     <w:rPr>
-      <w:rFonts w:ascii="Courier" w:hAnsi="Courier"/>
+      <w:rFonts w:ascii="Courier" w:hAnsi="Courier" w:eastAsia="黑体"/>
       <w:sz w:val="20"/>
       <w:szCs w:val="20"/>
     </w:rPr>
@@ -3638,7 +3903,7 @@
     <w:uiPriority w:val="99"/>
     <w:rsid w:val="0029639D"/>
     <w:rPr>
-      <w:rFonts w:ascii="Courier" w:hAnsi="Courier"/>
+      <w:rFonts w:ascii="Courier" w:hAnsi="Courier" w:eastAsia="黑体"/>
       <w:sz w:val="20"/>
       <w:szCs w:val="20"/>
     </w:rPr>
@@ -3674,6 +3939,7 @@
     <w:uiPriority w:val="29"/>
     <w:rsid w:val="00FC693F"/>
     <w:rPr>
+      <w:rFonts w:eastAsia="黑体"/>
       <w:i/>
       <w:iCs/>
       <w:color w:themeColor="text1" w:val="000000"/>
@@ -3687,7 +3953,7 @@
     <w:semiHidden/>
     <w:rsid w:val="00FC693F"/>
     <w:rPr>
-      <w:rFonts w:asciiTheme="majorHAnsi" w:cstheme="majorBidi" w:eastAsiaTheme="majorEastAsia" w:hAnsiTheme="majorHAnsi"/>
+      <w:rFonts w:asciiTheme="majorHAnsi" w:cstheme="majorBidi" w:hAnsiTheme="majorHAnsi" w:eastAsia="黑体"/>
       <w:b/>
       <w:bCs/>
       <w:i/>
@@ -3703,7 +3969,7 @@
     <w:semiHidden/>
     <w:rsid w:val="00FC693F"/>
     <w:rPr>
-      <w:rFonts w:asciiTheme="majorHAnsi" w:cstheme="majorBidi" w:eastAsiaTheme="majorEastAsia" w:hAnsiTheme="majorHAnsi"/>
+      <w:rFonts w:asciiTheme="majorHAnsi" w:cstheme="majorBidi" w:hAnsiTheme="majorHAnsi" w:eastAsia="黑体"/>
       <w:color w:themeColor="accent1" w:themeShade="7F" w:val="243F60"/>
     </w:rPr>
   </w:style>
@@ -3715,7 +3981,7 @@
     <w:semiHidden/>
     <w:rsid w:val="00FC693F"/>
     <w:rPr>
-      <w:rFonts w:asciiTheme="majorHAnsi" w:cstheme="majorBidi" w:eastAsiaTheme="majorEastAsia" w:hAnsiTheme="majorHAnsi"/>
+      <w:rFonts w:asciiTheme="majorHAnsi" w:cstheme="majorBidi" w:hAnsiTheme="majorHAnsi" w:eastAsia="黑体"/>
       <w:i/>
       <w:iCs/>
       <w:color w:themeColor="accent1" w:themeShade="7F" w:val="243F60"/>
@@ -3729,7 +3995,7 @@
     <w:semiHidden/>
     <w:rsid w:val="00FC693F"/>
     <w:rPr>
-      <w:rFonts w:asciiTheme="majorHAnsi" w:cstheme="majorBidi" w:eastAsiaTheme="majorEastAsia" w:hAnsiTheme="majorHAnsi"/>
+      <w:rFonts w:asciiTheme="majorHAnsi" w:cstheme="majorBidi" w:hAnsiTheme="majorHAnsi" w:eastAsia="黑体"/>
       <w:i/>
       <w:iCs/>
       <w:color w:themeColor="text1" w:themeTint="BF" w:val="404040"/>
@@ -3743,7 +4009,7 @@
     <w:semiHidden/>
     <w:rsid w:val="00FC693F"/>
     <w:rPr>
-      <w:rFonts w:asciiTheme="majorHAnsi" w:cstheme="majorBidi" w:eastAsiaTheme="majorEastAsia" w:hAnsiTheme="majorHAnsi"/>
+      <w:rFonts w:asciiTheme="majorHAnsi" w:cstheme="majorBidi" w:hAnsiTheme="majorHAnsi" w:eastAsia="黑体"/>
       <w:color w:themeColor="accent1" w:val="4F81BD"/>
       <w:sz w:val="20"/>
       <w:szCs w:val="20"/>
@@ -3757,7 +4023,7 @@
     <w:semiHidden/>
     <w:rsid w:val="00FC693F"/>
     <w:rPr>
-      <w:rFonts w:asciiTheme="majorHAnsi" w:cstheme="majorBidi" w:eastAsiaTheme="majorEastAsia" w:hAnsiTheme="majorHAnsi"/>
+      <w:rFonts w:asciiTheme="majorHAnsi" w:cstheme="majorBidi" w:hAnsiTheme="majorHAnsi" w:eastAsia="黑体"/>
       <w:i/>
       <w:iCs/>
       <w:color w:themeColor="text1" w:themeTint="BF" w:val="404040"/>
@@ -3778,6 +4044,7 @@
       <w:spacing w:line="240" w:lineRule="auto"/>
     </w:pPr>
     <w:rPr>
+      <w:rFonts w:eastAsia="黑体"/>
       <w:b/>
       <w:bCs/>
       <w:color w:themeColor="accent1" w:val="4F81BD"/>
@@ -3792,6 +4059,7 @@
     <w:qFormat/>
     <w:rsid w:val="00FC693F"/>
     <w:rPr>
+      <w:rFonts w:eastAsia="黑体"/>
       <w:b/>
       <w:bCs/>
     </w:rPr>
@@ -3803,6 +4071,7 @@
     <w:qFormat/>
     <w:rsid w:val="00FC693F"/>
     <w:rPr>
+      <w:rFonts w:eastAsia="黑体"/>
       <w:i/>
       <w:iCs/>
     </w:rPr>
@@ -3823,6 +4092,7 @@
       <w:ind w:left="936" w:right="936"/>
     </w:pPr>
     <w:rPr>
+      <w:rFonts w:eastAsia="黑体"/>
       <w:b/>
       <w:bCs/>
       <w:i/>
@@ -3837,6 +4107,7 @@
     <w:uiPriority w:val="30"/>
     <w:rsid w:val="00FC693F"/>
     <w:rPr>
+      <w:rFonts w:eastAsia="黑体"/>
       <w:b/>
       <w:bCs/>
       <w:i/>
@@ -3851,6 +4122,7 @@
     <w:qFormat/>
     <w:rsid w:val="00FC693F"/>
     <w:rPr>
+      <w:rFonts w:eastAsia="黑体"/>
       <w:i/>
       <w:iCs/>
       <w:color w:themeColor="text1" w:themeTint="7F" w:val="808080"/>
@@ -3863,6 +4135,7 @@
     <w:qFormat/>
     <w:rsid w:val="00FC693F"/>
     <w:rPr>
+      <w:rFonts w:eastAsia="黑体"/>
       <w:b/>
       <w:bCs/>
       <w:i/>
@@ -3877,6 +4150,7 @@
     <w:qFormat/>
     <w:rsid w:val="00FC693F"/>
     <w:rPr>
+      <w:rFonts w:eastAsia="黑体"/>
       <w:smallCaps/>
       <w:color w:themeColor="accent2" w:val="C0504D"/>
       <w:u w:val="single"/>
@@ -3889,6 +4163,7 @@
     <w:qFormat/>
     <w:rsid w:val="00FC693F"/>
     <w:rPr>
+      <w:rFonts w:eastAsia="黑体"/>
       <w:b/>
       <w:bCs/>
       <w:smallCaps/>
@@ -3904,6 +4179,7 @@
     <w:qFormat/>
     <w:rsid w:val="00FC693F"/>
     <w:rPr>
+      <w:rFonts w:eastAsia="黑体"/>
       <w:b/>
       <w:bCs/>
       <w:smallCaps/>
@@ -3958,6 +4234,7 @@
       <w:spacing w:after="0" w:line="240" w:lineRule="auto"/>
     </w:pPr>
     <w:rPr>
+      <w:rFonts w:eastAsia="黑体"/>
       <w:color w:themeColor="text1" w:themeShade="BF" w:val="000000"/>
     </w:rPr>
     <w:tblPr>
@@ -3980,6 +4257,7 @@
         <w:spacing w:after="0" w:before="0" w:line="240" w:lineRule="auto"/>
       </w:pPr>
       <w:rPr>
+        <w:rFonts w:eastAsia="黑体"/>
         <w:b/>
         <w:bCs/>
       </w:rPr>
@@ -4000,6 +4278,7 @@
         <w:spacing w:after="0" w:before="0" w:line="240" w:lineRule="auto"/>
       </w:pPr>
       <w:rPr>
+        <w:rFonts w:eastAsia="黑体"/>
         <w:b/>
         <w:bCs/>
       </w:rPr>
@@ -4017,12 +4296,14 @@
     </w:tblStylePr>
     <w:tblStylePr w:type="firstCol">
       <w:rPr>
+        <w:rFonts w:eastAsia="黑体"/>
         <w:b/>
         <w:bCs/>
       </w:rPr>
     </w:tblStylePr>
     <w:tblStylePr w:type="lastCol">
       <w:rPr>
+        <w:rFonts w:eastAsia="黑体"/>
         <w:b/>
         <w:bCs/>
       </w:rPr>
@@ -4061,6 +4342,7 @@
       <w:spacing w:after="0" w:line="240" w:lineRule="auto"/>
     </w:pPr>
     <w:rPr>
+      <w:rFonts w:eastAsia="黑体"/>
       <w:color w:themeColor="accent1" w:themeShade="BF" w:val="365F91"/>
     </w:rPr>
     <w:tblPr>
@@ -4083,6 +4365,7 @@
         <w:spacing w:after="0" w:before="0" w:line="240" w:lineRule="auto"/>
       </w:pPr>
       <w:rPr>
+        <w:rFonts w:eastAsia="黑体"/>
         <w:b/>
         <w:bCs/>
       </w:rPr>
@@ -4103,6 +4386,7 @@
         <w:spacing w:after="0" w:before="0" w:line="240" w:lineRule="auto"/>
       </w:pPr>
       <w:rPr>
+        <w:rFonts w:eastAsia="黑体"/>
         <w:b/>
         <w:bCs/>
       </w:rPr>
@@ -4120,12 +4404,14 @@
     </w:tblStylePr>
     <w:tblStylePr w:type="firstCol">
       <w:rPr>
+        <w:rFonts w:eastAsia="黑体"/>
         <w:b/>
         <w:bCs/>
       </w:rPr>
     </w:tblStylePr>
     <w:tblStylePr w:type="lastCol">
       <w:rPr>
+        <w:rFonts w:eastAsia="黑体"/>
         <w:b/>
         <w:bCs/>
       </w:rPr>
@@ -4164,6 +4450,7 @@
       <w:spacing w:after="0" w:line="240" w:lineRule="auto"/>
     </w:pPr>
     <w:rPr>
+      <w:rFonts w:eastAsia="黑体"/>
       <w:color w:themeColor="accent2" w:themeShade="BF" w:val="943634"/>
     </w:rPr>
     <w:tblPr>
@@ -4186,6 +4473,7 @@
         <w:spacing w:after="0" w:before="0" w:line="240" w:lineRule="auto"/>
       </w:pPr>
       <w:rPr>
+        <w:rFonts w:eastAsia="黑体"/>
         <w:b/>
         <w:bCs/>
       </w:rPr>
@@ -4206,6 +4494,7 @@
         <w:spacing w:after="0" w:before="0" w:line="240" w:lineRule="auto"/>
       </w:pPr>
       <w:rPr>
+        <w:rFonts w:eastAsia="黑体"/>
         <w:b/>
         <w:bCs/>
       </w:rPr>
@@ -4223,12 +4512,14 @@
     </w:tblStylePr>
     <w:tblStylePr w:type="firstCol">
       <w:rPr>
+        <w:rFonts w:eastAsia="黑体"/>
         <w:b/>
         <w:bCs/>
       </w:rPr>
     </w:tblStylePr>
     <w:tblStylePr w:type="lastCol">
       <w:rPr>
+        <w:rFonts w:eastAsia="黑体"/>
         <w:b/>
         <w:bCs/>
       </w:rPr>
@@ -4267,6 +4558,7 @@
       <w:spacing w:after="0" w:line="240" w:lineRule="auto"/>
     </w:pPr>
     <w:rPr>
+      <w:rFonts w:eastAsia="黑体"/>
       <w:color w:themeColor="accent3" w:themeShade="BF" w:val="76923C"/>
     </w:rPr>
     <w:tblPr>
@@ -4289,6 +4581,7 @@
         <w:spacing w:after="0" w:before="0" w:line="240" w:lineRule="auto"/>
       </w:pPr>
       <w:rPr>
+        <w:rFonts w:eastAsia="黑体"/>
         <w:b/>
         <w:bCs/>
       </w:rPr>
@@ -4309,6 +4602,7 @@
         <w:spacing w:after="0" w:before="0" w:line="240" w:lineRule="auto"/>
       </w:pPr>
       <w:rPr>
+        <w:rFonts w:eastAsia="黑体"/>
         <w:b/>
         <w:bCs/>
       </w:rPr>
@@ -4326,12 +4620,14 @@
     </w:tblStylePr>
     <w:tblStylePr w:type="firstCol">
       <w:rPr>
+        <w:rFonts w:eastAsia="黑体"/>
         <w:b/>
         <w:bCs/>
       </w:rPr>
     </w:tblStylePr>
     <w:tblStylePr w:type="lastCol">
       <w:rPr>
+        <w:rFonts w:eastAsia="黑体"/>
         <w:b/>
         <w:bCs/>
       </w:rPr>
@@ -4370,6 +4666,7 @@
       <w:spacing w:after="0" w:line="240" w:lineRule="auto"/>
     </w:pPr>
     <w:rPr>
+      <w:rFonts w:eastAsia="黑体"/>
       <w:color w:themeColor="accent4" w:themeShade="BF" w:val="5F497A"/>
     </w:rPr>
     <w:tblPr>
@@ -4392,6 +4689,7 @@
         <w:spacing w:after="0" w:before="0" w:line="240" w:lineRule="auto"/>
       </w:pPr>
       <w:rPr>
+        <w:rFonts w:eastAsia="黑体"/>
         <w:b/>
         <w:bCs/>
       </w:rPr>
@@ -4412,6 +4710,7 @@
         <w:spacing w:after="0" w:before="0" w:line="240" w:lineRule="auto"/>
       </w:pPr>
       <w:rPr>
+        <w:rFonts w:eastAsia="黑体"/>
         <w:b/>
         <w:bCs/>
       </w:rPr>
@@ -4429,12 +4728,14 @@
     </w:tblStylePr>
     <w:tblStylePr w:type="firstCol">
       <w:rPr>
+        <w:rFonts w:eastAsia="黑体"/>
         <w:b/>
         <w:bCs/>
       </w:rPr>
     </w:tblStylePr>
     <w:tblStylePr w:type="lastCol">
       <w:rPr>
+        <w:rFonts w:eastAsia="黑体"/>
         <w:b/>
         <w:bCs/>
       </w:rPr>
@@ -4473,6 +4774,7 @@
       <w:spacing w:after="0" w:line="240" w:lineRule="auto"/>
     </w:pPr>
     <w:rPr>
+      <w:rFonts w:eastAsia="黑体"/>
       <w:color w:themeColor="accent5" w:themeShade="BF" w:val="31849B"/>
     </w:rPr>
     <w:tblPr>
@@ -4495,6 +4797,7 @@
         <w:spacing w:after="0" w:before="0" w:line="240" w:lineRule="auto"/>
       </w:pPr>
       <w:rPr>
+        <w:rFonts w:eastAsia="黑体"/>
         <w:b/>
         <w:bCs/>
       </w:rPr>
@@ -4515,6 +4818,7 @@
         <w:spacing w:after="0" w:before="0" w:line="240" w:lineRule="auto"/>
       </w:pPr>
       <w:rPr>
+        <w:rFonts w:eastAsia="黑体"/>
         <w:b/>
         <w:bCs/>
       </w:rPr>
@@ -4532,12 +4836,14 @@
     </w:tblStylePr>
     <w:tblStylePr w:type="firstCol">
       <w:rPr>
+        <w:rFonts w:eastAsia="黑体"/>
         <w:b/>
         <w:bCs/>
       </w:rPr>
     </w:tblStylePr>
     <w:tblStylePr w:type="lastCol">
       <w:rPr>
+        <w:rFonts w:eastAsia="黑体"/>
         <w:b/>
         <w:bCs/>
       </w:rPr>
@@ -4576,6 +4882,7 @@
       <w:spacing w:after="0" w:line="240" w:lineRule="auto"/>
     </w:pPr>
     <w:rPr>
+      <w:rFonts w:eastAsia="黑体"/>
       <w:color w:themeColor="accent6" w:themeShade="BF" w:val="E36C0A"/>
     </w:rPr>
     <w:tblPr>
@@ -4598,6 +4905,7 @@
         <w:spacing w:after="0" w:before="0" w:line="240" w:lineRule="auto"/>
       </w:pPr>
       <w:rPr>
+        <w:rFonts w:eastAsia="黑体"/>
         <w:b/>
         <w:bCs/>
       </w:rPr>
@@ -4618,6 +4926,7 @@
         <w:spacing w:after="0" w:before="0" w:line="240" w:lineRule="auto"/>
       </w:pPr>
       <w:rPr>
+        <w:rFonts w:eastAsia="黑体"/>
         <w:b/>
         <w:bCs/>
       </w:rPr>
@@ -4635,12 +4944,14 @@
     </w:tblStylePr>
     <w:tblStylePr w:type="firstCol">
       <w:rPr>
+        <w:rFonts w:eastAsia="黑体"/>
         <w:b/>
         <w:bCs/>
       </w:rPr>
     </w:tblStylePr>
     <w:tblStylePr w:type="lastCol">
       <w:rPr>
+        <w:rFonts w:eastAsia="黑体"/>
         <w:b/>
         <w:bCs/>
       </w:rPr>
@@ -4700,6 +5011,7 @@
         <w:spacing w:after="0" w:before="0" w:line="240" w:lineRule="auto"/>
       </w:pPr>
       <w:rPr>
+        <w:rFonts w:eastAsia="黑体"/>
         <w:b/>
         <w:bCs/>
         <w:color w:themeColor="background1" w:val="FFFFFF"/>
@@ -4714,6 +5026,7 @@
         <w:spacing w:after="0" w:before="0" w:line="240" w:lineRule="auto"/>
       </w:pPr>
       <w:rPr>
+        <w:rFonts w:eastAsia="黑体"/>
         <w:b/>
         <w:bCs/>
       </w:rPr>
@@ -4729,12 +5042,14 @@
     </w:tblStylePr>
     <w:tblStylePr w:type="firstCol">
       <w:rPr>
+        <w:rFonts w:eastAsia="黑体"/>
         <w:b/>
         <w:bCs/>
       </w:rPr>
     </w:tblStylePr>
     <w:tblStylePr w:type="lastCol">
       <w:rPr>
+        <w:rFonts w:eastAsia="黑体"/>
         <w:b/>
         <w:bCs/>
       </w:rPr>
@@ -4792,6 +5107,7 @@
         <w:spacing w:after="0" w:before="0" w:line="240" w:lineRule="auto"/>
       </w:pPr>
       <w:rPr>
+        <w:rFonts w:eastAsia="黑体"/>
         <w:b/>
         <w:bCs/>
         <w:color w:themeColor="background1" w:val="FFFFFF"/>
@@ -4806,6 +5122,7 @@
         <w:spacing w:after="0" w:before="0" w:line="240" w:lineRule="auto"/>
       </w:pPr>
       <w:rPr>
+        <w:rFonts w:eastAsia="黑体"/>
         <w:b/>
         <w:bCs/>
       </w:rPr>
@@ -4821,12 +5138,14 @@
     </w:tblStylePr>
     <w:tblStylePr w:type="firstCol">
       <w:rPr>
+        <w:rFonts w:eastAsia="黑体"/>
         <w:b/>
         <w:bCs/>
       </w:rPr>
     </w:tblStylePr>
     <w:tblStylePr w:type="lastCol">
       <w:rPr>
+        <w:rFonts w:eastAsia="黑体"/>
         <w:b/>
         <w:bCs/>
       </w:rPr>
@@ -4884,6 +5203,7 @@
         <w:spacing w:after="0" w:before="0" w:line="240" w:lineRule="auto"/>
       </w:pPr>
       <w:rPr>
+        <w:rFonts w:eastAsia="黑体"/>
         <w:b/>
         <w:bCs/>
         <w:color w:themeColor="background1" w:val="FFFFFF"/>
@@ -4898,6 +5218,7 @@
         <w:spacing w:after="0" w:before="0" w:line="240" w:lineRule="auto"/>
       </w:pPr>
       <w:rPr>
+        <w:rFonts w:eastAsia="黑体"/>
         <w:b/>
         <w:bCs/>
       </w:rPr>
@@ -4913,12 +5234,14 @@
     </w:tblStylePr>
     <w:tblStylePr w:type="firstCol">
       <w:rPr>
+        <w:rFonts w:eastAsia="黑体"/>
         <w:b/>
         <w:bCs/>
       </w:rPr>
     </w:tblStylePr>
     <w:tblStylePr w:type="lastCol">
       <w:rPr>
+        <w:rFonts w:eastAsia="黑体"/>
         <w:b/>
         <w:bCs/>
       </w:rPr>
@@ -4976,6 +5299,7 @@
         <w:spacing w:after="0" w:before="0" w:line="240" w:lineRule="auto"/>
       </w:pPr>
       <w:rPr>
+        <w:rFonts w:eastAsia="黑体"/>
         <w:b/>
         <w:bCs/>
         <w:color w:themeColor="background1" w:val="FFFFFF"/>
@@ -4990,6 +5314,7 @@
         <w:spacing w:after="0" w:before="0" w:line="240" w:lineRule="auto"/>
       </w:pPr>
       <w:rPr>
+        <w:rFonts w:eastAsia="黑体"/>
         <w:b/>
         <w:bCs/>
       </w:rPr>
@@ -5005,12 +5330,14 @@
     </w:tblStylePr>
     <w:tblStylePr w:type="firstCol">
       <w:rPr>
+        <w:rFonts w:eastAsia="黑体"/>
         <w:b/>
         <w:bCs/>
       </w:rPr>
     </w:tblStylePr>
     <w:tblStylePr w:type="lastCol">
       <w:rPr>
+        <w:rFonts w:eastAsia="黑体"/>
         <w:b/>
         <w:bCs/>
       </w:rPr>
@@ -5068,6 +5395,7 @@
         <w:spacing w:after="0" w:before="0" w:line="240" w:lineRule="auto"/>
       </w:pPr>
       <w:rPr>
+        <w:rFonts w:eastAsia="黑体"/>
         <w:b/>
         <w:bCs/>
         <w:color w:themeColor="background1" w:val="FFFFFF"/>
@@ -5082,6 +5410,7 @@
         <w:spacing w:after="0" w:before="0" w:line="240" w:lineRule="auto"/>
       </w:pPr>
       <w:rPr>
+        <w:rFonts w:eastAsia="黑体"/>
         <w:b/>
         <w:bCs/>
       </w:rPr>
@@ -5097,12 +5426,14 @@
     </w:tblStylePr>
     <w:tblStylePr w:type="firstCol">
       <w:rPr>
+        <w:rFonts w:eastAsia="黑体"/>
         <w:b/>
         <w:bCs/>
       </w:rPr>
     </w:tblStylePr>
     <w:tblStylePr w:type="lastCol">
       <w:rPr>
+        <w:rFonts w:eastAsia="黑体"/>
         <w:b/>
         <w:bCs/>
       </w:rPr>
@@ -5160,6 +5491,7 @@
         <w:spacing w:after="0" w:before="0" w:line="240" w:lineRule="auto"/>
       </w:pPr>
       <w:rPr>
+        <w:rFonts w:eastAsia="黑体"/>
         <w:b/>
         <w:bCs/>
         <w:color w:themeColor="background1" w:val="FFFFFF"/>
@@ -5174,6 +5506,7 @@
         <w:spacing w:after="0" w:before="0" w:line="240" w:lineRule="auto"/>
       </w:pPr>
       <w:rPr>
+        <w:rFonts w:eastAsia="黑体"/>
         <w:b/>
         <w:bCs/>
       </w:rPr>
@@ -5189,12 +5522,14 @@
     </w:tblStylePr>
     <w:tblStylePr w:type="firstCol">
       <w:rPr>
+        <w:rFonts w:eastAsia="黑体"/>
         <w:b/>
         <w:bCs/>
       </w:rPr>
     </w:tblStylePr>
     <w:tblStylePr w:type="lastCol">
       <w:rPr>
+        <w:rFonts w:eastAsia="黑体"/>
         <w:b/>
         <w:bCs/>
       </w:rPr>
@@ -5252,6 +5587,7 @@
         <w:spacing w:after="0" w:before="0" w:line="240" w:lineRule="auto"/>
       </w:pPr>
       <w:rPr>
+        <w:rFonts w:eastAsia="黑体"/>
         <w:b/>
         <w:bCs/>
         <w:color w:themeColor="background1" w:val="FFFFFF"/>
@@ -5266,6 +5602,7 @@
         <w:spacing w:after="0" w:before="0" w:line="240" w:lineRule="auto"/>
       </w:pPr>
       <w:rPr>
+        <w:rFonts w:eastAsia="黑体"/>
         <w:b/>
         <w:bCs/>
       </w:rPr>
@@ -5281,12 +5618,14 @@
     </w:tblStylePr>
     <w:tblStylePr w:type="firstCol">
       <w:rPr>
+        <w:rFonts w:eastAsia="黑体"/>
         <w:b/>
         <w:bCs/>
       </w:rPr>
     </w:tblStylePr>
     <w:tblStylePr w:type="lastCol">
       <w:rPr>
+        <w:rFonts w:eastAsia="黑体"/>
         <w:b/>
         <w:bCs/>
       </w:rPr>
@@ -5346,7 +5685,7 @@
         <w:spacing w:after="0" w:before="0" w:line="240" w:lineRule="auto"/>
       </w:pPr>
       <w:rPr>
-        <w:rFonts w:asciiTheme="majorHAnsi" w:cstheme="majorBidi" w:eastAsiaTheme="majorEastAsia" w:hAnsiTheme="majorHAnsi"/>
+        <w:rFonts w:asciiTheme="majorHAnsi" w:cstheme="majorBidi" w:hAnsiTheme="majorHAnsi" w:eastAsia="黑体"/>
         <w:b/>
         <w:bCs/>
       </w:rPr>
@@ -5367,7 +5706,7 @@
         <w:spacing w:after="0" w:before="0" w:line="240" w:lineRule="auto"/>
       </w:pPr>
       <w:rPr>
-        <w:rFonts w:asciiTheme="majorHAnsi" w:cstheme="majorBidi" w:eastAsiaTheme="majorEastAsia" w:hAnsiTheme="majorHAnsi"/>
+        <w:rFonts w:asciiTheme="majorHAnsi" w:cstheme="majorBidi" w:hAnsiTheme="majorHAnsi" w:eastAsia="黑体"/>
         <w:b/>
         <w:bCs/>
       </w:rPr>
@@ -5385,14 +5724,14 @@
     </w:tblStylePr>
     <w:tblStylePr w:type="firstCol">
       <w:rPr>
-        <w:rFonts w:asciiTheme="majorHAnsi" w:cstheme="majorBidi" w:eastAsiaTheme="majorEastAsia" w:hAnsiTheme="majorHAnsi"/>
+        <w:rFonts w:asciiTheme="majorHAnsi" w:cstheme="majorBidi" w:hAnsiTheme="majorHAnsi" w:eastAsia="黑体"/>
         <w:b/>
         <w:bCs/>
       </w:rPr>
     </w:tblStylePr>
     <w:tblStylePr w:type="lastCol">
       <w:rPr>
-        <w:rFonts w:asciiTheme="majorHAnsi" w:cstheme="majorBidi" w:eastAsiaTheme="majorEastAsia" w:hAnsiTheme="majorHAnsi"/>
+        <w:rFonts w:asciiTheme="majorHAnsi" w:cstheme="majorBidi" w:hAnsiTheme="majorHAnsi" w:eastAsia="黑体"/>
         <w:b/>
         <w:bCs/>
       </w:rPr>
@@ -5476,7 +5815,7 @@
         <w:spacing w:after="0" w:before="0" w:line="240" w:lineRule="auto"/>
       </w:pPr>
       <w:rPr>
-        <w:rFonts w:asciiTheme="majorHAnsi" w:cstheme="majorBidi" w:eastAsiaTheme="majorEastAsia" w:hAnsiTheme="majorHAnsi"/>
+        <w:rFonts w:asciiTheme="majorHAnsi" w:cstheme="majorBidi" w:hAnsiTheme="majorHAnsi" w:eastAsia="黑体"/>
         <w:b/>
         <w:bCs/>
       </w:rPr>
@@ -5497,7 +5836,7 @@
         <w:spacing w:after="0" w:before="0" w:line="240" w:lineRule="auto"/>
       </w:pPr>
       <w:rPr>
-        <w:rFonts w:asciiTheme="majorHAnsi" w:cstheme="majorBidi" w:eastAsiaTheme="majorEastAsia" w:hAnsiTheme="majorHAnsi"/>
+        <w:rFonts w:asciiTheme="majorHAnsi" w:cstheme="majorBidi" w:hAnsiTheme="majorHAnsi" w:eastAsia="黑体"/>
         <w:b/>
         <w:bCs/>
       </w:rPr>
@@ -5515,14 +5854,14 @@
     </w:tblStylePr>
     <w:tblStylePr w:type="firstCol">
       <w:rPr>
-        <w:rFonts w:asciiTheme="majorHAnsi" w:cstheme="majorBidi" w:eastAsiaTheme="majorEastAsia" w:hAnsiTheme="majorHAnsi"/>
+        <w:rFonts w:asciiTheme="majorHAnsi" w:cstheme="majorBidi" w:hAnsiTheme="majorHAnsi" w:eastAsia="黑体"/>
         <w:b/>
         <w:bCs/>
       </w:rPr>
     </w:tblStylePr>
     <w:tblStylePr w:type="lastCol">
       <w:rPr>
-        <w:rFonts w:asciiTheme="majorHAnsi" w:cstheme="majorBidi" w:eastAsiaTheme="majorEastAsia" w:hAnsiTheme="majorHAnsi"/>
+        <w:rFonts w:asciiTheme="majorHAnsi" w:cstheme="majorBidi" w:hAnsiTheme="majorHAnsi" w:eastAsia="黑体"/>
         <w:b/>
         <w:bCs/>
       </w:rPr>
@@ -5606,7 +5945,7 @@
         <w:spacing w:after="0" w:before="0" w:line="240" w:lineRule="auto"/>
       </w:pPr>
       <w:rPr>
-        <w:rFonts w:asciiTheme="majorHAnsi" w:cstheme="majorBidi" w:eastAsiaTheme="majorEastAsia" w:hAnsiTheme="majorHAnsi"/>
+        <w:rFonts w:asciiTheme="majorHAnsi" w:cstheme="majorBidi" w:hAnsiTheme="majorHAnsi" w:eastAsia="黑体"/>
         <w:b/>
         <w:bCs/>
       </w:rPr>
@@ -5627,7 +5966,7 @@
         <w:spacing w:after="0" w:before="0" w:line="240" w:lineRule="auto"/>
       </w:pPr>
       <w:rPr>
-        <w:rFonts w:asciiTheme="majorHAnsi" w:cstheme="majorBidi" w:eastAsiaTheme="majorEastAsia" w:hAnsiTheme="majorHAnsi"/>
+        <w:rFonts w:asciiTheme="majorHAnsi" w:cstheme="majorBidi" w:hAnsiTheme="majorHAnsi" w:eastAsia="黑体"/>
         <w:b/>
         <w:bCs/>
       </w:rPr>
@@ -5645,14 +5984,14 @@
     </w:tblStylePr>
     <w:tblStylePr w:type="firstCol">
       <w:rPr>
-        <w:rFonts w:asciiTheme="majorHAnsi" w:cstheme="majorBidi" w:eastAsiaTheme="majorEastAsia" w:hAnsiTheme="majorHAnsi"/>
+        <w:rFonts w:asciiTheme="majorHAnsi" w:cstheme="majorBidi" w:hAnsiTheme="majorHAnsi" w:eastAsia="黑体"/>
         <w:b/>
         <w:bCs/>
       </w:rPr>
     </w:tblStylePr>
     <w:tblStylePr w:type="lastCol">
       <w:rPr>
-        <w:rFonts w:asciiTheme="majorHAnsi" w:cstheme="majorBidi" w:eastAsiaTheme="majorEastAsia" w:hAnsiTheme="majorHAnsi"/>
+        <w:rFonts w:asciiTheme="majorHAnsi" w:cstheme="majorBidi" w:hAnsiTheme="majorHAnsi" w:eastAsia="黑体"/>
         <w:b/>
         <w:bCs/>
       </w:rPr>
@@ -5736,7 +6075,7 @@
         <w:spacing w:after="0" w:before="0" w:line="240" w:lineRule="auto"/>
       </w:pPr>
       <w:rPr>
-        <w:rFonts w:asciiTheme="majorHAnsi" w:cstheme="majorBidi" w:eastAsiaTheme="majorEastAsia" w:hAnsiTheme="majorHAnsi"/>
+        <w:rFonts w:asciiTheme="majorHAnsi" w:cstheme="majorBidi" w:hAnsiTheme="majorHAnsi" w:eastAsia="黑体"/>
         <w:b/>
         <w:bCs/>
       </w:rPr>
@@ -5757,7 +6096,7 @@
         <w:spacing w:after="0" w:before="0" w:line="240" w:lineRule="auto"/>
       </w:pPr>
       <w:rPr>
-        <w:rFonts w:asciiTheme="majorHAnsi" w:cstheme="majorBidi" w:eastAsiaTheme="majorEastAsia" w:hAnsiTheme="majorHAnsi"/>
+        <w:rFonts w:asciiTheme="majorHAnsi" w:cstheme="majorBidi" w:hAnsiTheme="majorHAnsi" w:eastAsia="黑体"/>
         <w:b/>
         <w:bCs/>
       </w:rPr>
@@ -5775,14 +6114,14 @@
     </w:tblStylePr>
     <w:tblStylePr w:type="firstCol">
       <w:rPr>
-        <w:rFonts w:asciiTheme="majorHAnsi" w:cstheme="majorBidi" w:eastAsiaTheme="majorEastAsia" w:hAnsiTheme="majorHAnsi"/>
+        <w:rFonts w:asciiTheme="majorHAnsi" w:cstheme="majorBidi" w:hAnsiTheme="majorHAnsi" w:eastAsia="黑体"/>
         <w:b/>
         <w:bCs/>
       </w:rPr>
     </w:tblStylePr>
     <w:tblStylePr w:type="lastCol">
       <w:rPr>
-        <w:rFonts w:asciiTheme="majorHAnsi" w:cstheme="majorBidi" w:eastAsiaTheme="majorEastAsia" w:hAnsiTheme="majorHAnsi"/>
+        <w:rFonts w:asciiTheme="majorHAnsi" w:cstheme="majorBidi" w:hAnsiTheme="majorHAnsi" w:eastAsia="黑体"/>
         <w:b/>
         <w:bCs/>
       </w:rPr>
@@ -5866,7 +6205,7 @@
         <w:spacing w:after="0" w:before="0" w:line="240" w:lineRule="auto"/>
       </w:pPr>
       <w:rPr>
-        <w:rFonts w:asciiTheme="majorHAnsi" w:cstheme="majorBidi" w:eastAsiaTheme="majorEastAsia" w:hAnsiTheme="majorHAnsi"/>
+        <w:rFonts w:asciiTheme="majorHAnsi" w:cstheme="majorBidi" w:hAnsiTheme="majorHAnsi" w:eastAsia="黑体"/>
         <w:b/>
         <w:bCs/>
       </w:rPr>
@@ -5887,7 +6226,7 @@
         <w:spacing w:after="0" w:before="0" w:line="240" w:lineRule="auto"/>
       </w:pPr>
       <w:rPr>
-        <w:rFonts w:asciiTheme="majorHAnsi" w:cstheme="majorBidi" w:eastAsiaTheme="majorEastAsia" w:hAnsiTheme="majorHAnsi"/>
+        <w:rFonts w:asciiTheme="majorHAnsi" w:cstheme="majorBidi" w:hAnsiTheme="majorHAnsi" w:eastAsia="黑体"/>
         <w:b/>
         <w:bCs/>
       </w:rPr>
@@ -5905,14 +6244,14 @@
     </w:tblStylePr>
     <w:tblStylePr w:type="firstCol">
       <w:rPr>
-        <w:rFonts w:asciiTheme="majorHAnsi" w:cstheme="majorBidi" w:eastAsiaTheme="majorEastAsia" w:hAnsiTheme="majorHAnsi"/>
+        <w:rFonts w:asciiTheme="majorHAnsi" w:cstheme="majorBidi" w:hAnsiTheme="majorHAnsi" w:eastAsia="黑体"/>
         <w:b/>
         <w:bCs/>
       </w:rPr>
     </w:tblStylePr>
     <w:tblStylePr w:type="lastCol">
       <w:rPr>
-        <w:rFonts w:asciiTheme="majorHAnsi" w:cstheme="majorBidi" w:eastAsiaTheme="majorEastAsia" w:hAnsiTheme="majorHAnsi"/>
+        <w:rFonts w:asciiTheme="majorHAnsi" w:cstheme="majorBidi" w:hAnsiTheme="majorHAnsi" w:eastAsia="黑体"/>
         <w:b/>
         <w:bCs/>
       </w:rPr>
@@ -5996,7 +6335,7 @@
         <w:spacing w:after="0" w:before="0" w:line="240" w:lineRule="auto"/>
       </w:pPr>
       <w:rPr>
-        <w:rFonts w:asciiTheme="majorHAnsi" w:cstheme="majorBidi" w:eastAsiaTheme="majorEastAsia" w:hAnsiTheme="majorHAnsi"/>
+        <w:rFonts w:asciiTheme="majorHAnsi" w:cstheme="majorBidi" w:hAnsiTheme="majorHAnsi" w:eastAsia="黑体"/>
         <w:b/>
         <w:bCs/>
       </w:rPr>
@@ -6017,7 +6356,7 @@
         <w:spacing w:after="0" w:before="0" w:line="240" w:lineRule="auto"/>
       </w:pPr>
       <w:rPr>
-        <w:rFonts w:asciiTheme="majorHAnsi" w:cstheme="majorBidi" w:eastAsiaTheme="majorEastAsia" w:hAnsiTheme="majorHAnsi"/>
+        <w:rFonts w:asciiTheme="majorHAnsi" w:cstheme="majorBidi" w:hAnsiTheme="majorHAnsi" w:eastAsia="黑体"/>
         <w:b/>
         <w:bCs/>
       </w:rPr>
@@ -6035,14 +6374,14 @@
     </w:tblStylePr>
     <w:tblStylePr w:type="firstCol">
       <w:rPr>
-        <w:rFonts w:asciiTheme="majorHAnsi" w:cstheme="majorBidi" w:eastAsiaTheme="majorEastAsia" w:hAnsiTheme="majorHAnsi"/>
+        <w:rFonts w:asciiTheme="majorHAnsi" w:cstheme="majorBidi" w:hAnsiTheme="majorHAnsi" w:eastAsia="黑体"/>
         <w:b/>
         <w:bCs/>
       </w:rPr>
     </w:tblStylePr>
     <w:tblStylePr w:type="lastCol">
       <w:rPr>
-        <w:rFonts w:asciiTheme="majorHAnsi" w:cstheme="majorBidi" w:eastAsiaTheme="majorEastAsia" w:hAnsiTheme="majorHAnsi"/>
+        <w:rFonts w:asciiTheme="majorHAnsi" w:cstheme="majorBidi" w:hAnsiTheme="majorHAnsi" w:eastAsia="黑体"/>
         <w:b/>
         <w:bCs/>
       </w:rPr>
@@ -6126,7 +6465,7 @@
         <w:spacing w:after="0" w:before="0" w:line="240" w:lineRule="auto"/>
       </w:pPr>
       <w:rPr>
-        <w:rFonts w:asciiTheme="majorHAnsi" w:cstheme="majorBidi" w:eastAsiaTheme="majorEastAsia" w:hAnsiTheme="majorHAnsi"/>
+        <w:rFonts w:asciiTheme="majorHAnsi" w:cstheme="majorBidi" w:hAnsiTheme="majorHAnsi" w:eastAsia="黑体"/>
         <w:b/>
         <w:bCs/>
       </w:rPr>
@@ -6147,7 +6486,7 @@
         <w:spacing w:after="0" w:before="0" w:line="240" w:lineRule="auto"/>
       </w:pPr>
       <w:rPr>
-        <w:rFonts w:asciiTheme="majorHAnsi" w:cstheme="majorBidi" w:eastAsiaTheme="majorEastAsia" w:hAnsiTheme="majorHAnsi"/>
+        <w:rFonts w:asciiTheme="majorHAnsi" w:cstheme="majorBidi" w:hAnsiTheme="majorHAnsi" w:eastAsia="黑体"/>
         <w:b/>
         <w:bCs/>
       </w:rPr>
@@ -6165,14 +6504,14 @@
     </w:tblStylePr>
     <w:tblStylePr w:type="firstCol">
       <w:rPr>
-        <w:rFonts w:asciiTheme="majorHAnsi" w:cstheme="majorBidi" w:eastAsiaTheme="majorEastAsia" w:hAnsiTheme="majorHAnsi"/>
+        <w:rFonts w:asciiTheme="majorHAnsi" w:cstheme="majorBidi" w:hAnsiTheme="majorHAnsi" w:eastAsia="黑体"/>
         <w:b/>
         <w:bCs/>
       </w:rPr>
     </w:tblStylePr>
     <w:tblStylePr w:type="lastCol">
       <w:rPr>
-        <w:rFonts w:asciiTheme="majorHAnsi" w:cstheme="majorBidi" w:eastAsiaTheme="majorEastAsia" w:hAnsiTheme="majorHAnsi"/>
+        <w:rFonts w:asciiTheme="majorHAnsi" w:cstheme="majorBidi" w:hAnsiTheme="majorHAnsi" w:eastAsia="黑体"/>
         <w:b/>
         <w:bCs/>
       </w:rPr>
@@ -6255,6 +6594,7 @@
         <w:spacing w:after="0" w:before="0" w:line="240" w:lineRule="auto"/>
       </w:pPr>
       <w:rPr>
+        <w:rFonts w:eastAsia="黑体"/>
         <w:b/>
         <w:bCs/>
         <w:color w:themeColor="background1" w:val="FFFFFF"/>
@@ -6277,6 +6617,7 @@
         <w:spacing w:after="0" w:before="0" w:line="240" w:lineRule="auto"/>
       </w:pPr>
       <w:rPr>
+        <w:rFonts w:eastAsia="黑体"/>
         <w:b/>
         <w:bCs/>
       </w:rPr>
@@ -6294,12 +6635,14 @@
     </w:tblStylePr>
     <w:tblStylePr w:type="firstCol">
       <w:rPr>
+        <w:rFonts w:eastAsia="黑体"/>
         <w:b/>
         <w:bCs/>
       </w:rPr>
     </w:tblStylePr>
     <w:tblStylePr w:type="lastCol">
       <w:rPr>
+        <w:rFonts w:eastAsia="黑体"/>
         <w:b/>
         <w:bCs/>
       </w:rPr>
@@ -6361,6 +6704,7 @@
         <w:spacing w:after="0" w:before="0" w:line="240" w:lineRule="auto"/>
       </w:pPr>
       <w:rPr>
+        <w:rFonts w:eastAsia="黑体"/>
         <w:b/>
         <w:bCs/>
         <w:color w:themeColor="background1" w:val="FFFFFF"/>
@@ -6383,6 +6727,7 @@
         <w:spacing w:after="0" w:before="0" w:line="240" w:lineRule="auto"/>
       </w:pPr>
       <w:rPr>
+        <w:rFonts w:eastAsia="黑体"/>
         <w:b/>
         <w:bCs/>
       </w:rPr>
@@ -6400,12 +6745,14 @@
     </w:tblStylePr>
     <w:tblStylePr w:type="firstCol">
       <w:rPr>
+        <w:rFonts w:eastAsia="黑体"/>
         <w:b/>
         <w:bCs/>
       </w:rPr>
     </w:tblStylePr>
     <w:tblStylePr w:type="lastCol">
       <w:rPr>
+        <w:rFonts w:eastAsia="黑体"/>
         <w:b/>
         <w:bCs/>
       </w:rPr>
@@ -6467,6 +6814,7 @@
         <w:spacing w:after="0" w:before="0" w:line="240" w:lineRule="auto"/>
       </w:pPr>
       <w:rPr>
+        <w:rFonts w:eastAsia="黑体"/>
         <w:b/>
         <w:bCs/>
         <w:color w:themeColor="background1" w:val="FFFFFF"/>
@@ -6489,6 +6837,7 @@
         <w:spacing w:after="0" w:before="0" w:line="240" w:lineRule="auto"/>
       </w:pPr>
       <w:rPr>
+        <w:rFonts w:eastAsia="黑体"/>
         <w:b/>
         <w:bCs/>
       </w:rPr>
@@ -6506,12 +6855,14 @@
     </w:tblStylePr>
     <w:tblStylePr w:type="firstCol">
       <w:rPr>
+        <w:rFonts w:eastAsia="黑体"/>
         <w:b/>
         <w:bCs/>
       </w:rPr>
     </w:tblStylePr>
     <w:tblStylePr w:type="lastCol">
       <w:rPr>
+        <w:rFonts w:eastAsia="黑体"/>
         <w:b/>
         <w:bCs/>
       </w:rPr>
@@ -6573,6 +6924,7 @@
         <w:spacing w:after="0" w:before="0" w:line="240" w:lineRule="auto"/>
       </w:pPr>
       <w:rPr>
+        <w:rFonts w:eastAsia="黑体"/>
         <w:b/>
         <w:bCs/>
         <w:color w:themeColor="background1" w:val="FFFFFF"/>
@@ -6595,6 +6947,7 @@
         <w:spacing w:after="0" w:before="0" w:line="240" w:lineRule="auto"/>
       </w:pPr>
       <w:rPr>
+        <w:rFonts w:eastAsia="黑体"/>
         <w:b/>
         <w:bCs/>
       </w:rPr>
@@ -6612,12 +6965,14 @@
     </w:tblStylePr>
     <w:tblStylePr w:type="firstCol">
       <w:rPr>
+        <w:rFonts w:eastAsia="黑体"/>
         <w:b/>
         <w:bCs/>
       </w:rPr>
     </w:tblStylePr>
     <w:tblStylePr w:type="lastCol">
       <w:rPr>
+        <w:rFonts w:eastAsia="黑体"/>
         <w:b/>
         <w:bCs/>
       </w:rPr>
@@ -6679,6 +7034,7 @@
         <w:spacing w:after="0" w:before="0" w:line="240" w:lineRule="auto"/>
       </w:pPr>
       <w:rPr>
+        <w:rFonts w:eastAsia="黑体"/>
         <w:b/>
         <w:bCs/>
         <w:color w:themeColor="background1" w:val="FFFFFF"/>
@@ -6701,6 +7057,7 @@
         <w:spacing w:after="0" w:before="0" w:line="240" w:lineRule="auto"/>
       </w:pPr>
       <w:rPr>
+        <w:rFonts w:eastAsia="黑体"/>
         <w:b/>
         <w:bCs/>
       </w:rPr>
@@ -6718,12 +7075,14 @@
     </w:tblStylePr>
     <w:tblStylePr w:type="firstCol">
       <w:rPr>
+        <w:rFonts w:eastAsia="黑体"/>
         <w:b/>
         <w:bCs/>
       </w:rPr>
     </w:tblStylePr>
     <w:tblStylePr w:type="lastCol">
       <w:rPr>
+        <w:rFonts w:eastAsia="黑体"/>
         <w:b/>
         <w:bCs/>
       </w:rPr>
@@ -6785,6 +7144,7 @@
         <w:spacing w:after="0" w:before="0" w:line="240" w:lineRule="auto"/>
       </w:pPr>
       <w:rPr>
+        <w:rFonts w:eastAsia="黑体"/>
         <w:b/>
         <w:bCs/>
         <w:color w:themeColor="background1" w:val="FFFFFF"/>
@@ -6807,6 +7167,7 @@
         <w:spacing w:after="0" w:before="0" w:line="240" w:lineRule="auto"/>
       </w:pPr>
       <w:rPr>
+        <w:rFonts w:eastAsia="黑体"/>
         <w:b/>
         <w:bCs/>
       </w:rPr>
@@ -6824,12 +7185,14 @@
     </w:tblStylePr>
     <w:tblStylePr w:type="firstCol">
       <w:rPr>
+        <w:rFonts w:eastAsia="黑体"/>
         <w:b/>
         <w:bCs/>
       </w:rPr>
     </w:tblStylePr>
     <w:tblStylePr w:type="lastCol">
       <w:rPr>
+        <w:rFonts w:eastAsia="黑体"/>
         <w:b/>
         <w:bCs/>
       </w:rPr>
@@ -6891,6 +7254,7 @@
         <w:spacing w:after="0" w:before="0" w:line="240" w:lineRule="auto"/>
       </w:pPr>
       <w:rPr>
+        <w:rFonts w:eastAsia="黑体"/>
         <w:b/>
         <w:bCs/>
         <w:color w:themeColor="background1" w:val="FFFFFF"/>
@@ -6913,6 +7277,7 @@
         <w:spacing w:after="0" w:before="0" w:line="240" w:lineRule="auto"/>
       </w:pPr>
       <w:rPr>
+        <w:rFonts w:eastAsia="黑体"/>
         <w:b/>
         <w:bCs/>
       </w:rPr>
@@ -6930,12 +7295,14 @@
     </w:tblStylePr>
     <w:tblStylePr w:type="firstCol">
       <w:rPr>
+        <w:rFonts w:eastAsia="黑体"/>
         <w:b/>
         <w:bCs/>
       </w:rPr>
     </w:tblStylePr>
     <w:tblStylePr w:type="lastCol">
       <w:rPr>
+        <w:rFonts w:eastAsia="黑体"/>
         <w:b/>
         <w:bCs/>
       </w:rPr>
@@ -6994,6 +7361,7 @@
         <w:spacing w:after="0" w:before="0" w:line="240" w:lineRule="auto"/>
       </w:pPr>
       <w:rPr>
+        <w:rFonts w:eastAsia="黑体"/>
         <w:b/>
         <w:bCs/>
         <w:color w:themeColor="background1" w:val="FFFFFF"/>
@@ -7016,6 +7384,7 @@
         <w:spacing w:after="0" w:before="0" w:line="240" w:lineRule="auto"/>
       </w:pPr>
       <w:rPr>
+        <w:rFonts w:eastAsia="黑体"/>
         <w:color w:val="auto"/>
       </w:rPr>
       <w:tblPr/>
@@ -7033,6 +7402,7 @@
     </w:tblStylePr>
     <w:tblStylePr w:type="firstCol">
       <w:rPr>
+        <w:rFonts w:eastAsia="黑体"/>
         <w:b/>
         <w:bCs/>
         <w:color w:themeColor="background1" w:val="FFFFFF"/>
@@ -7052,6 +7422,7 @@
     </w:tblStylePr>
     <w:tblStylePr w:type="lastCol">
       <w:rPr>
+        <w:rFonts w:eastAsia="黑体"/>
         <w:b/>
         <w:bCs/>
         <w:color w:themeColor="background1" w:val="FFFFFF"/>
@@ -7100,6 +7471,7 @@
     </w:tblStylePr>
     <w:tblStylePr w:type="nwCell">
       <w:rPr>
+        <w:rFonts w:eastAsia="黑体"/>
         <w:color w:themeColor="background1" w:val="FFFFFF"/>
       </w:rPr>
       <w:tblPr/>
@@ -7143,6 +7515,7 @@
         <w:spacing w:after="0" w:before="0" w:line="240" w:lineRule="auto"/>
       </w:pPr>
       <w:rPr>
+        <w:rFonts w:eastAsia="黑体"/>
         <w:b/>
         <w:bCs/>
         <w:color w:themeColor="background1" w:val="FFFFFF"/>
@@ -7165,6 +7538,7 @@
         <w:spacing w:after="0" w:before="0" w:line="240" w:lineRule="auto"/>
       </w:pPr>
       <w:rPr>
+        <w:rFonts w:eastAsia="黑体"/>
         <w:color w:val="auto"/>
       </w:rPr>
       <w:tblPr/>
@@ -7182,6 +7556,7 @@
     </w:tblStylePr>
     <w:tblStylePr w:type="firstCol">
       <w:rPr>
+        <w:rFonts w:eastAsia="黑体"/>
         <w:b/>
         <w:bCs/>
         <w:color w:themeColor="background1" w:val="FFFFFF"/>
@@ -7201,6 +7576,7 @@
     </w:tblStylePr>
     <w:tblStylePr w:type="lastCol">
       <w:rPr>
+        <w:rFonts w:eastAsia="黑体"/>
         <w:b/>
         <w:bCs/>
         <w:color w:themeColor="background1" w:val="FFFFFF"/>
@@ -7249,6 +7625,7 @@
     </w:tblStylePr>
     <w:tblStylePr w:type="nwCell">
       <w:rPr>
+        <w:rFonts w:eastAsia="黑体"/>
         <w:color w:themeColor="background1" w:val="FFFFFF"/>
       </w:rPr>
       <w:tblPr/>
@@ -7292,6 +7669,7 @@
         <w:spacing w:after="0" w:before="0" w:line="240" w:lineRule="auto"/>
       </w:pPr>
       <w:rPr>
+        <w:rFonts w:eastAsia="黑体"/>
         <w:b/>
         <w:bCs/>
         <w:color w:themeColor="background1" w:val="FFFFFF"/>
@@ -7314,6 +7692,7 @@
         <w:spacing w:after="0" w:before="0" w:line="240" w:lineRule="auto"/>
       </w:pPr>
       <w:rPr>
+        <w:rFonts w:eastAsia="黑体"/>
         <w:color w:val="auto"/>
       </w:rPr>
       <w:tblPr/>
@@ -7331,6 +7710,7 @@
     </w:tblStylePr>
     <w:tblStylePr w:type="firstCol">
       <w:rPr>
+        <w:rFonts w:eastAsia="黑体"/>
         <w:b/>
         <w:bCs/>
         <w:color w:themeColor="background1" w:val="FFFFFF"/>
@@ -7350,6 +7730,7 @@
     </w:tblStylePr>
     <w:tblStylePr w:type="lastCol">
       <w:rPr>
+        <w:rFonts w:eastAsia="黑体"/>
         <w:b/>
         <w:bCs/>
         <w:color w:themeColor="background1" w:val="FFFFFF"/>
@@ -7398,6 +7779,7 @@
     </w:tblStylePr>
     <w:tblStylePr w:type="nwCell">
       <w:rPr>
+        <w:rFonts w:eastAsia="黑体"/>
         <w:color w:themeColor="background1" w:val="FFFFFF"/>
       </w:rPr>
       <w:tblPr/>
@@ -7441,6 +7823,7 @@
         <w:spacing w:after="0" w:before="0" w:line="240" w:lineRule="auto"/>
       </w:pPr>
       <w:rPr>
+        <w:rFonts w:eastAsia="黑体"/>
         <w:b/>
         <w:bCs/>
         <w:color w:themeColor="background1" w:val="FFFFFF"/>
@@ -7463,6 +7846,7 @@
         <w:spacing w:after="0" w:before="0" w:line="240" w:lineRule="auto"/>
       </w:pPr>
       <w:rPr>
+        <w:rFonts w:eastAsia="黑体"/>
         <w:color w:val="auto"/>
       </w:rPr>
       <w:tblPr/>
@@ -7480,6 +7864,7 @@
     </w:tblStylePr>
     <w:tblStylePr w:type="firstCol">
       <w:rPr>
+        <w:rFonts w:eastAsia="黑体"/>
         <w:b/>
         <w:bCs/>
         <w:color w:themeColor="background1" w:val="FFFFFF"/>
@@ -7499,6 +7884,7 @@
     </w:tblStylePr>
     <w:tblStylePr w:type="lastCol">
       <w:rPr>
+        <w:rFonts w:eastAsia="黑体"/>
         <w:b/>
         <w:bCs/>
         <w:color w:themeColor="background1" w:val="FFFFFF"/>
@@ -7547,6 +7933,7 @@
     </w:tblStylePr>
     <w:tblStylePr w:type="nwCell">
       <w:rPr>
+        <w:rFonts w:eastAsia="黑体"/>
         <w:color w:themeColor="background1" w:val="FFFFFF"/>
       </w:rPr>
       <w:tblPr/>
@@ -7590,6 +7977,7 @@
         <w:spacing w:after="0" w:before="0" w:line="240" w:lineRule="auto"/>
       </w:pPr>
       <w:rPr>
+        <w:rFonts w:eastAsia="黑体"/>
         <w:b/>
         <w:bCs/>
         <w:color w:themeColor="background1" w:val="FFFFFF"/>
@@ -7612,6 +8000,7 @@
         <w:spacing w:after="0" w:before="0" w:line="240" w:lineRule="auto"/>
       </w:pPr>
       <w:rPr>
+        <w:rFonts w:eastAsia="黑体"/>
         <w:color w:val="auto"/>
       </w:rPr>
       <w:tblPr/>
@@ -7629,6 +8018,7 @@
     </w:tblStylePr>
     <w:tblStylePr w:type="firstCol">
       <w:rPr>
+        <w:rFonts w:eastAsia="黑体"/>
         <w:b/>
         <w:bCs/>
         <w:color w:themeColor="background1" w:val="FFFFFF"/>
@@ -7648,6 +8038,7 @@
     </w:tblStylePr>
     <w:tblStylePr w:type="lastCol">
       <w:rPr>
+        <w:rFonts w:eastAsia="黑体"/>
         <w:b/>
         <w:bCs/>
         <w:color w:themeColor="background1" w:val="FFFFFF"/>
@@ -7696,6 +8087,7 @@
     </w:tblStylePr>
     <w:tblStylePr w:type="nwCell">
       <w:rPr>
+        <w:rFonts w:eastAsia="黑体"/>
         <w:color w:themeColor="background1" w:val="FFFFFF"/>
       </w:rPr>
       <w:tblPr/>
@@ -7739,6 +8131,7 @@
         <w:spacing w:after="0" w:before="0" w:line="240" w:lineRule="auto"/>
       </w:pPr>
       <w:rPr>
+        <w:rFonts w:eastAsia="黑体"/>
         <w:b/>
         <w:bCs/>
         <w:color w:themeColor="background1" w:val="FFFFFF"/>
@@ -7761,6 +8154,7 @@
         <w:spacing w:after="0" w:before="0" w:line="240" w:lineRule="auto"/>
       </w:pPr>
       <w:rPr>
+        <w:rFonts w:eastAsia="黑体"/>
         <w:color w:val="auto"/>
       </w:rPr>
       <w:tblPr/>
@@ -7778,6 +8172,7 @@
     </w:tblStylePr>
     <w:tblStylePr w:type="firstCol">
       <w:rPr>
+        <w:rFonts w:eastAsia="黑体"/>
         <w:b/>
         <w:bCs/>
         <w:color w:themeColor="background1" w:val="FFFFFF"/>
@@ -7797,6 +8192,7 @@
     </w:tblStylePr>
     <w:tblStylePr w:type="lastCol">
       <w:rPr>
+        <w:rFonts w:eastAsia="黑体"/>
         <w:b/>
         <w:bCs/>
         <w:color w:themeColor="background1" w:val="FFFFFF"/>
@@ -7845,6 +8241,7 @@
     </w:tblStylePr>
     <w:tblStylePr w:type="nwCell">
       <w:rPr>
+        <w:rFonts w:eastAsia="黑体"/>
         <w:color w:themeColor="background1" w:val="FFFFFF"/>
       </w:rPr>
       <w:tblPr/>
@@ -7888,6 +8285,7 @@
         <w:spacing w:after="0" w:before="0" w:line="240" w:lineRule="auto"/>
       </w:pPr>
       <w:rPr>
+        <w:rFonts w:eastAsia="黑体"/>
         <w:b/>
         <w:bCs/>
         <w:color w:themeColor="background1" w:val="FFFFFF"/>
@@ -7910,6 +8308,7 @@
         <w:spacing w:after="0" w:before="0" w:line="240" w:lineRule="auto"/>
       </w:pPr>
       <w:rPr>
+        <w:rFonts w:eastAsia="黑体"/>
         <w:color w:val="auto"/>
       </w:rPr>
       <w:tblPr/>
@@ -7927,6 +8326,7 @@
     </w:tblStylePr>
     <w:tblStylePr w:type="firstCol">
       <w:rPr>
+        <w:rFonts w:eastAsia="黑体"/>
         <w:b/>
         <w:bCs/>
         <w:color w:themeColor="background1" w:val="FFFFFF"/>
@@ -7946,6 +8346,7 @@
     </w:tblStylePr>
     <w:tblStylePr w:type="lastCol">
       <w:rPr>
+        <w:rFonts w:eastAsia="黑体"/>
         <w:b/>
         <w:bCs/>
         <w:color w:themeColor="background1" w:val="FFFFFF"/>
@@ -7994,6 +8395,7 @@
     </w:tblStylePr>
     <w:tblStylePr w:type="nwCell">
       <w:rPr>
+        <w:rFonts w:eastAsia="黑体"/>
         <w:color w:themeColor="background1" w:val="FFFFFF"/>
       </w:rPr>
       <w:tblPr/>
@@ -8018,6 +8420,7 @@
       <w:spacing w:after="0" w:line="240" w:lineRule="auto"/>
     </w:pPr>
     <w:rPr>
+      <w:rFonts w:eastAsia="黑体"/>
       <w:color w:themeColor="text1" w:val="000000"/>
     </w:rPr>
     <w:tblPr>
@@ -8037,7 +8440,7 @@
     </w:tblPr>
     <w:tblStylePr w:type="firstRow">
       <w:rPr>
-        <w:rFonts w:asciiTheme="majorHAnsi" w:cstheme="majorBidi" w:eastAsiaTheme="majorEastAsia" w:hAnsiTheme="majorHAnsi"/>
+        <w:rFonts w:asciiTheme="majorHAnsi" w:cstheme="majorBidi" w:hAnsiTheme="majorHAnsi" w:eastAsia="黑体"/>
       </w:rPr>
       <w:tblPr/>
       <w:tcPr>
@@ -8049,6 +8452,7 @@
     </w:tblStylePr>
     <w:tblStylePr w:type="lastRow">
       <w:rPr>
+        <w:rFonts w:eastAsia="黑体"/>
         <w:b/>
         <w:bCs/>
         <w:color w:themeColor="text2" w:val="1F497D"/>
@@ -8063,12 +8467,14 @@
     </w:tblStylePr>
     <w:tblStylePr w:type="firstCol">
       <w:rPr>
+        <w:rFonts w:eastAsia="黑体"/>
         <w:b/>
         <w:bCs/>
       </w:rPr>
     </w:tblStylePr>
     <w:tblStylePr w:type="lastCol">
       <w:rPr>
+        <w:rFonts w:eastAsia="黑体"/>
         <w:b/>
         <w:bCs/>
       </w:rPr>
@@ -8102,6 +8508,7 @@
       <w:spacing w:after="0" w:line="240" w:lineRule="auto"/>
     </w:pPr>
     <w:rPr>
+      <w:rFonts w:eastAsia="黑体"/>
       <w:color w:themeColor="text1" w:val="000000"/>
     </w:rPr>
     <w:tblPr>
@@ -8121,7 +8528,7 @@
     </w:tblPr>
     <w:tblStylePr w:type="firstRow">
       <w:rPr>
-        <w:rFonts w:asciiTheme="majorHAnsi" w:cstheme="majorBidi" w:eastAsiaTheme="majorEastAsia" w:hAnsiTheme="majorHAnsi"/>
+        <w:rFonts w:asciiTheme="majorHAnsi" w:cstheme="majorBidi" w:hAnsiTheme="majorHAnsi" w:eastAsia="黑体"/>
       </w:rPr>
       <w:tblPr/>
       <w:tcPr>
@@ -8133,6 +8540,7 @@
     </w:tblStylePr>
     <w:tblStylePr w:type="lastRow">
       <w:rPr>
+        <w:rFonts w:eastAsia="黑体"/>
         <w:b/>
         <w:bCs/>
         <w:color w:themeColor="text2" w:val="1F497D"/>
@@ -8147,12 +8555,14 @@
     </w:tblStylePr>
     <w:tblStylePr w:type="firstCol">
       <w:rPr>
+        <w:rFonts w:eastAsia="黑体"/>
         <w:b/>
         <w:bCs/>
       </w:rPr>
     </w:tblStylePr>
     <w:tblStylePr w:type="lastCol">
       <w:rPr>
+        <w:rFonts w:eastAsia="黑体"/>
         <w:b/>
         <w:bCs/>
       </w:rPr>
@@ -8186,6 +8596,7 @@
       <w:spacing w:after="0" w:line="240" w:lineRule="auto"/>
     </w:pPr>
     <w:rPr>
+      <w:rFonts w:eastAsia="黑体"/>
       <w:color w:themeColor="text1" w:val="000000"/>
     </w:rPr>
     <w:tblPr>
@@ -8205,7 +8616,7 @@
     </w:tblPr>
     <w:tblStylePr w:type="firstRow">
       <w:rPr>
-        <w:rFonts w:asciiTheme="majorHAnsi" w:cstheme="majorBidi" w:eastAsiaTheme="majorEastAsia" w:hAnsiTheme="majorHAnsi"/>
+        <w:rFonts w:asciiTheme="majorHAnsi" w:cstheme="majorBidi" w:hAnsiTheme="majorHAnsi" w:eastAsia="黑体"/>
       </w:rPr>
       <w:tblPr/>
       <w:tcPr>
@@ -8217,6 +8628,7 @@
     </w:tblStylePr>
     <w:tblStylePr w:type="lastRow">
       <w:rPr>
+        <w:rFonts w:eastAsia="黑体"/>
         <w:b/>
         <w:bCs/>
         <w:color w:themeColor="text2" w:val="1F497D"/>
@@ -8231,12 +8643,14 @@
     </w:tblStylePr>
     <w:tblStylePr w:type="firstCol">
       <w:rPr>
+        <w:rFonts w:eastAsia="黑体"/>
         <w:b/>
         <w:bCs/>
       </w:rPr>
     </w:tblStylePr>
     <w:tblStylePr w:type="lastCol">
       <w:rPr>
+        <w:rFonts w:eastAsia="黑体"/>
         <w:b/>
         <w:bCs/>
       </w:rPr>
@@ -8270,6 +8684,7 @@
       <w:spacing w:after="0" w:line="240" w:lineRule="auto"/>
     </w:pPr>
     <w:rPr>
+      <w:rFonts w:eastAsia="黑体"/>
       <w:color w:themeColor="text1" w:val="000000"/>
     </w:rPr>
     <w:tblPr>
@@ -8289,7 +8704,7 @@
     </w:tblPr>
     <w:tblStylePr w:type="firstRow">
       <w:rPr>
-        <w:rFonts w:asciiTheme="majorHAnsi" w:cstheme="majorBidi" w:eastAsiaTheme="majorEastAsia" w:hAnsiTheme="majorHAnsi"/>
+        <w:rFonts w:asciiTheme="majorHAnsi" w:cstheme="majorBidi" w:hAnsiTheme="majorHAnsi" w:eastAsia="黑体"/>
       </w:rPr>
       <w:tblPr/>
       <w:tcPr>
@@ -8301,6 +8716,7 @@
     </w:tblStylePr>
     <w:tblStylePr w:type="lastRow">
       <w:rPr>
+        <w:rFonts w:eastAsia="黑体"/>
         <w:b/>
         <w:bCs/>
         <w:color w:themeColor="text2" w:val="1F497D"/>
@@ -8315,12 +8731,14 @@
     </w:tblStylePr>
     <w:tblStylePr w:type="firstCol">
       <w:rPr>
+        <w:rFonts w:eastAsia="黑体"/>
         <w:b/>
         <w:bCs/>
       </w:rPr>
     </w:tblStylePr>
     <w:tblStylePr w:type="lastCol">
       <w:rPr>
+        <w:rFonts w:eastAsia="黑体"/>
         <w:b/>
         <w:bCs/>
       </w:rPr>
@@ -8354,6 +8772,7 @@
       <w:spacing w:after="0" w:line="240" w:lineRule="auto"/>
     </w:pPr>
     <w:rPr>
+      <w:rFonts w:eastAsia="黑体"/>
       <w:color w:themeColor="text1" w:val="000000"/>
     </w:rPr>
     <w:tblPr>
@@ -8373,7 +8792,7 @@
     </w:tblPr>
     <w:tblStylePr w:type="firstRow">
       <w:rPr>
-        <w:rFonts w:asciiTheme="majorHAnsi" w:cstheme="majorBidi" w:eastAsiaTheme="majorEastAsia" w:hAnsiTheme="majorHAnsi"/>
+        <w:rFonts w:asciiTheme="majorHAnsi" w:cstheme="majorBidi" w:hAnsiTheme="majorHAnsi" w:eastAsia="黑体"/>
       </w:rPr>
       <w:tblPr/>
       <w:tcPr>
@@ -8385,6 +8804,7 @@
     </w:tblStylePr>
     <w:tblStylePr w:type="lastRow">
       <w:rPr>
+        <w:rFonts w:eastAsia="黑体"/>
         <w:b/>
         <w:bCs/>
         <w:color w:themeColor="text2" w:val="1F497D"/>
@@ -8399,12 +8819,14 @@
     </w:tblStylePr>
     <w:tblStylePr w:type="firstCol">
       <w:rPr>
+        <w:rFonts w:eastAsia="黑体"/>
         <w:b/>
         <w:bCs/>
       </w:rPr>
     </w:tblStylePr>
     <w:tblStylePr w:type="lastCol">
       <w:rPr>
+        <w:rFonts w:eastAsia="黑体"/>
         <w:b/>
         <w:bCs/>
       </w:rPr>
@@ -8438,6 +8860,7 @@
       <w:spacing w:after="0" w:line="240" w:lineRule="auto"/>
     </w:pPr>
     <w:rPr>
+      <w:rFonts w:eastAsia="黑体"/>
       <w:color w:themeColor="text1" w:val="000000"/>
     </w:rPr>
     <w:tblPr>
@@ -8457,7 +8880,7 @@
     </w:tblPr>
     <w:tblStylePr w:type="firstRow">
       <w:rPr>
-        <w:rFonts w:asciiTheme="majorHAnsi" w:cstheme="majorBidi" w:eastAsiaTheme="majorEastAsia" w:hAnsiTheme="majorHAnsi"/>
+        <w:rFonts w:asciiTheme="majorHAnsi" w:cstheme="majorBidi" w:hAnsiTheme="majorHAnsi" w:eastAsia="黑体"/>
       </w:rPr>
       <w:tblPr/>
       <w:tcPr>
@@ -8469,6 +8892,7 @@
     </w:tblStylePr>
     <w:tblStylePr w:type="lastRow">
       <w:rPr>
+        <w:rFonts w:eastAsia="黑体"/>
         <w:b/>
         <w:bCs/>
         <w:color w:themeColor="text2" w:val="1F497D"/>
@@ -8483,12 +8907,14 @@
     </w:tblStylePr>
     <w:tblStylePr w:type="firstCol">
       <w:rPr>
+        <w:rFonts w:eastAsia="黑体"/>
         <w:b/>
         <w:bCs/>
       </w:rPr>
     </w:tblStylePr>
     <w:tblStylePr w:type="lastCol">
       <w:rPr>
+        <w:rFonts w:eastAsia="黑体"/>
         <w:b/>
         <w:bCs/>
       </w:rPr>
@@ -8522,6 +8948,7 @@
       <w:spacing w:after="0" w:line="240" w:lineRule="auto"/>
     </w:pPr>
     <w:rPr>
+      <w:rFonts w:eastAsia="黑体"/>
       <w:color w:themeColor="text1" w:val="000000"/>
     </w:rPr>
     <w:tblPr>
@@ -8541,7 +8968,7 @@
     </w:tblPr>
     <w:tblStylePr w:type="firstRow">
       <w:rPr>
-        <w:rFonts w:asciiTheme="majorHAnsi" w:cstheme="majorBidi" w:eastAsiaTheme="majorEastAsia" w:hAnsiTheme="majorHAnsi"/>
+        <w:rFonts w:asciiTheme="majorHAnsi" w:cstheme="majorBidi" w:hAnsiTheme="majorHAnsi" w:eastAsia="黑体"/>
       </w:rPr>
       <w:tblPr/>
       <w:tcPr>
@@ -8553,6 +8980,7 @@
     </w:tblStylePr>
     <w:tblStylePr w:type="lastRow">
       <w:rPr>
+        <w:rFonts w:eastAsia="黑体"/>
         <w:b/>
         <w:bCs/>
         <w:color w:themeColor="text2" w:val="1F497D"/>
@@ -8567,12 +8995,14 @@
     </w:tblStylePr>
     <w:tblStylePr w:type="firstCol">
       <w:rPr>
+        <w:rFonts w:eastAsia="黑体"/>
         <w:b/>
         <w:bCs/>
       </w:rPr>
     </w:tblStylePr>
     <w:tblStylePr w:type="lastCol">
       <w:rPr>
+        <w:rFonts w:eastAsia="黑体"/>
         <w:b/>
         <w:bCs/>
       </w:rPr>
@@ -8606,7 +9036,7 @@
       <w:spacing w:after="0" w:line="240" w:lineRule="auto"/>
     </w:pPr>
     <w:rPr>
-      <w:rFonts w:asciiTheme="majorHAnsi" w:cstheme="majorBidi" w:eastAsiaTheme="majorEastAsia" w:hAnsiTheme="majorHAnsi"/>
+      <w:rFonts w:asciiTheme="majorHAnsi" w:cstheme="majorBidi" w:hAnsiTheme="majorHAnsi" w:eastAsia="黑体"/>
       <w:color w:themeColor="text1" w:val="000000"/>
     </w:rPr>
     <w:tblPr>
@@ -8628,6 +9058,7 @@
     </w:tblPr>
     <w:tblStylePr w:type="firstRow">
       <w:rPr>
+        <w:rFonts w:eastAsia="黑体"/>
         <w:sz w:val="24"/>
         <w:szCs w:val="24"/>
       </w:rPr>
@@ -8734,7 +9165,7 @@
       <w:spacing w:after="0" w:line="240" w:lineRule="auto"/>
     </w:pPr>
     <w:rPr>
-      <w:rFonts w:asciiTheme="majorHAnsi" w:cstheme="majorBidi" w:eastAsiaTheme="majorEastAsia" w:hAnsiTheme="majorHAnsi"/>
+      <w:rFonts w:asciiTheme="majorHAnsi" w:cstheme="majorBidi" w:hAnsiTheme="majorHAnsi" w:eastAsia="黑体"/>
       <w:color w:themeColor="text1" w:val="000000"/>
     </w:rPr>
     <w:tblPr>
@@ -8756,6 +9187,7 @@
     </w:tblPr>
     <w:tblStylePr w:type="firstRow">
       <w:rPr>
+        <w:rFonts w:eastAsia="黑体"/>
         <w:sz w:val="24"/>
         <w:szCs w:val="24"/>
       </w:rPr>
@@ -8862,7 +9294,7 @@
       <w:spacing w:after="0" w:line="240" w:lineRule="auto"/>
     </w:pPr>
     <w:rPr>
-      <w:rFonts w:asciiTheme="majorHAnsi" w:cstheme="majorBidi" w:eastAsiaTheme="majorEastAsia" w:hAnsiTheme="majorHAnsi"/>
+      <w:rFonts w:asciiTheme="majorHAnsi" w:cstheme="majorBidi" w:hAnsiTheme="majorHAnsi" w:eastAsia="黑体"/>
       <w:color w:themeColor="text1" w:val="000000"/>
     </w:rPr>
     <w:tblPr>
@@ -8884,6 +9316,7 @@
     </w:tblPr>
     <w:tblStylePr w:type="firstRow">
       <w:rPr>
+        <w:rFonts w:eastAsia="黑体"/>
         <w:sz w:val="24"/>
         <w:szCs w:val="24"/>
       </w:rPr>
@@ -8990,7 +9423,7 @@
       <w:spacing w:after="0" w:line="240" w:lineRule="auto"/>
     </w:pPr>
     <w:rPr>
-      <w:rFonts w:asciiTheme="majorHAnsi" w:cstheme="majorBidi" w:eastAsiaTheme="majorEastAsia" w:hAnsiTheme="majorHAnsi"/>
+      <w:rFonts w:asciiTheme="majorHAnsi" w:cstheme="majorBidi" w:hAnsiTheme="majorHAnsi" w:eastAsia="黑体"/>
       <w:color w:themeColor="text1" w:val="000000"/>
     </w:rPr>
     <w:tblPr>
@@ -9012,6 +9445,7 @@
     </w:tblPr>
     <w:tblStylePr w:type="firstRow">
       <w:rPr>
+        <w:rFonts w:eastAsia="黑体"/>
         <w:sz w:val="24"/>
         <w:szCs w:val="24"/>
       </w:rPr>
@@ -9118,7 +9552,7 @@
       <w:spacing w:after="0" w:line="240" w:lineRule="auto"/>
     </w:pPr>
     <w:rPr>
-      <w:rFonts w:asciiTheme="majorHAnsi" w:cstheme="majorBidi" w:eastAsiaTheme="majorEastAsia" w:hAnsiTheme="majorHAnsi"/>
+      <w:rFonts w:asciiTheme="majorHAnsi" w:cstheme="majorBidi" w:hAnsiTheme="majorHAnsi" w:eastAsia="黑体"/>
       <w:color w:themeColor="text1" w:val="000000"/>
     </w:rPr>
     <w:tblPr>
@@ -9140,6 +9574,7 @@
     </w:tblPr>
     <w:tblStylePr w:type="firstRow">
       <w:rPr>
+        <w:rFonts w:eastAsia="黑体"/>
         <w:sz w:val="24"/>
         <w:szCs w:val="24"/>
       </w:rPr>
@@ -9246,7 +9681,7 @@
       <w:spacing w:after="0" w:line="240" w:lineRule="auto"/>
     </w:pPr>
     <w:rPr>
-      <w:rFonts w:asciiTheme="majorHAnsi" w:cstheme="majorBidi" w:eastAsiaTheme="majorEastAsia" w:hAnsiTheme="majorHAnsi"/>
+      <w:rFonts w:asciiTheme="majorHAnsi" w:cstheme="majorBidi" w:hAnsiTheme="majorHAnsi" w:eastAsia="黑体"/>
       <w:color w:themeColor="text1" w:val="000000"/>
     </w:rPr>
     <w:tblPr>
@@ -9268,6 +9703,7 @@
     </w:tblPr>
     <w:tblStylePr w:type="firstRow">
       <w:rPr>
+        <w:rFonts w:eastAsia="黑体"/>
         <w:sz w:val="24"/>
         <w:szCs w:val="24"/>
       </w:rPr>
@@ -9374,7 +9810,7 @@
       <w:spacing w:after="0" w:line="240" w:lineRule="auto"/>
     </w:pPr>
     <w:rPr>
-      <w:rFonts w:asciiTheme="majorHAnsi" w:cstheme="majorBidi" w:eastAsiaTheme="majorEastAsia" w:hAnsiTheme="majorHAnsi"/>
+      <w:rFonts w:asciiTheme="majorHAnsi" w:cstheme="majorBidi" w:hAnsiTheme="majorHAnsi" w:eastAsia="黑体"/>
       <w:color w:themeColor="text1" w:val="000000"/>
     </w:rPr>
     <w:tblPr>
@@ -9396,6 +9832,7 @@
     </w:tblPr>
     <w:tblStylePr w:type="firstRow">
       <w:rPr>
+        <w:rFonts w:eastAsia="黑体"/>
         <w:sz w:val="24"/>
         <w:szCs w:val="24"/>
       </w:rPr>
@@ -9525,12 +9962,14 @@
     </w:tcPr>
     <w:tblStylePr w:type="firstRow">
       <w:rPr>
+        <w:rFonts w:eastAsia="黑体"/>
         <w:b/>
         <w:bCs/>
       </w:rPr>
     </w:tblStylePr>
     <w:tblStylePr w:type="lastRow">
       <w:rPr>
+        <w:rFonts w:eastAsia="黑体"/>
         <w:b/>
         <w:bCs/>
       </w:rPr>
@@ -9543,12 +9982,14 @@
     </w:tblStylePr>
     <w:tblStylePr w:type="firstCol">
       <w:rPr>
+        <w:rFonts w:eastAsia="黑体"/>
         <w:b/>
         <w:bCs/>
       </w:rPr>
     </w:tblStylePr>
     <w:tblStylePr w:type="lastCol">
       <w:rPr>
+        <w:rFonts w:eastAsia="黑体"/>
         <w:b/>
         <w:bCs/>
       </w:rPr>
@@ -9598,12 +10039,14 @@
     </w:tcPr>
     <w:tblStylePr w:type="firstRow">
       <w:rPr>
+        <w:rFonts w:eastAsia="黑体"/>
         <w:b/>
         <w:bCs/>
       </w:rPr>
     </w:tblStylePr>
     <w:tblStylePr w:type="lastRow">
       <w:rPr>
+        <w:rFonts w:eastAsia="黑体"/>
         <w:b/>
         <w:bCs/>
       </w:rPr>
@@ -9616,12 +10059,14 @@
     </w:tblStylePr>
     <w:tblStylePr w:type="firstCol">
       <w:rPr>
+        <w:rFonts w:eastAsia="黑体"/>
         <w:b/>
         <w:bCs/>
       </w:rPr>
     </w:tblStylePr>
     <w:tblStylePr w:type="lastCol">
       <w:rPr>
+        <w:rFonts w:eastAsia="黑体"/>
         <w:b/>
         <w:bCs/>
       </w:rPr>
@@ -9671,12 +10116,14 @@
     </w:tcPr>
     <w:tblStylePr w:type="firstRow">
       <w:rPr>
+        <w:rFonts w:eastAsia="黑体"/>
         <w:b/>
         <w:bCs/>
       </w:rPr>
     </w:tblStylePr>
     <w:tblStylePr w:type="lastRow">
       <w:rPr>
+        <w:rFonts w:eastAsia="黑体"/>
         <w:b/>
         <w:bCs/>
       </w:rPr>
@@ -9689,12 +10136,14 @@
     </w:tblStylePr>
     <w:tblStylePr w:type="firstCol">
       <w:rPr>
+        <w:rFonts w:eastAsia="黑体"/>
         <w:b/>
         <w:bCs/>
       </w:rPr>
     </w:tblStylePr>
     <w:tblStylePr w:type="lastCol">
       <w:rPr>
+        <w:rFonts w:eastAsia="黑体"/>
         <w:b/>
         <w:bCs/>
       </w:rPr>
@@ -9744,12 +10193,14 @@
     </w:tcPr>
     <w:tblStylePr w:type="firstRow">
       <w:rPr>
+        <w:rFonts w:eastAsia="黑体"/>
         <w:b/>
         <w:bCs/>
       </w:rPr>
     </w:tblStylePr>
     <w:tblStylePr w:type="lastRow">
       <w:rPr>
+        <w:rFonts w:eastAsia="黑体"/>
         <w:b/>
         <w:bCs/>
       </w:rPr>
@@ -9762,12 +10213,14 @@
     </w:tblStylePr>
     <w:tblStylePr w:type="firstCol">
       <w:rPr>
+        <w:rFonts w:eastAsia="黑体"/>
         <w:b/>
         <w:bCs/>
       </w:rPr>
     </w:tblStylePr>
     <w:tblStylePr w:type="lastCol">
       <w:rPr>
+        <w:rFonts w:eastAsia="黑体"/>
         <w:b/>
         <w:bCs/>
       </w:rPr>
@@ -9817,12 +10270,14 @@
     </w:tcPr>
     <w:tblStylePr w:type="firstRow">
       <w:rPr>
+        <w:rFonts w:eastAsia="黑体"/>
         <w:b/>
         <w:bCs/>
       </w:rPr>
     </w:tblStylePr>
     <w:tblStylePr w:type="lastRow">
       <w:rPr>
+        <w:rFonts w:eastAsia="黑体"/>
         <w:b/>
         <w:bCs/>
       </w:rPr>
@@ -9835,12 +10290,14 @@
     </w:tblStylePr>
     <w:tblStylePr w:type="firstCol">
       <w:rPr>
+        <w:rFonts w:eastAsia="黑体"/>
         <w:b/>
         <w:bCs/>
       </w:rPr>
     </w:tblStylePr>
     <w:tblStylePr w:type="lastCol">
       <w:rPr>
+        <w:rFonts w:eastAsia="黑体"/>
         <w:b/>
         <w:bCs/>
       </w:rPr>
@@ -9890,12 +10347,14 @@
     </w:tcPr>
     <w:tblStylePr w:type="firstRow">
       <w:rPr>
+        <w:rFonts w:eastAsia="黑体"/>
         <w:b/>
         <w:bCs/>
       </w:rPr>
     </w:tblStylePr>
     <w:tblStylePr w:type="lastRow">
       <w:rPr>
+        <w:rFonts w:eastAsia="黑体"/>
         <w:b/>
         <w:bCs/>
       </w:rPr>
@@ -9908,12 +10367,14 @@
     </w:tblStylePr>
     <w:tblStylePr w:type="firstCol">
       <w:rPr>
+        <w:rFonts w:eastAsia="黑体"/>
         <w:b/>
         <w:bCs/>
       </w:rPr>
     </w:tblStylePr>
     <w:tblStylePr w:type="lastCol">
       <w:rPr>
+        <w:rFonts w:eastAsia="黑体"/>
         <w:b/>
         <w:bCs/>
       </w:rPr>
@@ -9963,12 +10424,14 @@
     </w:tcPr>
     <w:tblStylePr w:type="firstRow">
       <w:rPr>
+        <w:rFonts w:eastAsia="黑体"/>
         <w:b/>
         <w:bCs/>
       </w:rPr>
     </w:tblStylePr>
     <w:tblStylePr w:type="lastRow">
       <w:rPr>
+        <w:rFonts w:eastAsia="黑体"/>
         <w:b/>
         <w:bCs/>
       </w:rPr>
@@ -9981,12 +10444,14 @@
     </w:tblStylePr>
     <w:tblStylePr w:type="firstCol">
       <w:rPr>
+        <w:rFonts w:eastAsia="黑体"/>
         <w:b/>
         <w:bCs/>
       </w:rPr>
     </w:tblStylePr>
     <w:tblStylePr w:type="lastCol">
       <w:rPr>
+        <w:rFonts w:eastAsia="黑体"/>
         <w:b/>
         <w:bCs/>
       </w:rPr>
@@ -10013,7 +10478,7 @@
       <w:spacing w:after="0" w:line="240" w:lineRule="auto"/>
     </w:pPr>
     <w:rPr>
-      <w:rFonts w:asciiTheme="majorHAnsi" w:cstheme="majorBidi" w:eastAsiaTheme="majorEastAsia" w:hAnsiTheme="majorHAnsi"/>
+      <w:rFonts w:asciiTheme="majorHAnsi" w:cstheme="majorBidi" w:hAnsiTheme="majorHAnsi" w:eastAsia="黑体"/>
       <w:color w:themeColor="text1" w:val="000000"/>
     </w:rPr>
     <w:tblPr>
@@ -10040,6 +10505,7 @@
     </w:tcPr>
     <w:tblStylePr w:type="firstRow">
       <w:rPr>
+        <w:rFonts w:eastAsia="黑体"/>
         <w:b/>
         <w:bCs/>
         <w:color w:themeColor="text1" w:val="000000"/>
@@ -10051,6 +10517,7 @@
     </w:tblStylePr>
     <w:tblStylePr w:type="lastRow">
       <w:rPr>
+        <w:rFonts w:eastAsia="黑体"/>
         <w:b/>
         <w:bCs/>
         <w:color w:themeColor="text1" w:val="000000"/>
@@ -10070,6 +10537,7 @@
     </w:tblStylePr>
     <w:tblStylePr w:type="firstCol">
       <w:rPr>
+        <w:rFonts w:eastAsia="黑体"/>
         <w:b/>
         <w:bCs/>
         <w:color w:themeColor="text1" w:val="000000"/>
@@ -10089,6 +10557,7 @@
     </w:tblStylePr>
     <w:tblStylePr w:type="lastCol">
       <w:rPr>
+        <w:rFonts w:eastAsia="黑体"/>
         <w:b w:val="0"/>
         <w:bCs w:val="0"/>
         <w:color w:themeColor="text1" w:val="000000"/>
@@ -10138,7 +10607,7 @@
       <w:spacing w:after="0" w:line="240" w:lineRule="auto"/>
     </w:pPr>
     <w:rPr>
-      <w:rFonts w:asciiTheme="majorHAnsi" w:cstheme="majorBidi" w:eastAsiaTheme="majorEastAsia" w:hAnsiTheme="majorHAnsi"/>
+      <w:rFonts w:asciiTheme="majorHAnsi" w:cstheme="majorBidi" w:hAnsiTheme="majorHAnsi" w:eastAsia="黑体"/>
       <w:color w:themeColor="text1" w:val="000000"/>
     </w:rPr>
     <w:tblPr>
@@ -10165,6 +10634,7 @@
     </w:tcPr>
     <w:tblStylePr w:type="firstRow">
       <w:rPr>
+        <w:rFonts w:eastAsia="黑体"/>
         <w:b/>
         <w:bCs/>
         <w:color w:themeColor="text1" w:val="000000"/>
@@ -10176,6 +10646,7 @@
     </w:tblStylePr>
     <w:tblStylePr w:type="lastRow">
       <w:rPr>
+        <w:rFonts w:eastAsia="黑体"/>
         <w:b/>
         <w:bCs/>
         <w:color w:themeColor="text1" w:val="000000"/>
@@ -10195,6 +10666,7 @@
     </w:tblStylePr>
     <w:tblStylePr w:type="firstCol">
       <w:rPr>
+        <w:rFonts w:eastAsia="黑体"/>
         <w:b/>
         <w:bCs/>
         <w:color w:themeColor="text1" w:val="000000"/>
@@ -10214,6 +10686,7 @@
     </w:tblStylePr>
     <w:tblStylePr w:type="lastCol">
       <w:rPr>
+        <w:rFonts w:eastAsia="黑体"/>
         <w:b w:val="0"/>
         <w:bCs w:val="0"/>
         <w:color w:themeColor="text1" w:val="000000"/>
@@ -10263,7 +10736,7 @@
       <w:spacing w:after="0" w:line="240" w:lineRule="auto"/>
     </w:pPr>
     <w:rPr>
-      <w:rFonts w:asciiTheme="majorHAnsi" w:cstheme="majorBidi" w:eastAsiaTheme="majorEastAsia" w:hAnsiTheme="majorHAnsi"/>
+      <w:rFonts w:asciiTheme="majorHAnsi" w:cstheme="majorBidi" w:hAnsiTheme="majorHAnsi" w:eastAsia="黑体"/>
       <w:color w:themeColor="text1" w:val="000000"/>
     </w:rPr>
     <w:tblPr>
@@ -10290,6 +10763,7 @@
     </w:tcPr>
     <w:tblStylePr w:type="firstRow">
       <w:rPr>
+        <w:rFonts w:eastAsia="黑体"/>
         <w:b/>
         <w:bCs/>
         <w:color w:themeColor="text1" w:val="000000"/>
@@ -10301,6 +10775,7 @@
     </w:tblStylePr>
     <w:tblStylePr w:type="lastRow">
       <w:rPr>
+        <w:rFonts w:eastAsia="黑体"/>
         <w:b/>
         <w:bCs/>
         <w:color w:themeColor="text1" w:val="000000"/>
@@ -10320,6 +10795,7 @@
     </w:tblStylePr>
     <w:tblStylePr w:type="firstCol">
       <w:rPr>
+        <w:rFonts w:eastAsia="黑体"/>
         <w:b/>
         <w:bCs/>
         <w:color w:themeColor="text1" w:val="000000"/>
@@ -10339,6 +10815,7 @@
     </w:tblStylePr>
     <w:tblStylePr w:type="lastCol">
       <w:rPr>
+        <w:rFonts w:eastAsia="黑体"/>
         <w:b w:val="0"/>
         <w:bCs w:val="0"/>
         <w:color w:themeColor="text1" w:val="000000"/>
@@ -10388,7 +10865,7 @@
       <w:spacing w:after="0" w:line="240" w:lineRule="auto"/>
     </w:pPr>
     <w:rPr>
-      <w:rFonts w:asciiTheme="majorHAnsi" w:cstheme="majorBidi" w:eastAsiaTheme="majorEastAsia" w:hAnsiTheme="majorHAnsi"/>
+      <w:rFonts w:asciiTheme="majorHAnsi" w:cstheme="majorBidi" w:hAnsiTheme="majorHAnsi" w:eastAsia="黑体"/>
       <w:color w:themeColor="text1" w:val="000000"/>
     </w:rPr>
     <w:tblPr>
@@ -10415,6 +10892,7 @@
     </w:tcPr>
     <w:tblStylePr w:type="firstRow">
       <w:rPr>
+        <w:rFonts w:eastAsia="黑体"/>
         <w:b/>
         <w:bCs/>
         <w:color w:themeColor="text1" w:val="000000"/>
@@ -10426,6 +10904,7 @@
     </w:tblStylePr>
     <w:tblStylePr w:type="lastRow">
       <w:rPr>
+        <w:rFonts w:eastAsia="黑体"/>
         <w:b/>
         <w:bCs/>
         <w:color w:themeColor="text1" w:val="000000"/>
@@ -10445,6 +10924,7 @@
     </w:tblStylePr>
     <w:tblStylePr w:type="firstCol">
       <w:rPr>
+        <w:rFonts w:eastAsia="黑体"/>
         <w:b/>
         <w:bCs/>
         <w:color w:themeColor="text1" w:val="000000"/>
@@ -10464,6 +10944,7 @@
     </w:tblStylePr>
     <w:tblStylePr w:type="lastCol">
       <w:rPr>
+        <w:rFonts w:eastAsia="黑体"/>
         <w:b w:val="0"/>
         <w:bCs w:val="0"/>
         <w:color w:themeColor="text1" w:val="000000"/>
@@ -10513,7 +10994,7 @@
       <w:spacing w:after="0" w:line="240" w:lineRule="auto"/>
     </w:pPr>
     <w:rPr>
-      <w:rFonts w:asciiTheme="majorHAnsi" w:cstheme="majorBidi" w:eastAsiaTheme="majorEastAsia" w:hAnsiTheme="majorHAnsi"/>
+      <w:rFonts w:asciiTheme="majorHAnsi" w:cstheme="majorBidi" w:hAnsiTheme="majorHAnsi" w:eastAsia="黑体"/>
       <w:color w:themeColor="text1" w:val="000000"/>
     </w:rPr>
     <w:tblPr>
@@ -10540,6 +11021,7 @@
     </w:tcPr>
     <w:tblStylePr w:type="firstRow">
       <w:rPr>
+        <w:rFonts w:eastAsia="黑体"/>
         <w:b/>
         <w:bCs/>
         <w:color w:themeColor="text1" w:val="000000"/>
@@ -10551,6 +11033,7 @@
     </w:tblStylePr>
     <w:tblStylePr w:type="lastRow">
       <w:rPr>
+        <w:rFonts w:eastAsia="黑体"/>
         <w:b/>
         <w:bCs/>
         <w:color w:themeColor="text1" w:val="000000"/>
@@ -10570,6 +11053,7 @@
     </w:tblStylePr>
     <w:tblStylePr w:type="firstCol">
       <w:rPr>
+        <w:rFonts w:eastAsia="黑体"/>
         <w:b/>
         <w:bCs/>
         <w:color w:themeColor="text1" w:val="000000"/>
@@ -10589,6 +11073,7 @@
     </w:tblStylePr>
     <w:tblStylePr w:type="lastCol">
       <w:rPr>
+        <w:rFonts w:eastAsia="黑体"/>
         <w:b w:val="0"/>
         <w:bCs w:val="0"/>
         <w:color w:themeColor="text1" w:val="000000"/>
@@ -10638,7 +11123,7 @@
       <w:spacing w:after="0" w:line="240" w:lineRule="auto"/>
     </w:pPr>
     <w:rPr>
-      <w:rFonts w:asciiTheme="majorHAnsi" w:cstheme="majorBidi" w:eastAsiaTheme="majorEastAsia" w:hAnsiTheme="majorHAnsi"/>
+      <w:rFonts w:asciiTheme="majorHAnsi" w:cstheme="majorBidi" w:hAnsiTheme="majorHAnsi" w:eastAsia="黑体"/>
       <w:color w:themeColor="text1" w:val="000000"/>
     </w:rPr>
     <w:tblPr>
@@ -10665,6 +11150,7 @@
     </w:tcPr>
     <w:tblStylePr w:type="firstRow">
       <w:rPr>
+        <w:rFonts w:eastAsia="黑体"/>
         <w:b/>
         <w:bCs/>
         <w:color w:themeColor="text1" w:val="000000"/>
@@ -10676,6 +11162,7 @@
     </w:tblStylePr>
     <w:tblStylePr w:type="lastRow">
       <w:rPr>
+        <w:rFonts w:eastAsia="黑体"/>
         <w:b/>
         <w:bCs/>
         <w:color w:themeColor="text1" w:val="000000"/>
@@ -10695,6 +11182,7 @@
     </w:tblStylePr>
     <w:tblStylePr w:type="firstCol">
       <w:rPr>
+        <w:rFonts w:eastAsia="黑体"/>
         <w:b/>
         <w:bCs/>
         <w:color w:themeColor="text1" w:val="000000"/>
@@ -10714,6 +11202,7 @@
     </w:tblStylePr>
     <w:tblStylePr w:type="lastCol">
       <w:rPr>
+        <w:rFonts w:eastAsia="黑体"/>
         <w:b w:val="0"/>
         <w:bCs w:val="0"/>
         <w:color w:themeColor="text1" w:val="000000"/>
@@ -10763,7 +11252,7 @@
       <w:spacing w:after="0" w:line="240" w:lineRule="auto"/>
     </w:pPr>
     <w:rPr>
-      <w:rFonts w:asciiTheme="majorHAnsi" w:cstheme="majorBidi" w:eastAsiaTheme="majorEastAsia" w:hAnsiTheme="majorHAnsi"/>
+      <w:rFonts w:asciiTheme="majorHAnsi" w:cstheme="majorBidi" w:hAnsiTheme="majorHAnsi" w:eastAsia="黑体"/>
       <w:color w:themeColor="text1" w:val="000000"/>
     </w:rPr>
     <w:tblPr>
@@ -10790,6 +11279,7 @@
     </w:tcPr>
     <w:tblStylePr w:type="firstRow">
       <w:rPr>
+        <w:rFonts w:eastAsia="黑体"/>
         <w:b/>
         <w:bCs/>
         <w:color w:themeColor="text1" w:val="000000"/>
@@ -10801,6 +11291,7 @@
     </w:tblStylePr>
     <w:tblStylePr w:type="lastRow">
       <w:rPr>
+        <w:rFonts w:eastAsia="黑体"/>
         <w:b/>
         <w:bCs/>
         <w:color w:themeColor="text1" w:val="000000"/>
@@ -10820,6 +11311,7 @@
     </w:tblStylePr>
     <w:tblStylePr w:type="firstCol">
       <w:rPr>
+        <w:rFonts w:eastAsia="黑体"/>
         <w:b/>
         <w:bCs/>
         <w:color w:themeColor="text1" w:val="000000"/>
@@ -10839,6 +11331,7 @@
     </w:tblStylePr>
     <w:tblStylePr w:type="lastCol">
       <w:rPr>
+        <w:rFonts w:eastAsia="黑体"/>
         <w:b w:val="0"/>
         <w:bCs w:val="0"/>
         <w:color w:themeColor="text1" w:val="000000"/>
@@ -10911,6 +11404,7 @@
     </w:tcPr>
     <w:tblStylePr w:type="firstRow">
       <w:rPr>
+        <w:rFonts w:eastAsia="黑体"/>
         <w:b/>
         <w:bCs/>
         <w:i w:val="0"/>
@@ -10932,6 +11426,7 @@
     </w:tblStylePr>
     <w:tblStylePr w:type="lastRow">
       <w:rPr>
+        <w:rFonts w:eastAsia="黑体"/>
         <w:b/>
         <w:bCs/>
         <w:i w:val="0"/>
@@ -10953,6 +11448,7 @@
     </w:tblStylePr>
     <w:tblStylePr w:type="firstCol">
       <w:rPr>
+        <w:rFonts w:eastAsia="黑体"/>
         <w:b/>
         <w:bCs/>
         <w:i w:val="0"/>
@@ -10972,6 +11468,7 @@
     </w:tblStylePr>
     <w:tblStylePr w:type="lastCol">
       <w:rPr>
+        <w:rFonts w:eastAsia="黑体"/>
         <w:b/>
         <w:bCs/>
         <w:i w:val="0"/>
@@ -11052,6 +11549,7 @@
     </w:tcPr>
     <w:tblStylePr w:type="firstRow">
       <w:rPr>
+        <w:rFonts w:eastAsia="黑体"/>
         <w:b/>
         <w:bCs/>
         <w:i w:val="0"/>
@@ -11073,6 +11571,7 @@
     </w:tblStylePr>
     <w:tblStylePr w:type="lastRow">
       <w:rPr>
+        <w:rFonts w:eastAsia="黑体"/>
         <w:b/>
         <w:bCs/>
         <w:i w:val="0"/>
@@ -11094,6 +11593,7 @@
     </w:tblStylePr>
     <w:tblStylePr w:type="firstCol">
       <w:rPr>
+        <w:rFonts w:eastAsia="黑体"/>
         <w:b/>
         <w:bCs/>
         <w:i w:val="0"/>
@@ -11113,6 +11613,7 @@
     </w:tblStylePr>
     <w:tblStylePr w:type="lastCol">
       <w:rPr>
+        <w:rFonts w:eastAsia="黑体"/>
         <w:b/>
         <w:bCs/>
         <w:i w:val="0"/>
@@ -11193,6 +11694,7 @@
     </w:tcPr>
     <w:tblStylePr w:type="firstRow">
       <w:rPr>
+        <w:rFonts w:eastAsia="黑体"/>
         <w:b/>
         <w:bCs/>
         <w:i w:val="0"/>
@@ -11214,6 +11716,7 @@
     </w:tblStylePr>
     <w:tblStylePr w:type="lastRow">
       <w:rPr>
+        <w:rFonts w:eastAsia="黑体"/>
         <w:b/>
         <w:bCs/>
         <w:i w:val="0"/>
@@ -11235,6 +11738,7 @@
     </w:tblStylePr>
     <w:tblStylePr w:type="firstCol">
       <w:rPr>
+        <w:rFonts w:eastAsia="黑体"/>
         <w:b/>
         <w:bCs/>
         <w:i w:val="0"/>
@@ -11254,6 +11758,7 @@
     </w:tblStylePr>
     <w:tblStylePr w:type="lastCol">
       <w:rPr>
+        <w:rFonts w:eastAsia="黑体"/>
         <w:b/>
         <w:bCs/>
         <w:i w:val="0"/>
@@ -11334,6 +11839,7 @@
     </w:tcPr>
     <w:tblStylePr w:type="firstRow">
       <w:rPr>
+        <w:rFonts w:eastAsia="黑体"/>
         <w:b/>
         <w:bCs/>
         <w:i w:val="0"/>
@@ -11355,6 +11861,7 @@
     </w:tblStylePr>
     <w:tblStylePr w:type="lastRow">
       <w:rPr>
+        <w:rFonts w:eastAsia="黑体"/>
         <w:b/>
         <w:bCs/>
         <w:i w:val="0"/>
@@ -11376,6 +11883,7 @@
     </w:tblStylePr>
     <w:tblStylePr w:type="firstCol">
       <w:rPr>
+        <w:rFonts w:eastAsia="黑体"/>
         <w:b/>
         <w:bCs/>
         <w:i w:val="0"/>
@@ -11395,6 +11903,7 @@
     </w:tblStylePr>
     <w:tblStylePr w:type="lastCol">
       <w:rPr>
+        <w:rFonts w:eastAsia="黑体"/>
         <w:b/>
         <w:bCs/>
         <w:i w:val="0"/>
@@ -11475,6 +11984,7 @@
     </w:tcPr>
     <w:tblStylePr w:type="firstRow">
       <w:rPr>
+        <w:rFonts w:eastAsia="黑体"/>
         <w:b/>
         <w:bCs/>
         <w:i w:val="0"/>
@@ -11496,6 +12006,7 @@
     </w:tblStylePr>
     <w:tblStylePr w:type="lastRow">
       <w:rPr>
+        <w:rFonts w:eastAsia="黑体"/>
         <w:b/>
         <w:bCs/>
         <w:i w:val="0"/>
@@ -11517,6 +12028,7 @@
     </w:tblStylePr>
     <w:tblStylePr w:type="firstCol">
       <w:rPr>
+        <w:rFonts w:eastAsia="黑体"/>
         <w:b/>
         <w:bCs/>
         <w:i w:val="0"/>
@@ -11536,6 +12048,7 @@
     </w:tblStylePr>
     <w:tblStylePr w:type="lastCol">
       <w:rPr>
+        <w:rFonts w:eastAsia="黑体"/>
         <w:b/>
         <w:bCs/>
         <w:i w:val="0"/>
@@ -11616,6 +12129,7 @@
     </w:tcPr>
     <w:tblStylePr w:type="firstRow">
       <w:rPr>
+        <w:rFonts w:eastAsia="黑体"/>
         <w:b/>
         <w:bCs/>
         <w:i w:val="0"/>
@@ -11637,6 +12151,7 @@
     </w:tblStylePr>
     <w:tblStylePr w:type="lastRow">
       <w:rPr>
+        <w:rFonts w:eastAsia="黑体"/>
         <w:b/>
         <w:bCs/>
         <w:i w:val="0"/>
@@ -11658,6 +12173,7 @@
     </w:tblStylePr>
     <w:tblStylePr w:type="firstCol">
       <w:rPr>
+        <w:rFonts w:eastAsia="黑体"/>
         <w:b/>
         <w:bCs/>
         <w:i w:val="0"/>
@@ -11677,6 +12193,7 @@
     </w:tblStylePr>
     <w:tblStylePr w:type="lastCol">
       <w:rPr>
+        <w:rFonts w:eastAsia="黑体"/>
         <w:b/>
         <w:bCs/>
         <w:i w:val="0"/>
@@ -11757,6 +12274,7 @@
     </w:tcPr>
     <w:tblStylePr w:type="firstRow">
       <w:rPr>
+        <w:rFonts w:eastAsia="黑体"/>
         <w:b/>
         <w:bCs/>
         <w:i w:val="0"/>
@@ -11778,6 +12296,7 @@
     </w:tblStylePr>
     <w:tblStylePr w:type="lastRow">
       <w:rPr>
+        <w:rFonts w:eastAsia="黑体"/>
         <w:b/>
         <w:bCs/>
         <w:i w:val="0"/>
@@ -11799,6 +12318,7 @@
     </w:tblStylePr>
     <w:tblStylePr w:type="firstCol">
       <w:rPr>
+        <w:rFonts w:eastAsia="黑体"/>
         <w:b/>
         <w:bCs/>
         <w:i w:val="0"/>
@@ -11818,6 +12338,7 @@
     </w:tblStylePr>
     <w:tblStylePr w:type="lastCol">
       <w:rPr>
+        <w:rFonts w:eastAsia="黑体"/>
         <w:b/>
         <w:bCs/>
         <w:i w:val="0"/>
@@ -11875,6 +12396,7 @@
       <w:spacing w:after="0" w:line="240" w:lineRule="auto"/>
     </w:pPr>
     <w:rPr>
+      <w:rFonts w:eastAsia="黑体"/>
       <w:color w:themeColor="background1" w:val="FFFFFF"/>
     </w:rPr>
     <w:tblPr>
@@ -11893,6 +12415,7 @@
     </w:tcPr>
     <w:tblStylePr w:type="firstRow">
       <w:rPr>
+        <w:rFonts w:eastAsia="黑体"/>
         <w:b/>
         <w:bCs/>
       </w:rPr>
@@ -11989,6 +12512,7 @@
       <w:spacing w:after="0" w:line="240" w:lineRule="auto"/>
     </w:pPr>
     <w:rPr>
+      <w:rFonts w:eastAsia="黑体"/>
       <w:color w:themeColor="background1" w:val="FFFFFF"/>
     </w:rPr>
     <w:tblPr>
@@ -12007,6 +12531,7 @@
     </w:tcPr>
     <w:tblStylePr w:type="firstRow">
       <w:rPr>
+        <w:rFonts w:eastAsia="黑体"/>
         <w:b/>
         <w:bCs/>
       </w:rPr>
@@ -12103,6 +12628,7 @@
       <w:spacing w:after="0" w:line="240" w:lineRule="auto"/>
     </w:pPr>
     <w:rPr>
+      <w:rFonts w:eastAsia="黑体"/>
       <w:color w:themeColor="background1" w:val="FFFFFF"/>
     </w:rPr>
     <w:tblPr>
@@ -12121,6 +12647,7 @@
     </w:tcPr>
     <w:tblStylePr w:type="firstRow">
       <w:rPr>
+        <w:rFonts w:eastAsia="黑体"/>
         <w:b/>
         <w:bCs/>
       </w:rPr>
@@ -12217,6 +12744,7 @@
       <w:spacing w:after="0" w:line="240" w:lineRule="auto"/>
     </w:pPr>
     <w:rPr>
+      <w:rFonts w:eastAsia="黑体"/>
       <w:color w:themeColor="background1" w:val="FFFFFF"/>
     </w:rPr>
     <w:tblPr>
@@ -12235,6 +12763,7 @@
     </w:tcPr>
     <w:tblStylePr w:type="firstRow">
       <w:rPr>
+        <w:rFonts w:eastAsia="黑体"/>
         <w:b/>
         <w:bCs/>
       </w:rPr>
@@ -12331,6 +12860,7 @@
       <w:spacing w:after="0" w:line="240" w:lineRule="auto"/>
     </w:pPr>
     <w:rPr>
+      <w:rFonts w:eastAsia="黑体"/>
       <w:color w:themeColor="background1" w:val="FFFFFF"/>
     </w:rPr>
     <w:tblPr>
@@ -12349,6 +12879,7 @@
     </w:tcPr>
     <w:tblStylePr w:type="firstRow">
       <w:rPr>
+        <w:rFonts w:eastAsia="黑体"/>
         <w:b/>
         <w:bCs/>
       </w:rPr>
@@ -12445,6 +12976,7 @@
       <w:spacing w:after="0" w:line="240" w:lineRule="auto"/>
     </w:pPr>
     <w:rPr>
+      <w:rFonts w:eastAsia="黑体"/>
       <w:color w:themeColor="background1" w:val="FFFFFF"/>
     </w:rPr>
     <w:tblPr>
@@ -12463,6 +12995,7 @@
     </w:tcPr>
     <w:tblStylePr w:type="firstRow">
       <w:rPr>
+        <w:rFonts w:eastAsia="黑体"/>
         <w:b/>
         <w:bCs/>
       </w:rPr>
@@ -12559,6 +13092,7 @@
       <w:spacing w:after="0" w:line="240" w:lineRule="auto"/>
     </w:pPr>
     <w:rPr>
+      <w:rFonts w:eastAsia="黑体"/>
       <w:color w:themeColor="background1" w:val="FFFFFF"/>
     </w:rPr>
     <w:tblPr>
@@ -12577,6 +13111,7 @@
     </w:tcPr>
     <w:tblStylePr w:type="firstRow">
       <w:rPr>
+        <w:rFonts w:eastAsia="黑体"/>
         <w:b/>
         <w:bCs/>
       </w:rPr>
@@ -12673,6 +13208,7 @@
       <w:spacing w:after="0" w:line="240" w:lineRule="auto"/>
     </w:pPr>
     <w:rPr>
+      <w:rFonts w:eastAsia="黑体"/>
       <w:color w:themeColor="text1" w:val="000000"/>
     </w:rPr>
     <w:tblPr>
@@ -12699,6 +13235,7 @@
     </w:tcPr>
     <w:tblStylePr w:type="firstRow">
       <w:rPr>
+        <w:rFonts w:eastAsia="黑体"/>
         <w:b/>
         <w:bCs/>
       </w:rPr>
@@ -12717,6 +13254,7 @@
     </w:tblStylePr>
     <w:tblStylePr w:type="lastRow">
       <w:rPr>
+        <w:rFonts w:eastAsia="黑体"/>
         <w:b/>
         <w:bCs/>
         <w:color w:themeColor="background1" w:val="FFFFFF"/>
@@ -12731,6 +13269,7 @@
     </w:tblStylePr>
     <w:tblStylePr w:type="firstCol">
       <w:rPr>
+        <w:rFonts w:eastAsia="黑体"/>
         <w:color w:themeColor="background1" w:val="FFFFFF"/>
       </w:rPr>
       <w:tblPr/>
@@ -12748,6 +13287,7 @@
     </w:tblStylePr>
     <w:tblStylePr w:type="lastCol">
       <w:rPr>
+        <w:rFonts w:eastAsia="黑体"/>
         <w:color w:themeColor="background1" w:val="FFFFFF"/>
       </w:rPr>
       <w:tblPr/>
@@ -12777,11 +13317,13 @@
     </w:tblStylePr>
     <w:tblStylePr w:type="neCell">
       <w:rPr>
+        <w:rFonts w:eastAsia="黑体"/>
         <w:color w:themeColor="text1" w:val="000000"/>
       </w:rPr>
     </w:tblStylePr>
     <w:tblStylePr w:type="nwCell">
       <w:rPr>
+        <w:rFonts w:eastAsia="黑体"/>
         <w:color w:themeColor="text1" w:val="000000"/>
       </w:rPr>
     </w:tblStylePr>
@@ -12795,6 +13337,7 @@
       <w:spacing w:after="0" w:line="240" w:lineRule="auto"/>
     </w:pPr>
     <w:rPr>
+      <w:rFonts w:eastAsia="黑体"/>
       <w:color w:themeColor="text1" w:val="000000"/>
     </w:rPr>
     <w:tblPr>
@@ -12821,6 +13364,7 @@
     </w:tcPr>
     <w:tblStylePr w:type="firstRow">
       <w:rPr>
+        <w:rFonts w:eastAsia="黑体"/>
         <w:b/>
         <w:bCs/>
       </w:rPr>
@@ -12839,6 +13383,7 @@
     </w:tblStylePr>
     <w:tblStylePr w:type="lastRow">
       <w:rPr>
+        <w:rFonts w:eastAsia="黑体"/>
         <w:b/>
         <w:bCs/>
         <w:color w:themeColor="background1" w:val="FFFFFF"/>
@@ -12853,6 +13398,7 @@
     </w:tblStylePr>
     <w:tblStylePr w:type="firstCol">
       <w:rPr>
+        <w:rFonts w:eastAsia="黑体"/>
         <w:color w:themeColor="background1" w:val="FFFFFF"/>
       </w:rPr>
       <w:tblPr/>
@@ -12870,6 +13416,7 @@
     </w:tblStylePr>
     <w:tblStylePr w:type="lastCol">
       <w:rPr>
+        <w:rFonts w:eastAsia="黑体"/>
         <w:color w:themeColor="background1" w:val="FFFFFF"/>
       </w:rPr>
       <w:tblPr/>
@@ -12899,11 +13446,13 @@
     </w:tblStylePr>
     <w:tblStylePr w:type="neCell">
       <w:rPr>
+        <w:rFonts w:eastAsia="黑体"/>
         <w:color w:themeColor="text1" w:val="000000"/>
       </w:rPr>
     </w:tblStylePr>
     <w:tblStylePr w:type="nwCell">
       <w:rPr>
+        <w:rFonts w:eastAsia="黑体"/>
         <w:color w:themeColor="text1" w:val="000000"/>
       </w:rPr>
     </w:tblStylePr>
@@ -12917,6 +13466,7 @@
       <w:spacing w:after="0" w:line="240" w:lineRule="auto"/>
     </w:pPr>
     <w:rPr>
+      <w:rFonts w:eastAsia="黑体"/>
       <w:color w:themeColor="text1" w:val="000000"/>
     </w:rPr>
     <w:tblPr>
@@ -12943,6 +13493,7 @@
     </w:tcPr>
     <w:tblStylePr w:type="firstRow">
       <w:rPr>
+        <w:rFonts w:eastAsia="黑体"/>
         <w:b/>
         <w:bCs/>
       </w:rPr>
@@ -12961,6 +13512,7 @@
     </w:tblStylePr>
     <w:tblStylePr w:type="lastRow">
       <w:rPr>
+        <w:rFonts w:eastAsia="黑体"/>
         <w:b/>
         <w:bCs/>
         <w:color w:themeColor="background1" w:val="FFFFFF"/>
@@ -12975,6 +13527,7 @@
     </w:tblStylePr>
     <w:tblStylePr w:type="firstCol">
       <w:rPr>
+        <w:rFonts w:eastAsia="黑体"/>
         <w:color w:themeColor="background1" w:val="FFFFFF"/>
       </w:rPr>
       <w:tblPr/>
@@ -12992,6 +13545,7 @@
     </w:tblStylePr>
     <w:tblStylePr w:type="lastCol">
       <w:rPr>
+        <w:rFonts w:eastAsia="黑体"/>
         <w:color w:themeColor="background1" w:val="FFFFFF"/>
       </w:rPr>
       <w:tblPr/>
@@ -13021,11 +13575,13 @@
     </w:tblStylePr>
     <w:tblStylePr w:type="neCell">
       <w:rPr>
+        <w:rFonts w:eastAsia="黑体"/>
         <w:color w:themeColor="text1" w:val="000000"/>
       </w:rPr>
     </w:tblStylePr>
     <w:tblStylePr w:type="nwCell">
       <w:rPr>
+        <w:rFonts w:eastAsia="黑体"/>
         <w:color w:themeColor="text1" w:val="000000"/>
       </w:rPr>
     </w:tblStylePr>
@@ -13039,6 +13595,7 @@
       <w:spacing w:after="0" w:line="240" w:lineRule="auto"/>
     </w:pPr>
     <w:rPr>
+      <w:rFonts w:eastAsia="黑体"/>
       <w:color w:themeColor="text1" w:val="000000"/>
     </w:rPr>
     <w:tblPr>
@@ -13065,6 +13622,7 @@
     </w:tcPr>
     <w:tblStylePr w:type="firstRow">
       <w:rPr>
+        <w:rFonts w:eastAsia="黑体"/>
         <w:b/>
         <w:bCs/>
       </w:rPr>
@@ -13083,6 +13641,7 @@
     </w:tblStylePr>
     <w:tblStylePr w:type="lastRow">
       <w:rPr>
+        <w:rFonts w:eastAsia="黑体"/>
         <w:b/>
         <w:bCs/>
         <w:color w:themeColor="background1" w:val="FFFFFF"/>
@@ -13097,6 +13656,7 @@
     </w:tblStylePr>
     <w:tblStylePr w:type="firstCol">
       <w:rPr>
+        <w:rFonts w:eastAsia="黑体"/>
         <w:color w:themeColor="background1" w:val="FFFFFF"/>
       </w:rPr>
       <w:tblPr/>
@@ -13114,6 +13674,7 @@
     </w:tblStylePr>
     <w:tblStylePr w:type="lastCol">
       <w:rPr>
+        <w:rFonts w:eastAsia="黑体"/>
         <w:color w:themeColor="background1" w:val="FFFFFF"/>
       </w:rPr>
       <w:tblPr/>
@@ -13151,6 +13712,7 @@
       <w:spacing w:after="0" w:line="240" w:lineRule="auto"/>
     </w:pPr>
     <w:rPr>
+      <w:rFonts w:eastAsia="黑体"/>
       <w:color w:themeColor="text1" w:val="000000"/>
     </w:rPr>
     <w:tblPr>
@@ -13177,6 +13739,7 @@
     </w:tcPr>
     <w:tblStylePr w:type="firstRow">
       <w:rPr>
+        <w:rFonts w:eastAsia="黑体"/>
         <w:b/>
         <w:bCs/>
       </w:rPr>
@@ -13195,6 +13758,7 @@
     </w:tblStylePr>
     <w:tblStylePr w:type="lastRow">
       <w:rPr>
+        <w:rFonts w:eastAsia="黑体"/>
         <w:b/>
         <w:bCs/>
         <w:color w:themeColor="background1" w:val="FFFFFF"/>
@@ -13209,6 +13773,7 @@
     </w:tblStylePr>
     <w:tblStylePr w:type="firstCol">
       <w:rPr>
+        <w:rFonts w:eastAsia="黑体"/>
         <w:color w:themeColor="background1" w:val="FFFFFF"/>
       </w:rPr>
       <w:tblPr/>
@@ -13226,6 +13791,7 @@
     </w:tblStylePr>
     <w:tblStylePr w:type="lastCol">
       <w:rPr>
+        <w:rFonts w:eastAsia="黑体"/>
         <w:color w:themeColor="background1" w:val="FFFFFF"/>
       </w:rPr>
       <w:tblPr/>
@@ -13255,11 +13821,13 @@
     </w:tblStylePr>
     <w:tblStylePr w:type="neCell">
       <w:rPr>
+        <w:rFonts w:eastAsia="黑体"/>
         <w:color w:themeColor="text1" w:val="000000"/>
       </w:rPr>
     </w:tblStylePr>
     <w:tblStylePr w:type="nwCell">
       <w:rPr>
+        <w:rFonts w:eastAsia="黑体"/>
         <w:color w:themeColor="text1" w:val="000000"/>
       </w:rPr>
     </w:tblStylePr>
@@ -13273,6 +13841,7 @@
       <w:spacing w:after="0" w:line="240" w:lineRule="auto"/>
     </w:pPr>
     <w:rPr>
+      <w:rFonts w:eastAsia="黑体"/>
       <w:color w:themeColor="text1" w:val="000000"/>
     </w:rPr>
     <w:tblPr>
@@ -13299,6 +13868,7 @@
     </w:tcPr>
     <w:tblStylePr w:type="firstRow">
       <w:rPr>
+        <w:rFonts w:eastAsia="黑体"/>
         <w:b/>
         <w:bCs/>
       </w:rPr>
@@ -13317,6 +13887,7 @@
     </w:tblStylePr>
     <w:tblStylePr w:type="lastRow">
       <w:rPr>
+        <w:rFonts w:eastAsia="黑体"/>
         <w:b/>
         <w:bCs/>
         <w:color w:themeColor="background1" w:val="FFFFFF"/>
@@ -13331,6 +13902,7 @@
     </w:tblStylePr>
     <w:tblStylePr w:type="firstCol">
       <w:rPr>
+        <w:rFonts w:eastAsia="黑体"/>
         <w:color w:themeColor="background1" w:val="FFFFFF"/>
       </w:rPr>
       <w:tblPr/>
@@ -13348,6 +13920,7 @@
     </w:tblStylePr>
     <w:tblStylePr w:type="lastCol">
       <w:rPr>
+        <w:rFonts w:eastAsia="黑体"/>
         <w:color w:themeColor="background1" w:val="FFFFFF"/>
       </w:rPr>
       <w:tblPr/>
@@ -13377,11 +13950,13 @@
     </w:tblStylePr>
     <w:tblStylePr w:type="neCell">
       <w:rPr>
+        <w:rFonts w:eastAsia="黑体"/>
         <w:color w:themeColor="text1" w:val="000000"/>
       </w:rPr>
     </w:tblStylePr>
     <w:tblStylePr w:type="nwCell">
       <w:rPr>
+        <w:rFonts w:eastAsia="黑体"/>
         <w:color w:themeColor="text1" w:val="000000"/>
       </w:rPr>
     </w:tblStylePr>
@@ -13395,6 +13970,7 @@
       <w:spacing w:after="0" w:line="240" w:lineRule="auto"/>
     </w:pPr>
     <w:rPr>
+      <w:rFonts w:eastAsia="黑体"/>
       <w:color w:themeColor="text1" w:val="000000"/>
     </w:rPr>
     <w:tblPr>
@@ -13421,6 +13997,7 @@
     </w:tcPr>
     <w:tblStylePr w:type="firstRow">
       <w:rPr>
+        <w:rFonts w:eastAsia="黑体"/>
         <w:b/>
         <w:bCs/>
       </w:rPr>
@@ -13439,6 +14016,7 @@
     </w:tblStylePr>
     <w:tblStylePr w:type="lastRow">
       <w:rPr>
+        <w:rFonts w:eastAsia="黑体"/>
         <w:b/>
         <w:bCs/>
         <w:color w:themeColor="background1" w:val="FFFFFF"/>
@@ -13453,6 +14031,7 @@
     </w:tblStylePr>
     <w:tblStylePr w:type="firstCol">
       <w:rPr>
+        <w:rFonts w:eastAsia="黑体"/>
         <w:color w:themeColor="background1" w:val="FFFFFF"/>
       </w:rPr>
       <w:tblPr/>
@@ -13470,6 +14049,7 @@
     </w:tblStylePr>
     <w:tblStylePr w:type="lastCol">
       <w:rPr>
+        <w:rFonts w:eastAsia="黑体"/>
         <w:color w:themeColor="background1" w:val="FFFFFF"/>
       </w:rPr>
       <w:tblPr/>
@@ -13499,11 +14079,13 @@
     </w:tblStylePr>
     <w:tblStylePr w:type="neCell">
       <w:rPr>
+        <w:rFonts w:eastAsia="黑体"/>
         <w:color w:themeColor="text1" w:val="000000"/>
       </w:rPr>
     </w:tblStylePr>
     <w:tblStylePr w:type="nwCell">
       <w:rPr>
+        <w:rFonts w:eastAsia="黑体"/>
         <w:color w:themeColor="text1" w:val="000000"/>
       </w:rPr>
     </w:tblStylePr>
@@ -13517,6 +14099,7 @@
       <w:spacing w:after="0" w:line="240" w:lineRule="auto"/>
     </w:pPr>
     <w:rPr>
+      <w:rFonts w:eastAsia="黑体"/>
       <w:color w:themeColor="text1" w:val="000000"/>
     </w:rPr>
     <w:tblPr>
@@ -13535,6 +14118,7 @@
     </w:tcPr>
     <w:tblStylePr w:type="firstRow">
       <w:rPr>
+        <w:rFonts w:eastAsia="黑体"/>
         <w:b/>
         <w:bCs/>
         <w:color w:themeColor="background1" w:val="FFFFFF"/>
@@ -13549,6 +14133,7 @@
     </w:tblStylePr>
     <w:tblStylePr w:type="lastRow">
       <w:rPr>
+        <w:rFonts w:eastAsia="黑体"/>
         <w:b/>
         <w:bCs/>
         <w:color w:themeColor="accent2" w:themeShade="CC" w:val="9E3A38"/>
@@ -13563,12 +14148,14 @@
     </w:tblStylePr>
     <w:tblStylePr w:type="firstCol">
       <w:rPr>
+        <w:rFonts w:eastAsia="黑体"/>
         <w:b/>
         <w:bCs/>
       </w:rPr>
     </w:tblStylePr>
     <w:tblStylePr w:type="lastCol">
       <w:rPr>
+        <w:rFonts w:eastAsia="黑体"/>
         <w:b/>
         <w:bCs/>
       </w:rPr>
@@ -13603,6 +14190,7 @@
       <w:spacing w:after="0" w:line="240" w:lineRule="auto"/>
     </w:pPr>
     <w:rPr>
+      <w:rFonts w:eastAsia="黑体"/>
       <w:color w:themeColor="text1" w:val="000000"/>
     </w:rPr>
     <w:tblPr>
@@ -13621,6 +14209,7 @@
     </w:tcPr>
     <w:tblStylePr w:type="firstRow">
       <w:rPr>
+        <w:rFonts w:eastAsia="黑体"/>
         <w:b/>
         <w:bCs/>
         <w:color w:themeColor="background1" w:val="FFFFFF"/>
@@ -13635,6 +14224,7 @@
     </w:tblStylePr>
     <w:tblStylePr w:type="lastRow">
       <w:rPr>
+        <w:rFonts w:eastAsia="黑体"/>
         <w:b/>
         <w:bCs/>
         <w:color w:themeColor="accent2" w:themeShade="CC" w:val="9E3A38"/>
@@ -13649,12 +14239,14 @@
     </w:tblStylePr>
     <w:tblStylePr w:type="firstCol">
       <w:rPr>
+        <w:rFonts w:eastAsia="黑体"/>
         <w:b/>
         <w:bCs/>
       </w:rPr>
     </w:tblStylePr>
     <w:tblStylePr w:type="lastCol">
       <w:rPr>
+        <w:rFonts w:eastAsia="黑体"/>
         <w:b/>
         <w:bCs/>
       </w:rPr>
@@ -13689,6 +14281,7 @@
       <w:spacing w:after="0" w:line="240" w:lineRule="auto"/>
     </w:pPr>
     <w:rPr>
+      <w:rFonts w:eastAsia="黑体"/>
       <w:color w:themeColor="text1" w:val="000000"/>
     </w:rPr>
     <w:tblPr>
@@ -13707,6 +14300,7 @@
     </w:tcPr>
     <w:tblStylePr w:type="firstRow">
       <w:rPr>
+        <w:rFonts w:eastAsia="黑体"/>
         <w:b/>
         <w:bCs/>
         <w:color w:themeColor="background1" w:val="FFFFFF"/>
@@ -13721,6 +14315,7 @@
     </w:tblStylePr>
     <w:tblStylePr w:type="lastRow">
       <w:rPr>
+        <w:rFonts w:eastAsia="黑体"/>
         <w:b/>
         <w:bCs/>
         <w:color w:themeColor="accent2" w:themeShade="CC" w:val="9E3A38"/>
@@ -13735,12 +14330,14 @@
     </w:tblStylePr>
     <w:tblStylePr w:type="firstCol">
       <w:rPr>
+        <w:rFonts w:eastAsia="黑体"/>
         <w:b/>
         <w:bCs/>
       </w:rPr>
     </w:tblStylePr>
     <w:tblStylePr w:type="lastCol">
       <w:rPr>
+        <w:rFonts w:eastAsia="黑体"/>
         <w:b/>
         <w:bCs/>
       </w:rPr>
@@ -13775,6 +14372,7 @@
       <w:spacing w:after="0" w:line="240" w:lineRule="auto"/>
     </w:pPr>
     <w:rPr>
+      <w:rFonts w:eastAsia="黑体"/>
       <w:color w:themeColor="text1" w:val="000000"/>
     </w:rPr>
     <w:tblPr>
@@ -13793,6 +14391,7 @@
     </w:tcPr>
     <w:tblStylePr w:type="firstRow">
       <w:rPr>
+        <w:rFonts w:eastAsia="黑体"/>
         <w:b/>
         <w:bCs/>
         <w:color w:themeColor="background1" w:val="FFFFFF"/>
@@ -13807,6 +14406,7 @@
     </w:tblStylePr>
     <w:tblStylePr w:type="lastRow">
       <w:rPr>
+        <w:rFonts w:eastAsia="黑体"/>
         <w:b/>
         <w:bCs/>
         <w:color w:themeColor="accent4" w:themeShade="CC" w:val="664E82"/>
@@ -13821,12 +14421,14 @@
     </w:tblStylePr>
     <w:tblStylePr w:type="firstCol">
       <w:rPr>
+        <w:rFonts w:eastAsia="黑体"/>
         <w:b/>
         <w:bCs/>
       </w:rPr>
     </w:tblStylePr>
     <w:tblStylePr w:type="lastCol">
       <w:rPr>
+        <w:rFonts w:eastAsia="黑体"/>
         <w:b/>
         <w:bCs/>
       </w:rPr>
@@ -13861,6 +14463,7 @@
       <w:spacing w:after="0" w:line="240" w:lineRule="auto"/>
     </w:pPr>
     <w:rPr>
+      <w:rFonts w:eastAsia="黑体"/>
       <w:color w:themeColor="text1" w:val="000000"/>
     </w:rPr>
     <w:tblPr>
@@ -13879,6 +14482,7 @@
     </w:tcPr>
     <w:tblStylePr w:type="firstRow">
       <w:rPr>
+        <w:rFonts w:eastAsia="黑体"/>
         <w:b/>
         <w:bCs/>
         <w:color w:themeColor="background1" w:val="FFFFFF"/>
@@ -13893,6 +14497,7 @@
     </w:tblStylePr>
     <w:tblStylePr w:type="lastRow">
       <w:rPr>
+        <w:rFonts w:eastAsia="黑体"/>
         <w:b/>
         <w:bCs/>
         <w:color w:themeColor="accent3" w:themeShade="CC" w:val="7E9C40"/>
@@ -13907,12 +14512,14 @@
     </w:tblStylePr>
     <w:tblStylePr w:type="firstCol">
       <w:rPr>
+        <w:rFonts w:eastAsia="黑体"/>
         <w:b/>
         <w:bCs/>
       </w:rPr>
     </w:tblStylePr>
     <w:tblStylePr w:type="lastCol">
       <w:rPr>
+        <w:rFonts w:eastAsia="黑体"/>
         <w:b/>
         <w:bCs/>
       </w:rPr>
@@ -13947,6 +14554,7 @@
       <w:spacing w:after="0" w:line="240" w:lineRule="auto"/>
     </w:pPr>
     <w:rPr>
+      <w:rFonts w:eastAsia="黑体"/>
       <w:color w:themeColor="text1" w:val="000000"/>
     </w:rPr>
     <w:tblPr>
@@ -13965,6 +14573,7 @@
     </w:tcPr>
     <w:tblStylePr w:type="firstRow">
       <w:rPr>
+        <w:rFonts w:eastAsia="黑体"/>
         <w:b/>
         <w:bCs/>
         <w:color w:themeColor="background1" w:val="FFFFFF"/>
@@ -13979,6 +14588,7 @@
     </w:tblStylePr>
     <w:tblStylePr w:type="lastRow">
       <w:rPr>
+        <w:rFonts w:eastAsia="黑体"/>
         <w:b/>
         <w:bCs/>
         <w:color w:themeColor="accent6" w:themeShade="CC" w:val="F2730A"/>
@@ -13993,12 +14603,14 @@
     </w:tblStylePr>
     <w:tblStylePr w:type="firstCol">
       <w:rPr>
+        <w:rFonts w:eastAsia="黑体"/>
         <w:b/>
         <w:bCs/>
       </w:rPr>
     </w:tblStylePr>
     <w:tblStylePr w:type="lastCol">
       <w:rPr>
+        <w:rFonts w:eastAsia="黑体"/>
         <w:b/>
         <w:bCs/>
       </w:rPr>
@@ -14033,6 +14645,7 @@
       <w:spacing w:after="0" w:line="240" w:lineRule="auto"/>
     </w:pPr>
     <w:rPr>
+      <w:rFonts w:eastAsia="黑体"/>
       <w:color w:themeColor="text1" w:val="000000"/>
     </w:rPr>
     <w:tblPr>
@@ -14051,6 +14664,7 @@
     </w:tcPr>
     <w:tblStylePr w:type="firstRow">
       <w:rPr>
+        <w:rFonts w:eastAsia="黑体"/>
         <w:b/>
         <w:bCs/>
         <w:color w:themeColor="background1" w:val="FFFFFF"/>
@@ -14065,6 +14679,7 @@
     </w:tblStylePr>
     <w:tblStylePr w:type="lastRow">
       <w:rPr>
+        <w:rFonts w:eastAsia="黑体"/>
         <w:b/>
         <w:bCs/>
         <w:color w:themeColor="accent5" w:themeShade="CC" w:val="348DA5"/>
@@ -14079,12 +14694,14 @@
     </w:tblStylePr>
     <w:tblStylePr w:type="firstCol">
       <w:rPr>
+        <w:rFonts w:eastAsia="黑体"/>
         <w:b/>
         <w:bCs/>
       </w:rPr>
     </w:tblStylePr>
     <w:tblStylePr w:type="lastCol">
       <w:rPr>
+        <w:rFonts w:eastAsia="黑体"/>
         <w:b/>
         <w:bCs/>
       </w:rPr>
@@ -14119,6 +14736,7 @@
       <w:spacing w:after="0" w:line="240" w:lineRule="auto"/>
     </w:pPr>
     <w:rPr>
+      <w:rFonts w:eastAsia="黑体"/>
       <w:color w:themeColor="text1" w:val="000000"/>
     </w:rPr>
     <w:tblPr>
@@ -14140,6 +14758,7 @@
     </w:tcPr>
     <w:tblStylePr w:type="firstRow">
       <w:rPr>
+        <w:rFonts w:eastAsia="黑体"/>
         <w:b/>
         <w:bCs/>
       </w:rPr>
@@ -14150,6 +14769,7 @@
     </w:tblStylePr>
     <w:tblStylePr w:type="lastRow">
       <w:rPr>
+        <w:rFonts w:eastAsia="黑体"/>
         <w:b/>
         <w:bCs/>
         <w:color w:themeColor="text1" w:val="000000"/>
@@ -14161,6 +14781,7 @@
     </w:tblStylePr>
     <w:tblStylePr w:type="firstCol">
       <w:rPr>
+        <w:rFonts w:eastAsia="黑体"/>
         <w:color w:themeColor="background1" w:val="FFFFFF"/>
       </w:rPr>
       <w:tblPr/>
@@ -14170,6 +14791,7 @@
     </w:tblStylePr>
     <w:tblStylePr w:type="lastCol">
       <w:rPr>
+        <w:rFonts w:eastAsia="黑体"/>
         <w:color w:themeColor="background1" w:val="FFFFFF"/>
       </w:rPr>
       <w:tblPr/>
@@ -14199,6 +14821,7 @@
       <w:spacing w:after="0" w:line="240" w:lineRule="auto"/>
     </w:pPr>
     <w:rPr>
+      <w:rFonts w:eastAsia="黑体"/>
       <w:color w:themeColor="text1" w:val="000000"/>
     </w:rPr>
     <w:tblPr>
@@ -14220,6 +14843,7 @@
     </w:tcPr>
     <w:tblStylePr w:type="firstRow">
       <w:rPr>
+        <w:rFonts w:eastAsia="黑体"/>
         <w:b/>
         <w:bCs/>
       </w:rPr>
@@ -14230,6 +14854,7 @@
     </w:tblStylePr>
     <w:tblStylePr w:type="lastRow">
       <w:rPr>
+        <w:rFonts w:eastAsia="黑体"/>
         <w:b/>
         <w:bCs/>
         <w:color w:themeColor="text1" w:val="000000"/>
@@ -14241,6 +14866,7 @@
     </w:tblStylePr>
     <w:tblStylePr w:type="firstCol">
       <w:rPr>
+        <w:rFonts w:eastAsia="黑体"/>
         <w:color w:themeColor="background1" w:val="FFFFFF"/>
       </w:rPr>
       <w:tblPr/>
@@ -14250,6 +14876,7 @@
     </w:tblStylePr>
     <w:tblStylePr w:type="lastCol">
       <w:rPr>
+        <w:rFonts w:eastAsia="黑体"/>
         <w:color w:themeColor="background1" w:val="FFFFFF"/>
       </w:rPr>
       <w:tblPr/>
@@ -14279,6 +14906,7 @@
       <w:spacing w:after="0" w:line="240" w:lineRule="auto"/>
     </w:pPr>
     <w:rPr>
+      <w:rFonts w:eastAsia="黑体"/>
       <w:color w:themeColor="text1" w:val="000000"/>
     </w:rPr>
     <w:tblPr>
@@ -14300,6 +14928,7 @@
     </w:tcPr>
     <w:tblStylePr w:type="firstRow">
       <w:rPr>
+        <w:rFonts w:eastAsia="黑体"/>
         <w:b/>
         <w:bCs/>
       </w:rPr>
@@ -14310,6 +14939,7 @@
     </w:tblStylePr>
     <w:tblStylePr w:type="lastRow">
       <w:rPr>
+        <w:rFonts w:eastAsia="黑体"/>
         <w:b/>
         <w:bCs/>
         <w:color w:themeColor="text1" w:val="000000"/>
@@ -14321,6 +14951,7 @@
     </w:tblStylePr>
     <w:tblStylePr w:type="firstCol">
       <w:rPr>
+        <w:rFonts w:eastAsia="黑体"/>
         <w:color w:themeColor="background1" w:val="FFFFFF"/>
       </w:rPr>
       <w:tblPr/>
@@ -14330,6 +14961,7 @@
     </w:tblStylePr>
     <w:tblStylePr w:type="lastCol">
       <w:rPr>
+        <w:rFonts w:eastAsia="黑体"/>
         <w:color w:themeColor="background1" w:val="FFFFFF"/>
       </w:rPr>
       <w:tblPr/>
@@ -14359,6 +14991,7 @@
       <w:spacing w:after="0" w:line="240" w:lineRule="auto"/>
     </w:pPr>
     <w:rPr>
+      <w:rFonts w:eastAsia="黑体"/>
       <w:color w:themeColor="text1" w:val="000000"/>
     </w:rPr>
     <w:tblPr>
@@ -14380,6 +15013,7 @@
     </w:tcPr>
     <w:tblStylePr w:type="firstRow">
       <w:rPr>
+        <w:rFonts w:eastAsia="黑体"/>
         <w:b/>
         <w:bCs/>
       </w:rPr>
@@ -14390,6 +15024,7 @@
     </w:tblStylePr>
     <w:tblStylePr w:type="lastRow">
       <w:rPr>
+        <w:rFonts w:eastAsia="黑体"/>
         <w:b/>
         <w:bCs/>
         <w:color w:themeColor="text1" w:val="000000"/>
@@ -14401,6 +15036,7 @@
     </w:tblStylePr>
     <w:tblStylePr w:type="firstCol">
       <w:rPr>
+        <w:rFonts w:eastAsia="黑体"/>
         <w:color w:themeColor="background1" w:val="FFFFFF"/>
       </w:rPr>
       <w:tblPr/>
@@ -14410,6 +15046,7 @@
     </w:tblStylePr>
     <w:tblStylePr w:type="lastCol">
       <w:rPr>
+        <w:rFonts w:eastAsia="黑体"/>
         <w:color w:themeColor="background1" w:val="FFFFFF"/>
       </w:rPr>
       <w:tblPr/>
@@ -14439,6 +15076,7 @@
       <w:spacing w:after="0" w:line="240" w:lineRule="auto"/>
     </w:pPr>
     <w:rPr>
+      <w:rFonts w:eastAsia="黑体"/>
       <w:color w:themeColor="text1" w:val="000000"/>
     </w:rPr>
     <w:tblPr>
@@ -14460,6 +15098,7 @@
     </w:tcPr>
     <w:tblStylePr w:type="firstRow">
       <w:rPr>
+        <w:rFonts w:eastAsia="黑体"/>
         <w:b/>
         <w:bCs/>
       </w:rPr>
@@ -14470,6 +15109,7 @@
     </w:tblStylePr>
     <w:tblStylePr w:type="lastRow">
       <w:rPr>
+        <w:rFonts w:eastAsia="黑体"/>
         <w:b/>
         <w:bCs/>
         <w:color w:themeColor="text1" w:val="000000"/>
@@ -14481,6 +15121,7 @@
     </w:tblStylePr>
     <w:tblStylePr w:type="firstCol">
       <w:rPr>
+        <w:rFonts w:eastAsia="黑体"/>
         <w:color w:themeColor="background1" w:val="FFFFFF"/>
       </w:rPr>
       <w:tblPr/>
@@ -14490,6 +15131,7 @@
     </w:tblStylePr>
     <w:tblStylePr w:type="lastCol">
       <w:rPr>
+        <w:rFonts w:eastAsia="黑体"/>
         <w:color w:themeColor="background1" w:val="FFFFFF"/>
       </w:rPr>
       <w:tblPr/>
@@ -14519,6 +15161,7 @@
       <w:spacing w:after="0" w:line="240" w:lineRule="auto"/>
     </w:pPr>
     <w:rPr>
+      <w:rFonts w:eastAsia="黑体"/>
       <w:color w:themeColor="text1" w:val="000000"/>
     </w:rPr>
     <w:tblPr>
@@ -14540,6 +15183,7 @@
     </w:tcPr>
     <w:tblStylePr w:type="firstRow">
       <w:rPr>
+        <w:rFonts w:eastAsia="黑体"/>
         <w:b/>
         <w:bCs/>
       </w:rPr>
@@ -14550,6 +15194,7 @@
     </w:tblStylePr>
     <w:tblStylePr w:type="lastRow">
       <w:rPr>
+        <w:rFonts w:eastAsia="黑体"/>
         <w:b/>
         <w:bCs/>
         <w:color w:themeColor="text1" w:val="000000"/>
@@ -14561,6 +15206,7 @@
     </w:tblStylePr>
     <w:tblStylePr w:type="firstCol">
       <w:rPr>
+        <w:rFonts w:eastAsia="黑体"/>
         <w:color w:themeColor="background1" w:val="FFFFFF"/>
       </w:rPr>
       <w:tblPr/>
@@ -14570,6 +15216,7 @@
     </w:tblStylePr>
     <w:tblStylePr w:type="lastCol">
       <w:rPr>
+        <w:rFonts w:eastAsia="黑体"/>
         <w:color w:themeColor="background1" w:val="FFFFFF"/>
       </w:rPr>
       <w:tblPr/>
@@ -14599,6 +15246,7 @@
       <w:spacing w:after="0" w:line="240" w:lineRule="auto"/>
     </w:pPr>
     <w:rPr>
+      <w:rFonts w:eastAsia="黑体"/>
       <w:color w:themeColor="text1" w:val="000000"/>
     </w:rPr>
     <w:tblPr>
@@ -14620,6 +15268,7 @@
     </w:tcPr>
     <w:tblStylePr w:type="firstRow">
       <w:rPr>
+        <w:rFonts w:eastAsia="黑体"/>
         <w:b/>
         <w:bCs/>
       </w:rPr>
@@ -14630,6 +15279,7 @@
     </w:tblStylePr>
     <w:tblStylePr w:type="lastRow">
       <w:rPr>
+        <w:rFonts w:eastAsia="黑体"/>
         <w:b/>
         <w:bCs/>
         <w:color w:themeColor="text1" w:val="000000"/>
@@ -14641,6 +15291,7 @@
     </w:tblStylePr>
     <w:tblStylePr w:type="firstCol">
       <w:rPr>
+        <w:rFonts w:eastAsia="黑体"/>
         <w:color w:themeColor="background1" w:val="FFFFFF"/>
       </w:rPr>
       <w:tblPr/>
@@ -14650,6 +15301,7 @@
     </w:tblStylePr>
     <w:tblStylePr w:type="lastCol">
       <w:rPr>
+        <w:rFonts w:eastAsia="黑体"/>
         <w:color w:themeColor="background1" w:val="FFFFFF"/>
       </w:rPr>
       <w:tblPr/>
@@ -14682,6 +15334,7 @@
     <w:name w:val="KeywordTok"/>
     <w:basedOn w:val="VerbatimChar"/>
     <w:rPr>
+      <w:rFonts w:eastAsia="黑体"/>
       <w:b/>
       <w:color w:val="007020"/>
     </w:rPr>
@@ -14690,6 +15343,7 @@
     <w:name w:val="DataTypeTok"/>
     <w:basedOn w:val="VerbatimChar"/>
     <w:rPr>
+      <w:rFonts w:eastAsia="黑体"/>
       <w:color w:val="902000"/>
     </w:rPr>
   </w:style>
@@ -14697,6 +15351,7 @@
     <w:name w:val="DecValTok"/>
     <w:basedOn w:val="VerbatimChar"/>
     <w:rPr>
+      <w:rFonts w:eastAsia="黑体"/>
       <w:color w:val="40a070"/>
     </w:rPr>
   </w:style>
@@ -14704,6 +15359,7 @@
     <w:name w:val="BaseNTok"/>
     <w:basedOn w:val="VerbatimChar"/>
     <w:rPr>
+      <w:rFonts w:eastAsia="黑体"/>
       <w:color w:val="40a070"/>
     </w:rPr>
   </w:style>
@@ -14711,6 +15367,7 @@
     <w:name w:val="FloatTok"/>
     <w:basedOn w:val="VerbatimChar"/>
     <w:rPr>
+      <w:rFonts w:eastAsia="黑体"/>
       <w:color w:val="40a070"/>
     </w:rPr>
   </w:style>
@@ -14718,6 +15375,7 @@
     <w:name w:val="ConstantTok"/>
     <w:basedOn w:val="VerbatimChar"/>
     <w:rPr>
+      <w:rFonts w:eastAsia="黑体"/>
       <w:color w:val="880000"/>
     </w:rPr>
   </w:style>
@@ -14725,6 +15383,7 @@
     <w:name w:val="CharTok"/>
     <w:basedOn w:val="VerbatimChar"/>
     <w:rPr>
+      <w:rFonts w:eastAsia="黑体"/>
       <w:color w:val="4070a0"/>
     </w:rPr>
   </w:style>
@@ -14732,6 +15391,7 @@
     <w:name w:val="SpecialCharTok"/>
     <w:basedOn w:val="VerbatimChar"/>
     <w:rPr>
+      <w:rFonts w:eastAsia="黑体"/>
       <w:color w:val="4070a0"/>
     </w:rPr>
   </w:style>
@@ -14739,6 +15399,7 @@
     <w:name w:val="StringTok"/>
     <w:basedOn w:val="VerbatimChar"/>
     <w:rPr>
+      <w:rFonts w:eastAsia="黑体"/>
       <w:color w:val="4070a0"/>
     </w:rPr>
   </w:style>
@@ -14746,6 +15407,7 @@
     <w:name w:val="VerbatimStringTok"/>
     <w:basedOn w:val="VerbatimChar"/>
     <w:rPr>
+      <w:rFonts w:eastAsia="黑体"/>
       <w:color w:val="4070a0"/>
     </w:rPr>
   </w:style>
@@ -14753,6 +15415,7 @@
     <w:name w:val="SpecialStringTok"/>
     <w:basedOn w:val="VerbatimChar"/>
     <w:rPr>
+      <w:rFonts w:eastAsia="黑体"/>
       <w:color w:val="bb6688"/>
     </w:rPr>
   </w:style>
@@ -14760,6 +15423,7 @@
     <w:name w:val="ImportTok"/>
     <w:basedOn w:val="VerbatimChar"/>
     <w:rPr>
+      <w:rFonts w:eastAsia="黑体"/>
       <w:b/>
       <w:color w:val="008000"/>
     </w:rPr>
@@ -14768,6 +15432,7 @@
     <w:name w:val="CommentTok"/>
     <w:basedOn w:val="VerbatimChar"/>
     <w:rPr>
+      <w:rFonts w:eastAsia="黑体"/>
       <w:i/>
       <w:color w:val="60a0b0"/>
     </w:rPr>
@@ -14776,6 +15441,7 @@
     <w:name w:val="DocumentationTok"/>
     <w:basedOn w:val="VerbatimChar"/>
     <w:rPr>
+      <w:rFonts w:eastAsia="黑体"/>
       <w:i/>
       <w:color w:val="ba2121"/>
     </w:rPr>
@@ -14784,6 +15450,7 @@
     <w:name w:val="AnnotationTok"/>
     <w:basedOn w:val="VerbatimChar"/>
     <w:rPr>
+      <w:rFonts w:eastAsia="黑体"/>
       <w:b/>
       <w:i/>
       <w:color w:val="60a0b0"/>
@@ -14793,6 +15460,7 @@
     <w:name w:val="CommentVarTok"/>
     <w:basedOn w:val="VerbatimChar"/>
     <w:rPr>
+      <w:rFonts w:eastAsia="黑体"/>
       <w:b/>
       <w:i/>
       <w:color w:val="60a0b0"/>
@@ -14802,6 +15470,7 @@
     <w:name w:val="OtherTok"/>
     <w:basedOn w:val="VerbatimChar"/>
     <w:rPr>
+      <w:rFonts w:eastAsia="黑体"/>
       <w:color w:val="007020"/>
     </w:rPr>
   </w:style>
@@ -14809,6 +15478,7 @@
     <w:name w:val="FunctionTok"/>
     <w:basedOn w:val="VerbatimChar"/>
     <w:rPr>
+      <w:rFonts w:eastAsia="黑体"/>
       <w:color w:val="06287e"/>
     </w:rPr>
   </w:style>
@@ -14816,6 +15486,7 @@
     <w:name w:val="VariableTok"/>
     <w:basedOn w:val="VerbatimChar"/>
     <w:rPr>
+      <w:rFonts w:eastAsia="黑体"/>
       <w:color w:val="19177c"/>
     </w:rPr>
   </w:style>
@@ -14823,6 +15494,7 @@
     <w:name w:val="ControlFlowTok"/>
     <w:basedOn w:val="VerbatimChar"/>
     <w:rPr>
+      <w:rFonts w:eastAsia="黑体"/>
       <w:b/>
       <w:color w:val="007020"/>
     </w:rPr>
@@ -14831,6 +15503,7 @@
     <w:name w:val="OperatorTok"/>
     <w:basedOn w:val="VerbatimChar"/>
     <w:rPr>
+      <w:rFonts w:eastAsia="黑体"/>
       <w:color w:val="666666"/>
     </w:rPr>
   </w:style>
@@ -14838,18 +15511,22 @@
     <w:name w:val="BuiltInTok"/>
     <w:basedOn w:val="VerbatimChar"/>
     <w:rPr>
+      <w:rFonts w:eastAsia="黑体"/>
       <w:color w:val="008000"/>
     </w:rPr>
   </w:style>
   <w:style w:type="character" w:customStyle="1" w:styleId="ExtensionTok">
     <w:name w:val="ExtensionTok"/>
     <w:basedOn w:val="VerbatimChar"/>
-    <w:rPr/>
+    <w:rPr>
+      <w:rFonts w:eastAsia="黑体"/>
+    </w:rPr>
   </w:style>
   <w:style w:type="character" w:customStyle="1" w:styleId="PreprocessorTok">
     <w:name w:val="PreprocessorTok"/>
     <w:basedOn w:val="VerbatimChar"/>
     <w:rPr>
+      <w:rFonts w:eastAsia="黑体"/>
       <w:color w:val="bc7a00"/>
     </w:rPr>
   </w:style>
@@ -14857,18 +15534,22 @@
     <w:name w:val="AttributeTok"/>
     <w:basedOn w:val="VerbatimChar"/>
     <w:rPr>
+      <w:rFonts w:eastAsia="黑体"/>
       <w:color w:val="7d9029"/>
     </w:rPr>
   </w:style>
   <w:style w:type="character" w:customStyle="1" w:styleId="RegionMarkerTok">
     <w:name w:val="RegionMarkerTok"/>
     <w:basedOn w:val="VerbatimChar"/>
-    <w:rPr/>
+    <w:rPr>
+      <w:rFonts w:eastAsia="黑体"/>
+    </w:rPr>
   </w:style>
   <w:style w:type="character" w:customStyle="1" w:styleId="InformationTok">
     <w:name w:val="InformationTok"/>
     <w:basedOn w:val="VerbatimChar"/>
     <w:rPr>
+      <w:rFonts w:eastAsia="黑体"/>
       <w:b/>
       <w:i/>
       <w:color w:val="60a0b0"/>
@@ -14878,6 +15559,7 @@
     <w:name w:val="WarningTok"/>
     <w:basedOn w:val="VerbatimChar"/>
     <w:rPr>
+      <w:rFonts w:eastAsia="黑体"/>
       <w:b/>
       <w:i/>
       <w:color w:val="60a0b0"/>
@@ -14887,6 +15569,7 @@
     <w:name w:val="AlertTok"/>
     <w:basedOn w:val="VerbatimChar"/>
     <w:rPr>
+      <w:rFonts w:eastAsia="黑体"/>
       <w:b/>
       <w:color w:val="ff0000"/>
     </w:rPr>
@@ -14895,6 +15578,7 @@
     <w:name w:val="ErrorTok"/>
     <w:basedOn w:val="VerbatimChar"/>
     <w:rPr>
+      <w:rFonts w:eastAsia="黑体"/>
       <w:b/>
       <w:color w:val="ff0000"/>
     </w:rPr>
@@ -14902,7 +15586,9 @@
   <w:style w:type="character" w:customStyle="1" w:styleId="NormalTok">
     <w:name w:val="NormalTok"/>
     <w:basedOn w:val="VerbatimChar"/>
-    <w:rPr/>
+    <w:rPr>
+      <w:rFonts w:eastAsia="黑体"/>
+    </w:rPr>
   </w:style>
 </w:styles>
 </file>
@@ -14951,12 +15637,12 @@
     <a:fontScheme name="Office">
       <a:majorFont>
         <a:latin typeface="Calibri"/>
-        <a:ea typeface=""/>
+        <a:ea typeface="黑体"/>
         <a:cs typeface=""/>
         <a:font script="Jpan" typeface="ＭＳ ゴシック"/>
         <a:font script="Hang" typeface="맑은 고딕"/>
-        <a:font script="Hans" typeface="宋体"/>
-        <a:font script="Hant" typeface="新細明體"/>
+        <a:font script="Hans" typeface="黑体"/>
+        <a:font script="Hant" typeface="黑体"/>
         <a:font script="Arab" typeface="Times New Roman"/>
         <a:font script="Hebr" typeface="Times New Roman"/>
         <a:font script="Thai" typeface="Angsana New"/>
@@ -14986,12 +15672,12 @@
       </a:majorFont>
       <a:minorFont>
         <a:latin typeface="Cambria"/>
-        <a:ea typeface=""/>
+        <a:ea typeface="黑体"/>
         <a:cs typeface=""/>
         <a:font script="Jpan" typeface="ＭＳ 明朝"/>
         <a:font script="Hang" typeface="맑은 고딕"/>
-        <a:font script="Hans" typeface="宋体"/>
-        <a:font script="Hant" typeface="新細明體"/>
+        <a:font script="Hans" typeface="黑体"/>
+        <a:font script="Hant" typeface="黑体"/>
         <a:font script="Arab" typeface="Arial"/>
         <a:font script="Hebr" typeface="Arial"/>
         <a:font script="Thai" typeface="Cordia New"/>

--- a/08-传感器电路/10-生物传感器电路/心率检测电路/心率检测电路.docx
+++ b/08-传感器电路/10-生物传感器电路/心率检测电路/心率检测电路.docx
@@ -2566,7 +2566,7 @@
           <w:color w:val="555555"/>
           <w:sz w:val="21"/>
         </w:rPr>
-        <w:t>材料收集者：杜文杰，WX手机：19519196569，QQ:3478827729</w:t>
+        <w:t>材料收集者：杜文杰，微信/手机：19519196569，QQ:3478827729</w:t>
       </w:r>
     </w:p>
     <w:sectPr>
